--- a/FP_Team2_74613_75207.docx
+++ b/FP_Team2_74613_75207.docx
@@ -1,6 +1,6 @@
 
 <file path=word/document.xml><?xml version="1.0" encoding="utf-8"?>
-<w:document xmlns:wpc="http://schemas.microsoft.com/office/word/2010/wordprocessingCanvas" xmlns:cx="http://schemas.microsoft.com/office/drawing/2014/chartex" xmlns:cx1="http://schemas.microsoft.com/office/drawing/2015/9/8/chartex" xmlns:cx2="http://schemas.microsoft.com/office/drawing/2015/10/21/chartex" xmlns:cx3="http://schemas.microsoft.com/office/drawing/2016/5/9/chartex" xmlns:cx4="http://schemas.microsoft.com/office/drawing/2016/5/10/chartex" xmlns:cx5="http://schemas.microsoft.com/office/drawing/2016/5/11/chartex" xmlns:cx6="http://schemas.microsoft.com/office/drawing/2016/5/12/chartex" xmlns:cx7="http://schemas.microsoft.com/office/drawing/2016/5/13/chartex" xmlns:cx8="http://schemas.microsoft.com/office/drawing/2016/5/14/chartex" xmlns:mc="http://schemas.openxmlformats.org/markup-compatibility/2006" xmlns:aink="http://schemas.microsoft.com/office/drawing/2016/ink" xmlns:am3d="http://schemas.microsoft.com/office/drawing/2017/model3d" xmlns:o="urn:schemas-microsoft-com:office:office" xmlns:oel="http://schemas.microsoft.com/office/2019/extlst" xmlns:r="http://schemas.openxmlformats.org/officeDocument/2006/relationships" xmlns:m="http://schemas.openxmlformats.org/officeDocument/2006/math" xmlns:v="urn:schemas-microsoft-com:vml" xmlns:wp14="http://schemas.microsoft.com/office/word/2010/wordprocessingDrawing" xmlns:wp="http://schemas.openxmlformats.org/drawingml/2006/wordprocessingDrawing" xmlns:w10="urn:schemas-microsoft-com:office:word" xmlns:w="http://schemas.openxmlformats.org/wordprocessingml/2006/main" xmlns:w14="http://schemas.microsoft.com/office/word/2010/wordml" xmlns:w15="http://schemas.microsoft.com/office/word/2012/wordml" xmlns:w16cex="http://schemas.microsoft.com/office/word/2018/wordml/cex" xmlns:w16cid="http://schemas.microsoft.com/office/word/2016/wordml/cid" xmlns:w16="http://schemas.microsoft.com/office/word/2018/wordml" xmlns:w16du="http://schemas.microsoft.com/office/word/2023/wordml/word16du" xmlns:w16sdtdh="http://schemas.microsoft.com/office/word/2020/wordml/sdtdatahash" xmlns:w16sdtfl="http://schemas.microsoft.com/office/word/2024/wordml/sdtformatlock" xmlns:w16se="http://schemas.microsoft.com/office/word/2015/wordml/symex" xmlns:wpg="http://schemas.microsoft.com/office/word/2010/wordprocessingGroup" xmlns:wpi="http://schemas.microsoft.com/office/word/2010/wordprocessingInk" xmlns:wne="http://schemas.microsoft.com/office/word/2006/wordml" xmlns:wps="http://schemas.microsoft.com/office/word/2010/wordprocessingShape" mc:Ignorable="w14 w15 w16se w16cid w16 w16cex w16sdtdh w16sdtfl w16du wp14">
+<w:document xmlns:wpc="http://schemas.microsoft.com/office/word/2010/wordprocessingCanvas" xmlns:cx="http://schemas.microsoft.com/office/drawing/2014/chartex" xmlns:mc="http://schemas.openxmlformats.org/markup-compatibility/2006" xmlns:o="urn:schemas-microsoft-com:office:office" xmlns:r="http://schemas.openxmlformats.org/officeDocument/2006/relationships" xmlns:m="http://schemas.openxmlformats.org/officeDocument/2006/math" xmlns:v="urn:schemas-microsoft-com:vml" xmlns:wp14="http://schemas.microsoft.com/office/word/2010/wordprocessingDrawing" xmlns:wp="http://schemas.openxmlformats.org/drawingml/2006/wordprocessingDrawing" xmlns:w10="urn:schemas-microsoft-com:office:word" xmlns:w="http://schemas.openxmlformats.org/wordprocessingml/2006/main" xmlns:w14="http://schemas.microsoft.com/office/word/2010/wordml" xmlns:w15="http://schemas.microsoft.com/office/word/2012/wordml" xmlns:w16se="http://schemas.microsoft.com/office/word/2015/wordml/symex" xmlns:wpg="http://schemas.microsoft.com/office/word/2010/wordprocessingGroup" xmlns:wpi="http://schemas.microsoft.com/office/word/2010/wordprocessingInk" xmlns:wne="http://schemas.microsoft.com/office/word/2006/wordml" xmlns:wps="http://schemas.microsoft.com/office/word/2010/wordprocessingShape" mc:Ignorable="w14 w15 w16se wp14">
   <w:body>
     <w:p>
       <w:pPr>
@@ -32,7 +32,23 @@
           <w:b/>
           <w:sz w:val="44"/>
         </w:rPr>
-        <w:t xml:space="preserve"> Imagem </w:t>
+        <w:t xml:space="preserve"> </w:t>
+      </w:r>
+      <w:proofErr w:type="spellStart"/>
+      <w:r>
+        <w:rPr>
+          <w:b/>
+          <w:sz w:val="44"/>
+        </w:rPr>
+        <w:t>Imagem</w:t>
+      </w:r>
+      <w:proofErr w:type="spellEnd"/>
+      <w:r>
+        <w:rPr>
+          <w:b/>
+          <w:sz w:val="44"/>
+        </w:rPr>
+        <w:t xml:space="preserve"> </w:t>
       </w:r>
       <w:proofErr w:type="spellStart"/>
       <w:r>
@@ -115,51 +131,23 @@
           <w:b/>
           <w:sz w:val="36"/>
         </w:rPr>
-        <w:t>2</w:t>
-      </w:r>
+        <w:t xml:space="preserve">2º </w:t>
+      </w:r>
+      <w:proofErr w:type="spellStart"/>
       <w:r>
         <w:rPr>
           <w:b/>
           <w:sz w:val="36"/>
         </w:rPr>
-        <w:t xml:space="preserve">º </w:t>
-      </w:r>
-      <w:proofErr w:type="spellStart"/>
+        <w:t>semestre</w:t>
+      </w:r>
+      <w:proofErr w:type="spellEnd"/>
       <w:r>
         <w:rPr>
           <w:b/>
           <w:sz w:val="36"/>
         </w:rPr>
-        <w:t>semestre</w:t>
-      </w:r>
-      <w:proofErr w:type="spellEnd"/>
-      <w:r>
-        <w:rPr>
-          <w:b/>
-          <w:sz w:val="36"/>
-        </w:rPr>
-        <w:t xml:space="preserve"> 202</w:t>
-      </w:r>
-      <w:r>
-        <w:rPr>
-          <w:b/>
-          <w:sz w:val="36"/>
-        </w:rPr>
-        <w:t>5</w:t>
-      </w:r>
-      <w:r>
-        <w:rPr>
-          <w:b/>
-          <w:sz w:val="36"/>
-        </w:rPr>
-        <w:t>/202</w:t>
-      </w:r>
-      <w:r>
-        <w:rPr>
-          <w:b/>
-          <w:sz w:val="36"/>
-        </w:rPr>
-        <w:t>6</w:t>
+        <w:t xml:space="preserve"> 2025/2026</w:t>
       </w:r>
     </w:p>
     <w:p>
@@ -202,6 +190,7 @@
           <w:i/>
           <w:noProof/>
           <w:sz w:val="28"/>
+          <w:lang w:val="pt-PT" w:eastAsia="pt-PT" w:bidi="ar-SA"/>
         </w:rPr>
         <w:drawing>
           <wp:inline distT="0" distB="0" distL="0" distR="0" wp14:anchorId="44942FF7" wp14:editId="6D702218">
@@ -405,8 +394,17 @@
           <w:i/>
           <w:sz w:val="28"/>
         </w:rPr>
-        <w:t>Ricardo Vigário</w:t>
-      </w:r>
+        <w:t xml:space="preserve">Ricardo </w:t>
+      </w:r>
+      <w:proofErr w:type="spellStart"/>
+      <w:r>
+        <w:rPr>
+          <w:i/>
+          <w:sz w:val="28"/>
+        </w:rPr>
+        <w:t>Vigário</w:t>
+      </w:r>
+      <w:proofErr w:type="spellEnd"/>
       <w:r>
         <w:rPr>
           <w:i/>
@@ -508,6 +506,7 @@
           <w:rFonts w:ascii="Calibri" w:eastAsia="Calibri" w:hAnsi="Calibri" w:cs="Calibri"/>
           <w:noProof/>
           <w:sz w:val="22"/>
+          <w:lang w:val="pt-PT" w:eastAsia="pt-PT" w:bidi="ar-SA"/>
         </w:rPr>
         <mc:AlternateContent>
           <mc:Choice Requires="wpg">
@@ -1171,8 +1170,8 @@
           </mc:Choice>
           <mc:Fallback>
             <w:pict>
-              <v:group w14:anchorId="0F08923B" id="Group 11076" o:spid="_x0000_s1026" alt="NOVA School of Science and Technology – Wikipédia, a enciclopédia livre" style="position:absolute;left:0;text-align:left;margin-left:0;margin-top:0;width:595.45pt;height:166.15pt;z-index:251658240;mso-position-horizontal-relative:page;mso-position-vertical-relative:page" coordsize="75620,21103" o:gfxdata="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">
-                <v:rect id="Rectangle 814" o:spid="_x0000_s1027" style="position:absolute;left:37810;top:4616;width:518;height:2079;visibility:visible;mso-wrap-style:square;v-text-anchor:top" o:gfxdata="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" filled="f" stroked="f">
+              <v:group w14:anchorId="0F08923B" id="Group 11076" o:spid="_x0000_s1026" alt="NOVA School of Science and Technology – Wikipédia, a enciclopédia livre" style="position:absolute;left:0;text-align:left;margin-left:0;margin-top:0;width:595.45pt;height:166.15pt;z-index:251658240;mso-position-horizontal-relative:page;mso-position-vertical-relative:page" coordsize="75620,21103" o:gfxdata="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">
+                <v:rect id="Rectangle 814" o:spid="_x0000_s1027" style="position:absolute;left:37810;top:4616;width:518;height:2079;visibility:visible;mso-wrap-style:square;v-text-anchor:top" o:gfxdata="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" filled="f" stroked="f">
                   <v:textbox inset="0,0,0,0">
                     <w:txbxContent>
                       <w:p>
@@ -1191,7 +1190,7 @@
                     </w:txbxContent>
                   </v:textbox>
                 </v:rect>
-                <v:rect id="Rectangle 815" o:spid="_x0000_s1028" style="position:absolute;left:4575;top:6426;width:563;height:2260;visibility:visible;mso-wrap-style:square;v-text-anchor:top" o:gfxdata="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" filled="f" stroked="f">
+                <v:rect id="Rectangle 815" o:spid="_x0000_s1028" style="position:absolute;left:4575;top:6426;width:563;height:2260;visibility:visible;mso-wrap-style:square;v-text-anchor:top" o:gfxdata="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" filled="f" stroked="f">
                   <v:textbox inset="0,0,0,0">
                     <w:txbxContent>
                       <w:p>
@@ -1211,7 +1210,7 @@
                     </w:txbxContent>
                   </v:textbox>
                 </v:rect>
-                <v:rect id="Rectangle 816" o:spid="_x0000_s1029" style="position:absolute;left:4575;top:8437;width:563;height:2260;visibility:visible;mso-wrap-style:square;v-text-anchor:top" o:gfxdata="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" filled="f" stroked="f">
+                <v:rect id="Rectangle 816" o:spid="_x0000_s1029" style="position:absolute;left:4575;top:8437;width:563;height:2260;visibility:visible;mso-wrap-style:square;v-text-anchor:top" o:gfxdata="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" filled="f" stroked="f">
                   <v:textbox inset="0,0,0,0">
                     <w:txbxContent>
                       <w:p>
@@ -1231,7 +1230,7 @@
                     </w:txbxContent>
                   </v:textbox>
                 </v:rect>
-                <v:rect id="Rectangle 817" o:spid="_x0000_s1030" style="position:absolute;left:4575;top:10449;width:23102;height:2260;visibility:visible;mso-wrap-style:square;v-text-anchor:top" o:gfxdata="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" filled="f" stroked="f">
+                <v:rect id="Rectangle 817" o:spid="_x0000_s1030" style="position:absolute;left:4575;top:10449;width:23102;height:2260;visibility:visible;mso-wrap-style:square;v-text-anchor:top" o:gfxdata="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" filled="f" stroked="f">
                   <v:textbox inset="0,0,0,0">
                     <w:txbxContent>
                       <w:p>
@@ -1251,7 +1250,7 @@
                     </w:txbxContent>
                   </v:textbox>
                 </v:rect>
-                <v:rect id="Rectangle 818" o:spid="_x0000_s1031" style="position:absolute;left:21954;top:10449;width:3401;height:2260;visibility:visible;mso-wrap-style:square;v-text-anchor:top" o:gfxdata="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" filled="f" stroked="f">
+                <v:rect id="Rectangle 818" o:spid="_x0000_s1031" style="position:absolute;left:21954;top:10449;width:3401;height:2260;visibility:visible;mso-wrap-style:square;v-text-anchor:top" o:gfxdata="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" filled="f" stroked="f">
                   <v:textbox inset="0,0,0,0">
                     <w:txbxContent>
                       <w:p>
@@ -1271,7 +1270,7 @@
                     </w:txbxContent>
                   </v:textbox>
                 </v:rect>
-                <v:rect id="Rectangle 819" o:spid="_x0000_s1032" style="position:absolute;left:24484;top:10449;width:563;height:2260;visibility:visible;mso-wrap-style:square;v-text-anchor:top" o:gfxdata="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" filled="f" stroked="f">
+                <v:rect id="Rectangle 819" o:spid="_x0000_s1032" style="position:absolute;left:24484;top:10449;width:563;height:2260;visibility:visible;mso-wrap-style:square;v-text-anchor:top" o:gfxdata="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" filled="f" stroked="f">
                   <v:textbox inset="0,0,0,0">
                     <w:txbxContent>
                       <w:p>
@@ -1291,7 +1290,7 @@
                     </w:txbxContent>
                   </v:textbox>
                 </v:rect>
-                <v:rect id="Rectangle 820" o:spid="_x0000_s1033" style="position:absolute;left:4575;top:12461;width:563;height:2260;visibility:visible;mso-wrap-style:square;v-text-anchor:top" o:gfxdata="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" filled="f" stroked="f">
+                <v:rect id="Rectangle 820" o:spid="_x0000_s1033" style="position:absolute;left:4575;top:12461;width:563;height:2260;visibility:visible;mso-wrap-style:square;v-text-anchor:top" o:gfxdata="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" filled="f" stroked="f">
                   <v:textbox inset="0,0,0,0">
                     <w:txbxContent>
                       <w:p>
@@ -1311,7 +1310,7 @@
                     </w:txbxContent>
                   </v:textbox>
                 </v:rect>
-                <v:rect id="Rectangle 821" o:spid="_x0000_s1034" style="position:absolute;left:4575;top:14472;width:563;height:2260;visibility:visible;mso-wrap-style:square;v-text-anchor:top" o:gfxdata="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" filled="f" stroked="f">
+                <v:rect id="Rectangle 821" o:spid="_x0000_s1034" style="position:absolute;left:4575;top:14472;width:563;height:2260;visibility:visible;mso-wrap-style:square;v-text-anchor:top" o:gfxdata="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" filled="f" stroked="f">
                   <v:textbox inset="0,0,0,0">
                     <w:txbxContent>
                       <w:p>
@@ -1331,7 +1330,7 @@
                     </w:txbxContent>
                   </v:textbox>
                 </v:rect>
-                <v:rect id="Rectangle 822" o:spid="_x0000_s1035" style="position:absolute;left:4575;top:16488;width:563;height:2260;visibility:visible;mso-wrap-style:square;v-text-anchor:top" o:gfxdata="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" filled="f" stroked="f">
+                <v:rect id="Rectangle 822" o:spid="_x0000_s1035" style="position:absolute;left:4575;top:16488;width:563;height:2260;visibility:visible;mso-wrap-style:square;v-text-anchor:top" o:gfxdata="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" filled="f" stroked="f">
                   <v:textbox inset="0,0,0,0">
                     <w:txbxContent>
                       <w:p>
@@ -1351,7 +1350,7 @@
                     </w:txbxContent>
                   </v:textbox>
                 </v:rect>
-                <v:rect id="Rectangle 823" o:spid="_x0000_s1036" style="position:absolute;left:4575;top:18500;width:563;height:2260;visibility:visible;mso-wrap-style:square;v-text-anchor:top" o:gfxdata="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" filled="f" stroked="f">
+                <v:rect id="Rectangle 823" o:spid="_x0000_s1036" style="position:absolute;left:4575;top:18500;width:563;height:2260;visibility:visible;mso-wrap-style:square;v-text-anchor:top" o:gfxdata="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" filled="f" stroked="f">
                   <v:textbox inset="0,0,0,0">
                     <w:txbxContent>
                       <w:p>
@@ -1390,27 +1389,27 @@
                   <v:path o:extrusionok="f" gradientshapeok="t" o:connecttype="rect"/>
                   <o:lock v:ext="edit" aspectratio="t"/>
                 </v:shapetype>
-                <v:shape id="Picture 909" o:spid="_x0000_s1037" type="#_x0000_t75" style="position:absolute;left:27470;top:6477;width:20682;height:14626;visibility:visible;mso-wrap-style:square" o:gfxdata="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">
+                <v:shape id="Picture 909" o:spid="_x0000_s1037" type="#_x0000_t75" style="position:absolute;left:27470;top:6477;width:20682;height:14626;visibility:visible;mso-wrap-style:square" o:gfxdata="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">
                   <v:imagedata r:id="rId11" o:title=""/>
                 </v:shape>
-                <v:shape id="Picture 13342" o:spid="_x0000_s1038" type="#_x0000_t75" style="position:absolute;left:20401;width:55016;height:12222;visibility:visible;mso-wrap-style:square" o:gfxdata="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">
+                <v:shape id="Picture 13342" o:spid="_x0000_s1038" type="#_x0000_t75" style="position:absolute;left:20401;width:55016;height:12222;visibility:visible;mso-wrap-style:square" o:gfxdata="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">
                   <v:imagedata r:id="rId12" o:title=""/>
                 </v:shape>
-                <v:shape id="Shape 912" o:spid="_x0000_s1039" style="position:absolute;left:23190;width:52430;height:11660;visibility:visible;mso-wrap-style:square;v-text-anchor:top" coordsize="5243067,1166086" o:gfxdata="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" path="m,l5243067,r,1166086l,xe" fillcolor="#0070c0" stroked="f" strokeweight="0">
+                <v:shape id="Shape 912" o:spid="_x0000_s1039" style="position:absolute;left:23190;width:52430;height:11660;visibility:visible;mso-wrap-style:square;v-text-anchor:top" coordsize="5243067,1166086" o:gfxdata="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" path="m,l5243067,r,1166086l,xe" fillcolor="#0070c0" stroked="f" strokeweight="0">
                   <v:stroke miterlimit="83231f" joinstyle="miter"/>
                   <v:path arrowok="t" textboxrect="0,0,5243067,1166086"/>
                 </v:shape>
-                <v:shape id="Shape 913" o:spid="_x0000_s1040" style="position:absolute;left:23190;width:52430;height:11660;visibility:visible;mso-wrap-style:square;v-text-anchor:top" coordsize="5243068,1166086" o:gfxdata="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" path="m5243068,1166086l,e" filled="f" strokecolor="#0070c0">
+                <v:shape id="Shape 913" o:spid="_x0000_s1040" style="position:absolute;left:23190;width:52430;height:11660;visibility:visible;mso-wrap-style:square;v-text-anchor:top" coordsize="5243068,1166086" o:gfxdata="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" path="m5243068,1166086l,e" filled="f" strokecolor="#0070c0">
                   <v:path arrowok="t" textboxrect="0,0,5243068,1166086"/>
                 </v:shape>
-                <v:shape id="Picture 13343" o:spid="_x0000_s1041" type="#_x0000_t75" style="position:absolute;width:42885;height:14142;visibility:visible;mso-wrap-style:square" o:gfxdata="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">
+                <v:shape id="Picture 13343" o:spid="_x0000_s1041" type="#_x0000_t75" style="position:absolute;width:42885;height:14142;visibility:visible;mso-wrap-style:square" o:gfxdata="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">
                   <v:imagedata r:id="rId13" o:title=""/>
                 </v:shape>
-                <v:shape id="Shape 916" o:spid="_x0000_s1042" style="position:absolute;width:41020;height:13589;visibility:visible;mso-wrap-style:square;v-text-anchor:top" coordsize="4102080,1358920" o:gfxdata="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" path="m,l4102080,,,1358920,,xe" fillcolor="#002060" stroked="f" strokeweight="0">
+                <v:shape id="Shape 916" o:spid="_x0000_s1042" style="position:absolute;width:41020;height:13589;visibility:visible;mso-wrap-style:square;v-text-anchor:top" coordsize="4102080,1358920" o:gfxdata="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" path="m,l4102080,,,1358920,,xe" fillcolor="#002060" stroked="f" strokeweight="0">
                   <v:stroke miterlimit="83231f" joinstyle="miter"/>
                   <v:path arrowok="t" textboxrect="0,0,4102080,1358920"/>
                 </v:shape>
-                <v:shape id="Shape 917" o:spid="_x0000_s1043" style="position:absolute;width:41020;height:13589;visibility:visible;mso-wrap-style:square;v-text-anchor:top" coordsize="4102080,1358920" o:gfxdata="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" path="m,1358920l4102080,e" filled="f" strokecolor="#002060">
+                <v:shape id="Shape 917" o:spid="_x0000_s1043" style="position:absolute;width:41020;height:13589;visibility:visible;mso-wrap-style:square;v-text-anchor:top" coordsize="4102080,1358920" o:gfxdata="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" path="m,1358920l4102080,e" filled="f" strokecolor="#002060">
                   <v:path arrowok="t" textboxrect="0,0,4102080,1358920"/>
                 </v:shape>
                 <w10:wrap type="topAndBottom" anchorx="page" anchory="page"/>
@@ -1441,7 +1440,7 @@
     </w:p>
     <w:p>
       <w:pPr>
-        <w:pStyle w:val="Ttulo3"/>
+        <w:pStyle w:val="Cabealho3"/>
         <w:jc w:val="center"/>
         <w:rPr>
           <w:rFonts w:ascii="Times New Roman" w:eastAsia="Times New Roman" w:hAnsi="Times New Roman" w:cs="Times New Roman"/>
@@ -1487,7 +1486,7 @@
           <w:szCs w:val="28"/>
           <w:u w:val="single"/>
         </w:rPr>
-        <w:t xml:space="preserve"> da Imagem e do </w:t>
+        <w:t xml:space="preserve"> da </w:t>
       </w:r>
       <w:proofErr w:type="spellStart"/>
       <w:r>
@@ -1496,6 +1495,24 @@
           <w:szCs w:val="28"/>
           <w:u w:val="single"/>
         </w:rPr>
+        <w:t>Imagem</w:t>
+      </w:r>
+      <w:proofErr w:type="spellEnd"/>
+      <w:r>
+        <w:rPr>
+          <w:sz w:val="28"/>
+          <w:szCs w:val="28"/>
+          <w:u w:val="single"/>
+        </w:rPr>
+        <w:t xml:space="preserve"> e do </w:t>
+      </w:r>
+      <w:proofErr w:type="spellStart"/>
+      <w:r>
+        <w:rPr>
+          <w:sz w:val="28"/>
+          <w:szCs w:val="28"/>
+          <w:u w:val="single"/>
+        </w:rPr>
         <w:t>Problema</w:t>
       </w:r>
       <w:proofErr w:type="spellEnd"/>
@@ -1503,6 +1520,7 @@
     <w:p>
       <w:pPr>
         <w:pStyle w:val="NormalWeb"/>
+        <w:jc w:val="both"/>
         <w:rPr>
           <w:sz w:val="22"/>
           <w:szCs w:val="22"/>
@@ -1545,21 +1563,7 @@
           <w:sz w:val="22"/>
           <w:szCs w:val="22"/>
         </w:rPr>
-        <w:t>T02_brain_mri_axial.jpg</w:t>
-      </w:r>
-      <w:r>
-        <w:rPr>
-          <w:sz w:val="22"/>
-          <w:szCs w:val="22"/>
-        </w:rPr>
-        <w:t>”</w:t>
-      </w:r>
-      <w:r>
-        <w:rPr>
-          <w:sz w:val="22"/>
-          <w:szCs w:val="22"/>
-        </w:rPr>
-        <w:t>) corresponde a uma Ressonância Magnética (RM)</w:t>
+        <w:t>T02_brain_mri_axial.jpg”) corresponde a uma Ressonância Magnética (RM)</w:t>
       </w:r>
       <w:r>
         <w:rPr>
@@ -1605,29 +1609,7 @@
           <w:sz w:val="22"/>
           <w:szCs w:val="22"/>
         </w:rPr>
-        <w:t xml:space="preserve"> (escuros). As principais estruturas visíveis incluem o parênquima cerebral (córtex, cerebelo e tronco cerebral), o corpo caloso, os ventrículos, a calote craniana e os tecidos moles faciais e do couro cabeludo</w:t>
-      </w:r>
-      <w:r>
-        <w:rPr>
-          <w:sz w:val="22"/>
-          <w:szCs w:val="22"/>
-        </w:rPr>
-        <w:t xml:space="preserve"> (</w:t>
-      </w:r>
-      <w:r>
-        <w:rPr>
-          <w:color w:val="EE0000"/>
-          <w:sz w:val="22"/>
-          <w:szCs w:val="22"/>
-        </w:rPr>
-        <w:t>Isto das estruturas foi o chat que disse, vê se concordas)</w:t>
-      </w:r>
-      <w:r>
-        <w:rPr>
-          <w:sz w:val="22"/>
-          <w:szCs w:val="22"/>
-        </w:rPr>
-        <w:t xml:space="preserve">. O objetivo </w:t>
+        <w:t xml:space="preserve"> (escuros). As principais estruturas visíveis incluem o parênquima cerebral (córtex, cerebelo e tronco cerebral), o corpo caloso, os ventrículos, a calote craniana e os tecidos moles faciais e do couro cabeludo. O objetivo </w:t>
       </w:r>
       <w:r>
         <w:rPr>
@@ -1668,6 +1650,7 @@
     <w:p>
       <w:pPr>
         <w:pStyle w:val="NormalWeb"/>
+        <w:jc w:val="both"/>
         <w:rPr>
           <w:sz w:val="22"/>
           <w:szCs w:val="22"/>
@@ -1807,6 +1790,7 @@
     <w:p>
       <w:pPr>
         <w:pStyle w:val="NormalWeb"/>
+        <w:jc w:val="both"/>
         <w:rPr>
           <w:sz w:val="22"/>
           <w:szCs w:val="22"/>
@@ -1837,19 +1821,297 @@
         </w:rPr>
         <w:t xml:space="preserve"> </w:t>
       </w:r>
-    </w:p>
-    <w:p>
-      <w:pPr>
-        <w:pStyle w:val="NormalWeb"/>
-        <w:rPr>
-          <w:sz w:val="22"/>
-          <w:szCs w:val="22"/>
-        </w:rPr>
-      </w:pPr>
-    </w:p>
-    <w:p>
-      <w:pPr>
-        <w:pStyle w:val="Ttulo3"/>
+      <w:r>
+        <w:rPr>
+          <w:sz w:val="22"/>
+          <w:szCs w:val="22"/>
+        </w:rPr>
+        <w:t>A imagem original apresentava pouco contraste e brilho não uniforme</w:t>
+      </w:r>
+      <w:r>
+        <w:rPr>
+          <w:sz w:val="22"/>
+          <w:szCs w:val="22"/>
+        </w:rPr>
+        <w:t xml:space="preserve">, que poderá ser evidenciando no histograma da imagem, onde, por mais que se descreva </w:t>
+      </w:r>
+      <w:proofErr w:type="spellStart"/>
+      <w:r>
+        <w:rPr>
+          <w:sz w:val="22"/>
+          <w:szCs w:val="22"/>
+        </w:rPr>
+        <w:t>bimodal</w:t>
+      </w:r>
+      <w:proofErr w:type="spellEnd"/>
+      <w:r>
+        <w:rPr>
+          <w:sz w:val="22"/>
+          <w:szCs w:val="22"/>
+        </w:rPr>
+        <w:t>, apresenta uma grande proximidade de intensidade entre os dois picos</w:t>
+      </w:r>
+      <w:r>
+        <w:rPr>
+          <w:sz w:val="22"/>
+          <w:szCs w:val="22"/>
+        </w:rPr>
+        <w:t xml:space="preserve"> e um vale pouco profundo entre eles</w:t>
+      </w:r>
+      <w:r>
+        <w:rPr>
+          <w:sz w:val="22"/>
+          <w:szCs w:val="22"/>
+        </w:rPr>
+        <w:t>, significando que existe uma desequilibrada distribuição das intensidades dos pixéis</w:t>
+      </w:r>
+      <w:r>
+        <w:rPr>
+          <w:sz w:val="22"/>
+          <w:szCs w:val="22"/>
+        </w:rPr>
+        <w:t>.</w:t>
+      </w:r>
+      <w:r>
+        <w:rPr>
+          <w:sz w:val="22"/>
+          <w:szCs w:val="22"/>
+        </w:rPr>
+        <w:t xml:space="preserve">  (Colocar histograma) </w:t>
+      </w:r>
+      <w:r>
+        <w:rPr>
+          <w:sz w:val="22"/>
+          <w:szCs w:val="22"/>
+        </w:rPr>
+        <w:t xml:space="preserve">Como se pretende aplicar um método de segmentação, imagens </w:t>
+      </w:r>
+      <w:proofErr w:type="spellStart"/>
+      <w:r>
+        <w:rPr>
+          <w:sz w:val="22"/>
+          <w:szCs w:val="22"/>
+        </w:rPr>
+        <w:t>bimodais</w:t>
+      </w:r>
+      <w:proofErr w:type="spellEnd"/>
+      <w:r>
+        <w:rPr>
+          <w:sz w:val="22"/>
+          <w:szCs w:val="22"/>
+        </w:rPr>
+        <w:t xml:space="preserve"> são benéficas, no entanto, a fraca</w:t>
+      </w:r>
+      <w:r>
+        <w:rPr>
+          <w:sz w:val="22"/>
+          <w:szCs w:val="22"/>
+        </w:rPr>
+        <w:t xml:space="preserve"> distinção entre tecidos</w:t>
+      </w:r>
+      <w:r>
+        <w:rPr>
+          <w:sz w:val="22"/>
+          <w:szCs w:val="22"/>
+        </w:rPr>
+        <w:t xml:space="preserve"> pode</w:t>
+      </w:r>
+      <w:r>
+        <w:rPr>
+          <w:sz w:val="22"/>
+          <w:szCs w:val="22"/>
+        </w:rPr>
+        <w:t xml:space="preserve"> </w:t>
+      </w:r>
+      <w:r>
+        <w:rPr>
+          <w:sz w:val="22"/>
+          <w:szCs w:val="22"/>
+        </w:rPr>
+        <w:t xml:space="preserve">originar </w:t>
+      </w:r>
+      <w:r>
+        <w:rPr>
+          <w:sz w:val="22"/>
+          <w:szCs w:val="22"/>
+        </w:rPr>
+        <w:t xml:space="preserve">segmentações incorretas, visto que o método aplicado irá confundir </w:t>
+      </w:r>
+      <w:r>
+        <w:rPr>
+          <w:sz w:val="22"/>
+          <w:szCs w:val="22"/>
+        </w:rPr>
+        <w:t>as</w:t>
+      </w:r>
+      <w:r>
+        <w:rPr>
+          <w:sz w:val="22"/>
+          <w:szCs w:val="22"/>
+        </w:rPr>
+        <w:t xml:space="preserve"> </w:t>
+      </w:r>
+      <w:r>
+        <w:rPr>
+          <w:sz w:val="22"/>
+          <w:szCs w:val="22"/>
+        </w:rPr>
+        <w:t>regiões</w:t>
+      </w:r>
+      <w:r>
+        <w:rPr>
+          <w:sz w:val="22"/>
+          <w:szCs w:val="22"/>
+        </w:rPr>
+        <w:t xml:space="preserve">, conectando dois </w:t>
+      </w:r>
+      <w:r>
+        <w:rPr>
+          <w:sz w:val="22"/>
+          <w:szCs w:val="22"/>
+        </w:rPr>
+        <w:t>tecidos</w:t>
+      </w:r>
+      <w:r>
+        <w:rPr>
+          <w:sz w:val="22"/>
+          <w:szCs w:val="22"/>
+        </w:rPr>
+        <w:t xml:space="preserve"> diferentes, ou representando </w:t>
+      </w:r>
+      <w:r>
+        <w:rPr>
+          <w:sz w:val="22"/>
+          <w:szCs w:val="22"/>
+        </w:rPr>
+        <w:t xml:space="preserve">tecidos e contornos </w:t>
+      </w:r>
+      <w:r>
+        <w:rPr>
+          <w:sz w:val="22"/>
+          <w:szCs w:val="22"/>
+        </w:rPr>
+        <w:t>incomplet</w:t>
+      </w:r>
+      <w:r>
+        <w:rPr>
+          <w:sz w:val="22"/>
+          <w:szCs w:val="22"/>
+        </w:rPr>
+        <w:t>o</w:t>
+      </w:r>
+      <w:r>
+        <w:rPr>
+          <w:sz w:val="22"/>
+          <w:szCs w:val="22"/>
+        </w:rPr>
+        <w:t>s</w:t>
+      </w:r>
+      <w:r>
+        <w:rPr>
+          <w:sz w:val="22"/>
+          <w:szCs w:val="22"/>
+        </w:rPr>
+        <w:t>.</w:t>
+      </w:r>
+      <w:r>
+        <w:rPr>
+          <w:sz w:val="22"/>
+          <w:szCs w:val="22"/>
+        </w:rPr>
+        <w:t xml:space="preserve"> Em métodos como o de </w:t>
+      </w:r>
+      <w:proofErr w:type="spellStart"/>
+      <w:r>
+        <w:rPr>
+          <w:sz w:val="22"/>
+          <w:szCs w:val="22"/>
+        </w:rPr>
+        <w:t>Ótsu</w:t>
+      </w:r>
+      <w:proofErr w:type="spellEnd"/>
+      <w:r>
+        <w:rPr>
+          <w:sz w:val="22"/>
+          <w:szCs w:val="22"/>
+        </w:rPr>
+        <w:t xml:space="preserve">, existirá sobreposição estatística entre possíveis </w:t>
+      </w:r>
+      <w:proofErr w:type="spellStart"/>
+      <w:r>
+        <w:rPr>
+          <w:sz w:val="22"/>
+          <w:szCs w:val="22"/>
+        </w:rPr>
+        <w:t>tresholds</w:t>
+      </w:r>
+      <w:proofErr w:type="spellEnd"/>
+      <w:r>
+        <w:rPr>
+          <w:sz w:val="22"/>
+          <w:szCs w:val="22"/>
+        </w:rPr>
+        <w:t xml:space="preserve">, e em métodos como o </w:t>
+      </w:r>
+      <w:proofErr w:type="spellStart"/>
+      <w:r>
+        <w:rPr>
+          <w:sz w:val="22"/>
+          <w:szCs w:val="22"/>
+        </w:rPr>
+        <w:t>Region</w:t>
+      </w:r>
+      <w:proofErr w:type="spellEnd"/>
+      <w:r>
+        <w:rPr>
+          <w:sz w:val="22"/>
+          <w:szCs w:val="22"/>
+        </w:rPr>
+        <w:t xml:space="preserve"> </w:t>
+      </w:r>
+      <w:proofErr w:type="spellStart"/>
+      <w:r>
+        <w:rPr>
+          <w:sz w:val="22"/>
+          <w:szCs w:val="22"/>
+        </w:rPr>
+        <w:t>Growing</w:t>
+      </w:r>
+      <w:proofErr w:type="spellEnd"/>
+      <w:r>
+        <w:rPr>
+          <w:sz w:val="22"/>
+          <w:szCs w:val="22"/>
+        </w:rPr>
+        <w:t>, a diferença de intensidades entre pontos do mesmo tecido, poderá gerar uma leitura incorreta dos pontos vizinhos.</w:t>
+      </w:r>
+      <w:r>
+        <w:rPr>
+          <w:sz w:val="22"/>
+          <w:szCs w:val="22"/>
+        </w:rPr>
+        <w:t xml:space="preserve"> (Imagem do </w:t>
+      </w:r>
+      <w:proofErr w:type="spellStart"/>
+      <w:r>
+        <w:rPr>
+          <w:sz w:val="22"/>
+          <w:szCs w:val="22"/>
+        </w:rPr>
+        <w:t>Otsu</w:t>
+      </w:r>
+      <w:proofErr w:type="spellEnd"/>
+      <w:r>
+        <w:rPr>
+          <w:sz w:val="22"/>
+          <w:szCs w:val="22"/>
+        </w:rPr>
+        <w:t xml:space="preserve"> original a provar o que disse)</w:t>
+      </w:r>
+    </w:p>
+    <w:p>
+      <w:pPr>
+        <w:pStyle w:val="Cabealho3"/>
         <w:jc w:val="center"/>
         <w:rPr>
           <w:rFonts w:ascii="Times New Roman" w:eastAsia="Times New Roman" w:hAnsi="Times New Roman" w:cs="Times New Roman"/>
@@ -1932,11 +2194,1368 @@
     <w:p>
       <w:pPr>
         <w:pStyle w:val="NormalWeb"/>
-        <w:rPr>
-          <w:sz w:val="22"/>
-          <w:szCs w:val="22"/>
-        </w:rPr>
-      </w:pPr>
+        <w:jc w:val="both"/>
+        <w:rPr>
+          <w:bCs/>
+          <w:sz w:val="22"/>
+          <w:szCs w:val="22"/>
+        </w:rPr>
+      </w:pPr>
+      <w:r>
+        <w:rPr>
+          <w:b/>
+          <w:bCs/>
+          <w:sz w:val="22"/>
+          <w:szCs w:val="22"/>
+        </w:rPr>
+        <w:t>Pré-processamento</w:t>
+      </w:r>
+      <w:proofErr w:type="gramStart"/>
+      <w:r>
+        <w:rPr>
+          <w:b/>
+          <w:bCs/>
+          <w:sz w:val="22"/>
+          <w:szCs w:val="22"/>
+        </w:rPr>
+        <w:t xml:space="preserve">: </w:t>
+      </w:r>
+      <w:r>
+        <w:rPr>
+          <w:bCs/>
+          <w:sz w:val="22"/>
+          <w:szCs w:val="22"/>
+        </w:rPr>
+        <w:t>De</w:t>
+      </w:r>
+      <w:proofErr w:type="gramEnd"/>
+      <w:r>
+        <w:rPr>
+          <w:bCs/>
+          <w:sz w:val="22"/>
+          <w:szCs w:val="22"/>
+        </w:rPr>
+        <w:t xml:space="preserve"> modo a a</w:t>
+      </w:r>
+      <w:r>
+        <w:rPr>
+          <w:bCs/>
+          <w:sz w:val="22"/>
+          <w:szCs w:val="22"/>
+        </w:rPr>
+        <w:t>bordar o problema referido, ponderou-se aplicação métodos de uniformização de histograma, que procuram distribuir de uma forma mais equilibrada os pixéis pela imagem</w:t>
+      </w:r>
+      <w:r>
+        <w:rPr>
+          <w:bCs/>
+          <w:sz w:val="22"/>
+          <w:szCs w:val="22"/>
+        </w:rPr>
+        <w:t xml:space="preserve">. Assim, seria possível obter uma distribuição de brilho mais equilibrada pelo parênquima cerebral, e uma maior </w:t>
+      </w:r>
+      <w:r>
+        <w:rPr>
+          <w:bCs/>
+          <w:sz w:val="22"/>
+          <w:szCs w:val="22"/>
+          <w:lang w:bidi="en-US"/>
+        </w:rPr>
+        <w:t>descriminação</w:t>
+      </w:r>
+      <w:r>
+        <w:rPr>
+          <w:bCs/>
+          <w:sz w:val="22"/>
+          <w:szCs w:val="22"/>
+        </w:rPr>
+        <w:t xml:space="preserve"> dos níveis de intensidade de cada tecido, facilitando a aquisição da sua área.</w:t>
+      </w:r>
+    </w:p>
+    <w:p>
+      <w:pPr>
+        <w:pStyle w:val="NormalWeb"/>
+        <w:jc w:val="both"/>
+        <w:rPr>
+          <w:bCs/>
+          <w:sz w:val="22"/>
+          <w:szCs w:val="22"/>
+        </w:rPr>
+      </w:pPr>
+      <w:r>
+        <w:rPr>
+          <w:bCs/>
+          <w:sz w:val="22"/>
+          <w:szCs w:val="22"/>
+        </w:rPr>
+        <w:t>Os métodos mais viáveis para a equalização de histograma são</w:t>
+      </w:r>
+      <w:r>
+        <w:rPr>
+          <w:bCs/>
+          <w:sz w:val="22"/>
+          <w:szCs w:val="22"/>
+        </w:rPr>
+        <w:t>,</w:t>
+      </w:r>
+      <w:r>
+        <w:rPr>
+          <w:bCs/>
+          <w:sz w:val="22"/>
+          <w:szCs w:val="22"/>
+        </w:rPr>
+        <w:t xml:space="preserve"> a equalização geral (</w:t>
+      </w:r>
+      <w:proofErr w:type="spellStart"/>
+      <w:proofErr w:type="gramStart"/>
+      <w:r>
+        <w:rPr>
+          <w:bCs/>
+          <w:i/>
+          <w:sz w:val="22"/>
+          <w:szCs w:val="22"/>
+        </w:rPr>
+        <w:t>histeq</w:t>
+      </w:r>
+      <w:proofErr w:type="spellEnd"/>
+      <w:r>
+        <w:rPr>
+          <w:bCs/>
+          <w:i/>
+          <w:sz w:val="22"/>
+          <w:szCs w:val="22"/>
+        </w:rPr>
+        <w:t>(</w:t>
+      </w:r>
+      <w:proofErr w:type="gramEnd"/>
+      <w:r>
+        <w:rPr>
+          <w:bCs/>
+          <w:i/>
+          <w:sz w:val="22"/>
+          <w:szCs w:val="22"/>
+        </w:rPr>
+        <w:t>)</w:t>
+      </w:r>
+      <w:r>
+        <w:rPr>
+          <w:bCs/>
+          <w:sz w:val="22"/>
+          <w:szCs w:val="22"/>
+        </w:rPr>
+        <w:t>)</w:t>
+      </w:r>
+      <w:r>
+        <w:rPr>
+          <w:bCs/>
+          <w:sz w:val="22"/>
+          <w:szCs w:val="22"/>
+        </w:rPr>
+        <w:t xml:space="preserve"> e o CLAHE (</w:t>
+      </w:r>
+      <w:proofErr w:type="spellStart"/>
+      <w:r>
+        <w:rPr>
+          <w:bCs/>
+          <w:i/>
+          <w:sz w:val="22"/>
+          <w:szCs w:val="22"/>
+        </w:rPr>
+        <w:t>adapthisteq</w:t>
+      </w:r>
+      <w:proofErr w:type="spellEnd"/>
+      <w:r>
+        <w:rPr>
+          <w:bCs/>
+          <w:i/>
+          <w:sz w:val="22"/>
+          <w:szCs w:val="22"/>
+        </w:rPr>
+        <w:t>()</w:t>
+      </w:r>
+      <w:r>
+        <w:rPr>
+          <w:bCs/>
+          <w:sz w:val="22"/>
+          <w:szCs w:val="22"/>
+        </w:rPr>
+        <w:t xml:space="preserve">). A primeira função é um método global, </w:t>
+      </w:r>
+      <w:r>
+        <w:rPr>
+          <w:bCs/>
+          <w:sz w:val="22"/>
+          <w:szCs w:val="22"/>
+        </w:rPr>
+        <w:t>que procura igualar o número de pixéis por cada intensidade,</w:t>
+      </w:r>
+      <w:r>
+        <w:rPr>
+          <w:bCs/>
+          <w:sz w:val="22"/>
+          <w:szCs w:val="22"/>
+        </w:rPr>
+        <w:t xml:space="preserve"> já</w:t>
+      </w:r>
+      <w:r>
+        <w:rPr>
+          <w:bCs/>
+          <w:sz w:val="22"/>
+          <w:szCs w:val="22"/>
+        </w:rPr>
+        <w:t xml:space="preserve"> a segunda função é um método local, baseando-se em janelas, un</w:t>
+      </w:r>
+      <w:r>
+        <w:rPr>
+          <w:bCs/>
+          <w:sz w:val="22"/>
+          <w:szCs w:val="22"/>
+        </w:rPr>
+        <w:t>iformizando localmente a imagem e</w:t>
+      </w:r>
+      <w:r>
+        <w:rPr>
+          <w:bCs/>
+          <w:sz w:val="22"/>
+          <w:szCs w:val="22"/>
+        </w:rPr>
+        <w:t xml:space="preserve"> preserva</w:t>
+      </w:r>
+      <w:r>
+        <w:rPr>
+          <w:bCs/>
+          <w:sz w:val="22"/>
+          <w:szCs w:val="22"/>
+        </w:rPr>
+        <w:t>ndo mais detalhes fisiológicos,</w:t>
+      </w:r>
+      <w:r>
+        <w:rPr>
+          <w:bCs/>
+          <w:sz w:val="22"/>
+          <w:szCs w:val="22"/>
+        </w:rPr>
+        <w:t xml:space="preserve"> contribuindo para um melhor equilíbrio de brilho em cada tecido. Dentro deste </w:t>
+      </w:r>
+      <w:r>
+        <w:rPr>
+          <w:bCs/>
+          <w:sz w:val="22"/>
+          <w:szCs w:val="22"/>
+        </w:rPr>
+        <w:t xml:space="preserve">último método, ainda se pode alterar a distribuição a que a equalização local se aproxima, assim foi aplicado um CLAHE de distribuição uniforme (normal) e um CLAHE com a distribuição de </w:t>
+      </w:r>
+      <w:proofErr w:type="spellStart"/>
+      <w:r>
+        <w:rPr>
+          <w:bCs/>
+          <w:sz w:val="22"/>
+          <w:szCs w:val="22"/>
+        </w:rPr>
+        <w:t>Rayleigh</w:t>
+      </w:r>
+      <w:proofErr w:type="spellEnd"/>
+      <w:r>
+        <w:rPr>
+          <w:bCs/>
+          <w:sz w:val="22"/>
+          <w:szCs w:val="22"/>
+        </w:rPr>
+        <w:t xml:space="preserve">. A distribuição de </w:t>
+      </w:r>
+      <w:proofErr w:type="spellStart"/>
+      <w:r>
+        <w:rPr>
+          <w:bCs/>
+          <w:sz w:val="22"/>
+          <w:szCs w:val="22"/>
+        </w:rPr>
+        <w:t>Rayleigh</w:t>
+      </w:r>
+      <w:proofErr w:type="spellEnd"/>
+      <w:r>
+        <w:rPr>
+          <w:bCs/>
+          <w:sz w:val="22"/>
+          <w:szCs w:val="22"/>
+        </w:rPr>
+        <w:t xml:space="preserve"> procura concentrar mais as intensidades médias, evitando uma distribuição total e exagerada dos pixéis por t</w:t>
+      </w:r>
+      <w:r>
+        <w:rPr>
+          <w:bCs/>
+          <w:sz w:val="22"/>
+          <w:szCs w:val="22"/>
+        </w:rPr>
+        <w:t>odos os níveis de intensidade,</w:t>
+      </w:r>
+      <w:r>
+        <w:rPr>
+          <w:bCs/>
+          <w:sz w:val="22"/>
+          <w:szCs w:val="22"/>
+        </w:rPr>
+        <w:t xml:space="preserve"> promovendo uma maior suavização para pixéis pertencentes ao mesmo tecido. </w:t>
+      </w:r>
+    </w:p>
+    <w:p>
+      <w:pPr>
+        <w:pStyle w:val="NormalWeb"/>
+        <w:jc w:val="both"/>
+        <w:rPr>
+          <w:bCs/>
+          <w:sz w:val="22"/>
+          <w:szCs w:val="22"/>
+        </w:rPr>
+      </w:pPr>
+      <w:r>
+        <w:rPr>
+          <w:bCs/>
+          <w:sz w:val="22"/>
+          <w:szCs w:val="22"/>
+        </w:rPr>
+        <w:t xml:space="preserve">O método de </w:t>
+      </w:r>
+      <w:proofErr w:type="spellStart"/>
+      <w:r>
+        <w:rPr>
+          <w:bCs/>
+          <w:sz w:val="22"/>
+          <w:szCs w:val="22"/>
+        </w:rPr>
+        <w:t>Otsu</w:t>
+      </w:r>
+      <w:proofErr w:type="spellEnd"/>
+      <w:r>
+        <w:rPr>
+          <w:bCs/>
+          <w:sz w:val="22"/>
+          <w:szCs w:val="22"/>
+        </w:rPr>
+        <w:t xml:space="preserve"> não se considera o ideal para se obter apenas uma parte da imagem, visto que procura um </w:t>
+      </w:r>
+      <w:proofErr w:type="spellStart"/>
+      <w:r>
+        <w:rPr>
+          <w:bCs/>
+          <w:sz w:val="22"/>
+          <w:szCs w:val="22"/>
+        </w:rPr>
+        <w:t>threshold</w:t>
+      </w:r>
+      <w:proofErr w:type="spellEnd"/>
+      <w:r>
+        <w:rPr>
+          <w:bCs/>
+          <w:sz w:val="22"/>
+          <w:szCs w:val="22"/>
+        </w:rPr>
+        <w:t xml:space="preserve"> que separe a imagem total do fundo, no entanto, como é um método de </w:t>
+      </w:r>
+      <w:r>
+        <w:rPr>
+          <w:bCs/>
+          <w:sz w:val="22"/>
+          <w:szCs w:val="22"/>
+        </w:rPr>
+        <w:lastRenderedPageBreak/>
+        <w:t>segmentação de pouco processamento, neste trabalho utilizou-se para testar a resposta de cada imagem à segmentação.</w:t>
+      </w:r>
+      <w:r>
+        <w:rPr>
+          <w:bCs/>
+          <w:sz w:val="22"/>
+          <w:szCs w:val="22"/>
+        </w:rPr>
+        <w:t xml:space="preserve"> Deste modo, evitamos testar imagens não adequadas em métodos de segmentação mais complexos que comprometam a fluidez e eficácia do código.</w:t>
+      </w:r>
+    </w:p>
+    <w:p>
+      <w:pPr>
+        <w:pStyle w:val="NormalWeb"/>
+        <w:jc w:val="both"/>
+        <w:rPr>
+          <w:bCs/>
+          <w:sz w:val="22"/>
+          <w:szCs w:val="22"/>
+        </w:rPr>
+      </w:pPr>
+      <w:r>
+        <w:rPr>
+          <w:bCs/>
+          <w:sz w:val="22"/>
+          <w:szCs w:val="22"/>
+        </w:rPr>
+        <w:t xml:space="preserve">Como é possível observar, a resposta da equalização global foi incompleta, enquanto os métodos </w:t>
+      </w:r>
+      <w:r>
+        <w:rPr>
+          <w:bCs/>
+          <w:sz w:val="22"/>
+          <w:szCs w:val="22"/>
+        </w:rPr>
+        <w:t xml:space="preserve">de equalização </w:t>
+      </w:r>
+      <w:r>
+        <w:rPr>
+          <w:bCs/>
+          <w:sz w:val="22"/>
+          <w:szCs w:val="22"/>
+        </w:rPr>
+        <w:t>local</w:t>
+      </w:r>
+      <w:r>
+        <w:rPr>
+          <w:bCs/>
+          <w:sz w:val="22"/>
+          <w:szCs w:val="22"/>
+        </w:rPr>
+        <w:t xml:space="preserve"> apresentaram-se muito próximos, com uma diferença de detalhe mínima. Isto era expectável</w:t>
+      </w:r>
+      <w:r>
+        <w:rPr>
+          <w:bCs/>
+          <w:sz w:val="22"/>
+          <w:szCs w:val="22"/>
+        </w:rPr>
+        <w:t>,</w:t>
+      </w:r>
+      <w:r>
+        <w:rPr>
+          <w:bCs/>
+          <w:sz w:val="22"/>
+          <w:szCs w:val="22"/>
+        </w:rPr>
+        <w:t xml:space="preserve"> porque ambas as imagens têm uma distribuição </w:t>
+      </w:r>
+      <w:proofErr w:type="spellStart"/>
+      <w:r>
+        <w:rPr>
+          <w:bCs/>
+          <w:sz w:val="22"/>
+          <w:szCs w:val="22"/>
+        </w:rPr>
+        <w:t>bimodal</w:t>
+      </w:r>
+      <w:proofErr w:type="spellEnd"/>
+      <w:r>
+        <w:rPr>
+          <w:bCs/>
+          <w:sz w:val="22"/>
+          <w:szCs w:val="22"/>
+        </w:rPr>
+        <w:t xml:space="preserve"> de histograma bem delimitada.</w:t>
+      </w:r>
+    </w:p>
+    <w:p>
+      <w:pPr>
+        <w:pStyle w:val="NormalWeb"/>
+        <w:jc w:val="both"/>
+        <w:rPr>
+          <w:bCs/>
+          <w:sz w:val="22"/>
+          <w:szCs w:val="22"/>
+        </w:rPr>
+      </w:pPr>
+      <w:r>
+        <w:rPr>
+          <w:bCs/>
+          <w:sz w:val="22"/>
+          <w:szCs w:val="22"/>
+        </w:rPr>
+        <w:t>No entanto, o</w:t>
+      </w:r>
+      <w:r>
+        <w:rPr>
+          <w:bCs/>
+          <w:sz w:val="22"/>
+          <w:szCs w:val="22"/>
+        </w:rPr>
+        <w:t xml:space="preserve"> CLAHE</w:t>
+      </w:r>
+      <w:r>
+        <w:rPr>
+          <w:bCs/>
+          <w:sz w:val="22"/>
+          <w:szCs w:val="22"/>
+        </w:rPr>
+        <w:t xml:space="preserve"> </w:t>
+      </w:r>
+      <w:proofErr w:type="spellStart"/>
+      <w:r>
+        <w:rPr>
+          <w:bCs/>
+          <w:sz w:val="22"/>
+          <w:szCs w:val="22"/>
+        </w:rPr>
+        <w:t>Reyleigh</w:t>
+      </w:r>
+      <w:proofErr w:type="spellEnd"/>
+      <w:r>
+        <w:rPr>
+          <w:bCs/>
+          <w:sz w:val="22"/>
+          <w:szCs w:val="22"/>
+        </w:rPr>
+        <w:t xml:space="preserve"> foi o</w:t>
+      </w:r>
+      <w:r>
+        <w:rPr>
+          <w:bCs/>
+          <w:sz w:val="22"/>
+          <w:szCs w:val="22"/>
+        </w:rPr>
+        <w:t xml:space="preserve"> método</w:t>
+      </w:r>
+      <w:r>
+        <w:rPr>
+          <w:bCs/>
+          <w:sz w:val="22"/>
+          <w:szCs w:val="22"/>
+        </w:rPr>
+        <w:t xml:space="preserve"> que apresentou uma imagem com brilho totalmente uniformizado em cada tecido, sendo possível distinguir claramente cada região fisiológica com </w:t>
+      </w:r>
+      <w:r>
+        <w:rPr>
+          <w:bCs/>
+          <w:sz w:val="22"/>
+          <w:szCs w:val="22"/>
+        </w:rPr>
+        <w:t>elevado</w:t>
+      </w:r>
+      <w:r>
+        <w:rPr>
+          <w:bCs/>
+          <w:sz w:val="22"/>
+          <w:szCs w:val="22"/>
+        </w:rPr>
+        <w:t xml:space="preserve"> detalhe. Assim, esta será a imagem à qual se irá aplicar os métodos de segmentação</w:t>
+      </w:r>
+      <w:r>
+        <w:rPr>
+          <w:bCs/>
+          <w:sz w:val="22"/>
+          <w:szCs w:val="22"/>
+        </w:rPr>
+        <w:t xml:space="preserve"> porque apresenta</w:t>
+      </w:r>
+      <w:r>
+        <w:rPr>
+          <w:bCs/>
+          <w:sz w:val="22"/>
+          <w:szCs w:val="22"/>
+        </w:rPr>
+        <w:t>:</w:t>
+      </w:r>
+    </w:p>
+    <w:p>
+      <w:pPr>
+        <w:pStyle w:val="NormalWeb"/>
+        <w:numPr>
+          <w:ilvl w:val="0"/>
+          <w:numId w:val="3"/>
+        </w:numPr>
+        <w:jc w:val="both"/>
+        <w:rPr>
+          <w:bCs/>
+          <w:sz w:val="22"/>
+          <w:szCs w:val="22"/>
+        </w:rPr>
+      </w:pPr>
+      <w:r>
+        <w:rPr>
+          <w:bCs/>
+          <w:sz w:val="22"/>
+          <w:szCs w:val="22"/>
+        </w:rPr>
+        <w:t>Brilho equilibrado em cada tecido</w:t>
+      </w:r>
+    </w:p>
+    <w:p>
+      <w:pPr>
+        <w:pStyle w:val="NormalWeb"/>
+        <w:numPr>
+          <w:ilvl w:val="0"/>
+          <w:numId w:val="3"/>
+        </w:numPr>
+        <w:jc w:val="both"/>
+        <w:rPr>
+          <w:bCs/>
+          <w:sz w:val="22"/>
+          <w:szCs w:val="22"/>
+        </w:rPr>
+      </w:pPr>
+      <w:r>
+        <w:rPr>
+          <w:bCs/>
+          <w:sz w:val="22"/>
+          <w:szCs w:val="22"/>
+        </w:rPr>
+        <w:t>Elevado detalhe</w:t>
+      </w:r>
+    </w:p>
+    <w:p>
+      <w:pPr>
+        <w:pStyle w:val="NormalWeb"/>
+        <w:numPr>
+          <w:ilvl w:val="0"/>
+          <w:numId w:val="3"/>
+        </w:numPr>
+        <w:jc w:val="both"/>
+        <w:rPr>
+          <w:bCs/>
+          <w:sz w:val="22"/>
+          <w:szCs w:val="22"/>
+        </w:rPr>
+      </w:pPr>
+      <w:r>
+        <w:rPr>
+          <w:bCs/>
+          <w:sz w:val="22"/>
+          <w:szCs w:val="22"/>
+        </w:rPr>
+        <w:t>Boa resposta a métodos de segmentação simples</w:t>
+      </w:r>
+    </w:p>
+    <w:p>
+      <w:pPr>
+        <w:pStyle w:val="NormalWeb"/>
+        <w:numPr>
+          <w:ilvl w:val="0"/>
+          <w:numId w:val="3"/>
+        </w:numPr>
+        <w:jc w:val="both"/>
+        <w:rPr>
+          <w:bCs/>
+          <w:sz w:val="22"/>
+          <w:szCs w:val="22"/>
+        </w:rPr>
+      </w:pPr>
+      <w:r>
+        <w:rPr>
+          <w:bCs/>
+          <w:sz w:val="22"/>
+          <w:szCs w:val="22"/>
+        </w:rPr>
+        <w:t xml:space="preserve">Um histograma </w:t>
+      </w:r>
+      <w:proofErr w:type="spellStart"/>
+      <w:r>
+        <w:rPr>
+          <w:bCs/>
+          <w:sz w:val="22"/>
+          <w:szCs w:val="22"/>
+        </w:rPr>
+        <w:t>bi</w:t>
+      </w:r>
+      <w:r>
+        <w:rPr>
+          <w:bCs/>
+          <w:sz w:val="22"/>
+          <w:szCs w:val="22"/>
+        </w:rPr>
+        <w:t>modal</w:t>
+      </w:r>
+      <w:proofErr w:type="spellEnd"/>
+      <w:r>
+        <w:rPr>
+          <w:bCs/>
+          <w:sz w:val="22"/>
+          <w:szCs w:val="22"/>
+        </w:rPr>
+        <w:t xml:space="preserve"> e centrado</w:t>
+      </w:r>
+      <w:r>
+        <w:rPr>
+          <w:bCs/>
+          <w:sz w:val="22"/>
+          <w:szCs w:val="22"/>
+        </w:rPr>
+        <w:t xml:space="preserve"> (esta vantagem é explicada no capítulo seguinte)</w:t>
+      </w:r>
+    </w:p>
+    <w:p>
+      <w:pPr>
+        <w:spacing w:after="19" w:line="259" w:lineRule="auto"/>
+        <w:ind w:left="0" w:right="0" w:firstLine="0"/>
+        <w:jc w:val="left"/>
+        <w:rPr>
+          <w:rFonts w:ascii="Times New Roman" w:hAnsi="Times New Roman" w:cs="Times New Roman"/>
+          <w:b/>
+          <w:sz w:val="22"/>
+          <w:szCs w:val="22"/>
+          <w:lang w:val="pt-PT" w:eastAsia="pt-PT" w:bidi="ar-SA"/>
+        </w:rPr>
+      </w:pPr>
+      <w:proofErr w:type="spellStart"/>
+      <w:r>
+        <w:rPr>
+          <w:rFonts w:ascii="Times New Roman" w:hAnsi="Times New Roman" w:cs="Times New Roman"/>
+          <w:b/>
+          <w:bCs/>
+          <w:sz w:val="22"/>
+          <w:szCs w:val="22"/>
+        </w:rPr>
+        <w:t>Segmentação</w:t>
+      </w:r>
+      <w:proofErr w:type="spellEnd"/>
+      <w:r>
+        <w:rPr>
+          <w:rFonts w:ascii="Times New Roman" w:hAnsi="Times New Roman" w:cs="Times New Roman"/>
+          <w:b/>
+          <w:bCs/>
+          <w:sz w:val="22"/>
+          <w:szCs w:val="22"/>
+        </w:rPr>
+        <w:t>:</w:t>
+      </w:r>
+      <w:r>
+        <w:rPr>
+          <w:rFonts w:ascii="Times New Roman" w:hAnsi="Times New Roman" w:cs="Times New Roman"/>
+          <w:b/>
+          <w:bCs/>
+          <w:sz w:val="22"/>
+          <w:szCs w:val="22"/>
+        </w:rPr>
+        <w:t xml:space="preserve"> Para </w:t>
+      </w:r>
+      <w:proofErr w:type="spellStart"/>
+      <w:r>
+        <w:rPr>
+          <w:rFonts w:ascii="Times New Roman" w:hAnsi="Times New Roman" w:cs="Times New Roman"/>
+          <w:b/>
+          <w:bCs/>
+          <w:sz w:val="22"/>
+          <w:szCs w:val="22"/>
+        </w:rPr>
+        <w:t>segmentação</w:t>
+      </w:r>
+      <w:proofErr w:type="spellEnd"/>
+      <w:r>
+        <w:rPr>
+          <w:rFonts w:ascii="Times New Roman" w:hAnsi="Times New Roman" w:cs="Times New Roman"/>
+          <w:b/>
+          <w:bCs/>
+          <w:sz w:val="22"/>
+          <w:szCs w:val="22"/>
+        </w:rPr>
+        <w:t xml:space="preserve"> </w:t>
+      </w:r>
+      <w:proofErr w:type="spellStart"/>
+      <w:r>
+        <w:rPr>
+          <w:rFonts w:ascii="Times New Roman" w:hAnsi="Times New Roman" w:cs="Times New Roman"/>
+          <w:b/>
+          <w:bCs/>
+          <w:sz w:val="22"/>
+          <w:szCs w:val="22"/>
+        </w:rPr>
+        <w:t>pertendeu</w:t>
+      </w:r>
+      <w:proofErr w:type="spellEnd"/>
+      <w:r>
+        <w:rPr>
+          <w:rFonts w:ascii="Times New Roman" w:hAnsi="Times New Roman" w:cs="Times New Roman"/>
+          <w:b/>
+          <w:bCs/>
+          <w:sz w:val="22"/>
+          <w:szCs w:val="22"/>
+        </w:rPr>
+        <w:t xml:space="preserve">-se </w:t>
+      </w:r>
+      <w:proofErr w:type="spellStart"/>
+      <w:r>
+        <w:rPr>
+          <w:rFonts w:ascii="Times New Roman" w:hAnsi="Times New Roman" w:cs="Times New Roman"/>
+          <w:b/>
+          <w:bCs/>
+          <w:sz w:val="22"/>
+          <w:szCs w:val="22"/>
+        </w:rPr>
+        <w:t>usar</w:t>
+      </w:r>
+      <w:proofErr w:type="spellEnd"/>
+      <w:r>
+        <w:rPr>
+          <w:rFonts w:ascii="Times New Roman" w:hAnsi="Times New Roman" w:cs="Times New Roman"/>
+          <w:b/>
+          <w:bCs/>
+          <w:sz w:val="22"/>
+          <w:szCs w:val="22"/>
+        </w:rPr>
+        <w:t xml:space="preserve"> o region growing, </w:t>
+      </w:r>
+      <w:proofErr w:type="spellStart"/>
+      <w:r>
+        <w:rPr>
+          <w:rFonts w:ascii="Times New Roman" w:hAnsi="Times New Roman" w:cs="Times New Roman"/>
+          <w:b/>
+          <w:bCs/>
+          <w:sz w:val="22"/>
+          <w:szCs w:val="22"/>
+        </w:rPr>
+        <w:t>em</w:t>
+      </w:r>
+      <w:proofErr w:type="spellEnd"/>
+      <w:r>
+        <w:rPr>
+          <w:rFonts w:ascii="Times New Roman" w:hAnsi="Times New Roman" w:cs="Times New Roman"/>
+          <w:b/>
+          <w:bCs/>
+          <w:sz w:val="22"/>
+          <w:szCs w:val="22"/>
+        </w:rPr>
+        <w:t xml:space="preserve"> que se </w:t>
+      </w:r>
+      <w:proofErr w:type="spellStart"/>
+      <w:r>
+        <w:rPr>
+          <w:rFonts w:ascii="Times New Roman" w:hAnsi="Times New Roman" w:cs="Times New Roman"/>
+          <w:b/>
+          <w:bCs/>
+          <w:sz w:val="22"/>
+          <w:szCs w:val="22"/>
+        </w:rPr>
+        <w:t>pretende</w:t>
+      </w:r>
+      <w:proofErr w:type="spellEnd"/>
+      <w:r>
+        <w:rPr>
+          <w:rFonts w:ascii="Times New Roman" w:hAnsi="Times New Roman" w:cs="Times New Roman"/>
+          <w:b/>
+          <w:bCs/>
+          <w:sz w:val="22"/>
+          <w:szCs w:val="22"/>
+        </w:rPr>
+        <w:t xml:space="preserve"> que a </w:t>
+      </w:r>
+      <w:proofErr w:type="spellStart"/>
+      <w:r>
+        <w:rPr>
+          <w:rFonts w:ascii="Times New Roman" w:hAnsi="Times New Roman" w:cs="Times New Roman"/>
+          <w:b/>
+          <w:bCs/>
+          <w:sz w:val="22"/>
+          <w:szCs w:val="22"/>
+        </w:rPr>
+        <w:t>imagem</w:t>
+      </w:r>
+      <w:proofErr w:type="spellEnd"/>
+      <w:r>
+        <w:rPr>
+          <w:rFonts w:ascii="Times New Roman" w:hAnsi="Times New Roman" w:cs="Times New Roman"/>
+          <w:b/>
+          <w:bCs/>
+          <w:sz w:val="22"/>
+          <w:szCs w:val="22"/>
+        </w:rPr>
+        <w:t xml:space="preserve"> </w:t>
+      </w:r>
+      <w:proofErr w:type="spellStart"/>
+      <w:r>
+        <w:rPr>
+          <w:rFonts w:ascii="Times New Roman" w:hAnsi="Times New Roman" w:cs="Times New Roman"/>
+          <w:b/>
+          <w:bCs/>
+          <w:sz w:val="22"/>
+          <w:szCs w:val="22"/>
+        </w:rPr>
+        <w:t>não</w:t>
+      </w:r>
+      <w:proofErr w:type="spellEnd"/>
+      <w:r>
+        <w:rPr>
+          <w:rFonts w:ascii="Times New Roman" w:hAnsi="Times New Roman" w:cs="Times New Roman"/>
+          <w:b/>
+          <w:bCs/>
+          <w:sz w:val="22"/>
+          <w:szCs w:val="22"/>
+        </w:rPr>
+        <w:t xml:space="preserve"> </w:t>
+      </w:r>
+      <w:proofErr w:type="spellStart"/>
+      <w:r>
+        <w:rPr>
+          <w:rFonts w:ascii="Times New Roman" w:hAnsi="Times New Roman" w:cs="Times New Roman"/>
+          <w:b/>
+          <w:bCs/>
+          <w:sz w:val="22"/>
+          <w:szCs w:val="22"/>
+        </w:rPr>
+        <w:t>tenha</w:t>
+      </w:r>
+      <w:proofErr w:type="spellEnd"/>
+      <w:r>
+        <w:rPr>
+          <w:rFonts w:ascii="Times New Roman" w:hAnsi="Times New Roman" w:cs="Times New Roman"/>
+          <w:b/>
+          <w:bCs/>
+          <w:sz w:val="22"/>
+          <w:szCs w:val="22"/>
+        </w:rPr>
+        <w:t xml:space="preserve"> </w:t>
+      </w:r>
+      <w:proofErr w:type="spellStart"/>
+      <w:r>
+        <w:rPr>
+          <w:rFonts w:ascii="Times New Roman" w:hAnsi="Times New Roman" w:cs="Times New Roman"/>
+          <w:b/>
+          <w:bCs/>
+          <w:sz w:val="22"/>
+          <w:szCs w:val="22"/>
+        </w:rPr>
+        <w:t>transições</w:t>
+      </w:r>
+      <w:proofErr w:type="spellEnd"/>
+      <w:r>
+        <w:rPr>
+          <w:rFonts w:ascii="Times New Roman" w:hAnsi="Times New Roman" w:cs="Times New Roman"/>
+          <w:b/>
+          <w:bCs/>
+          <w:sz w:val="22"/>
+          <w:szCs w:val="22"/>
+        </w:rPr>
+        <w:t xml:space="preserve"> </w:t>
+      </w:r>
+      <w:proofErr w:type="spellStart"/>
+      <w:r>
+        <w:rPr>
+          <w:rFonts w:ascii="Times New Roman" w:hAnsi="Times New Roman" w:cs="Times New Roman"/>
+          <w:b/>
+          <w:bCs/>
+          <w:sz w:val="22"/>
+          <w:szCs w:val="22"/>
+        </w:rPr>
+        <w:t>muito</w:t>
+      </w:r>
+      <w:proofErr w:type="spellEnd"/>
+      <w:r>
+        <w:rPr>
+          <w:rFonts w:ascii="Times New Roman" w:hAnsi="Times New Roman" w:cs="Times New Roman"/>
+          <w:b/>
+          <w:bCs/>
+          <w:sz w:val="22"/>
+          <w:szCs w:val="22"/>
+        </w:rPr>
+        <w:t xml:space="preserve"> </w:t>
+      </w:r>
+      <w:proofErr w:type="spellStart"/>
+      <w:r>
+        <w:rPr>
+          <w:rFonts w:ascii="Times New Roman" w:hAnsi="Times New Roman" w:cs="Times New Roman"/>
+          <w:b/>
+          <w:bCs/>
+          <w:sz w:val="22"/>
+          <w:szCs w:val="22"/>
+        </w:rPr>
+        <w:t>suavizadas</w:t>
+      </w:r>
+      <w:proofErr w:type="spellEnd"/>
+      <w:r>
+        <w:rPr>
+          <w:rFonts w:ascii="Times New Roman" w:hAnsi="Times New Roman" w:cs="Times New Roman"/>
+          <w:b/>
+          <w:bCs/>
+          <w:sz w:val="22"/>
+          <w:szCs w:val="22"/>
+        </w:rPr>
+        <w:t xml:space="preserve">, </w:t>
+      </w:r>
+      <w:proofErr w:type="spellStart"/>
+      <w:r>
+        <w:rPr>
+          <w:rFonts w:ascii="Times New Roman" w:hAnsi="Times New Roman" w:cs="Times New Roman"/>
+          <w:b/>
+          <w:bCs/>
+          <w:sz w:val="22"/>
+          <w:szCs w:val="22"/>
+        </w:rPr>
+        <w:t>sendo</w:t>
+      </w:r>
+      <w:proofErr w:type="spellEnd"/>
+      <w:r>
+        <w:rPr>
+          <w:rFonts w:ascii="Times New Roman" w:hAnsi="Times New Roman" w:cs="Times New Roman"/>
+          <w:b/>
+          <w:bCs/>
+          <w:sz w:val="22"/>
+          <w:szCs w:val="22"/>
+        </w:rPr>
+        <w:t xml:space="preserve"> </w:t>
+      </w:r>
+      <w:proofErr w:type="spellStart"/>
+      <w:r>
+        <w:rPr>
+          <w:rFonts w:ascii="Times New Roman" w:hAnsi="Times New Roman" w:cs="Times New Roman"/>
+          <w:b/>
+          <w:bCs/>
+          <w:sz w:val="22"/>
+          <w:szCs w:val="22"/>
+        </w:rPr>
+        <w:t>favorável</w:t>
+      </w:r>
+      <w:proofErr w:type="spellEnd"/>
+      <w:r>
+        <w:rPr>
+          <w:rFonts w:ascii="Times New Roman" w:hAnsi="Times New Roman" w:cs="Times New Roman"/>
+          <w:b/>
+          <w:bCs/>
+          <w:sz w:val="22"/>
+          <w:szCs w:val="22"/>
+        </w:rPr>
+        <w:t xml:space="preserve"> </w:t>
+      </w:r>
+      <w:proofErr w:type="spellStart"/>
+      <w:r>
+        <w:rPr>
+          <w:rFonts w:ascii="Times New Roman" w:hAnsi="Times New Roman" w:cs="Times New Roman"/>
+          <w:b/>
+          <w:bCs/>
+          <w:sz w:val="22"/>
+          <w:szCs w:val="22"/>
+        </w:rPr>
+        <w:t>uma</w:t>
+      </w:r>
+      <w:proofErr w:type="spellEnd"/>
+      <w:r>
+        <w:rPr>
+          <w:rFonts w:ascii="Times New Roman" w:hAnsi="Times New Roman" w:cs="Times New Roman"/>
+          <w:b/>
+          <w:bCs/>
+          <w:sz w:val="22"/>
+          <w:szCs w:val="22"/>
+        </w:rPr>
+        <w:t xml:space="preserve"> </w:t>
+      </w:r>
+      <w:proofErr w:type="spellStart"/>
+      <w:r>
+        <w:rPr>
+          <w:rFonts w:ascii="Times New Roman" w:hAnsi="Times New Roman" w:cs="Times New Roman"/>
+          <w:b/>
+          <w:bCs/>
+          <w:sz w:val="22"/>
+          <w:szCs w:val="22"/>
+        </w:rPr>
+        <w:t>imagem</w:t>
+      </w:r>
+      <w:proofErr w:type="spellEnd"/>
+      <w:r>
+        <w:rPr>
+          <w:rFonts w:ascii="Times New Roman" w:hAnsi="Times New Roman" w:cs="Times New Roman"/>
+          <w:b/>
+          <w:bCs/>
+          <w:sz w:val="22"/>
+          <w:szCs w:val="22"/>
+        </w:rPr>
+        <w:t xml:space="preserve"> que </w:t>
+      </w:r>
+      <w:proofErr w:type="spellStart"/>
+      <w:r>
+        <w:rPr>
+          <w:rFonts w:ascii="Times New Roman" w:hAnsi="Times New Roman" w:cs="Times New Roman"/>
+          <w:b/>
+          <w:bCs/>
+          <w:sz w:val="22"/>
+          <w:szCs w:val="22"/>
+        </w:rPr>
+        <w:t>não</w:t>
+      </w:r>
+      <w:proofErr w:type="spellEnd"/>
+      <w:r>
+        <w:rPr>
+          <w:rFonts w:ascii="Times New Roman" w:hAnsi="Times New Roman" w:cs="Times New Roman"/>
+          <w:b/>
+          <w:bCs/>
+          <w:sz w:val="22"/>
+          <w:szCs w:val="22"/>
+        </w:rPr>
+        <w:t xml:space="preserve"> </w:t>
+      </w:r>
+      <w:proofErr w:type="spellStart"/>
+      <w:r>
+        <w:rPr>
+          <w:rFonts w:ascii="Times New Roman" w:hAnsi="Times New Roman" w:cs="Times New Roman"/>
+          <w:b/>
+          <w:bCs/>
+          <w:sz w:val="22"/>
+          <w:szCs w:val="22"/>
+        </w:rPr>
+        <w:t>tenha</w:t>
+      </w:r>
+      <w:proofErr w:type="spellEnd"/>
+      <w:r>
+        <w:rPr>
+          <w:rFonts w:ascii="Times New Roman" w:hAnsi="Times New Roman" w:cs="Times New Roman"/>
+          <w:b/>
+          <w:bCs/>
+          <w:sz w:val="22"/>
+          <w:szCs w:val="22"/>
+        </w:rPr>
+        <w:t xml:space="preserve"> </w:t>
+      </w:r>
+      <w:proofErr w:type="spellStart"/>
+      <w:r>
+        <w:rPr>
+          <w:rFonts w:ascii="Times New Roman" w:hAnsi="Times New Roman" w:cs="Times New Roman"/>
+          <w:b/>
+          <w:bCs/>
+          <w:sz w:val="22"/>
+          <w:szCs w:val="22"/>
+        </w:rPr>
+        <w:t>os</w:t>
+      </w:r>
+      <w:proofErr w:type="spellEnd"/>
+      <w:r>
+        <w:rPr>
+          <w:rFonts w:ascii="Times New Roman" w:hAnsi="Times New Roman" w:cs="Times New Roman"/>
+          <w:b/>
+          <w:bCs/>
+          <w:sz w:val="22"/>
+          <w:szCs w:val="22"/>
+        </w:rPr>
+        <w:t xml:space="preserve"> </w:t>
+      </w:r>
+      <w:proofErr w:type="spellStart"/>
+      <w:r>
+        <w:rPr>
+          <w:rFonts w:ascii="Times New Roman" w:hAnsi="Times New Roman" w:cs="Times New Roman"/>
+          <w:b/>
+          <w:bCs/>
+          <w:sz w:val="22"/>
+          <w:szCs w:val="22"/>
+        </w:rPr>
+        <w:t>pixeis</w:t>
+      </w:r>
+      <w:proofErr w:type="spellEnd"/>
+      <w:r>
+        <w:rPr>
+          <w:rFonts w:ascii="Times New Roman" w:hAnsi="Times New Roman" w:cs="Times New Roman"/>
+          <w:b/>
+          <w:bCs/>
+          <w:sz w:val="22"/>
+          <w:szCs w:val="22"/>
+        </w:rPr>
+        <w:t xml:space="preserve"> </w:t>
+      </w:r>
+      <w:proofErr w:type="spellStart"/>
+      <w:r>
+        <w:rPr>
+          <w:rFonts w:ascii="Times New Roman" w:hAnsi="Times New Roman" w:cs="Times New Roman"/>
+          <w:b/>
+          <w:bCs/>
+          <w:sz w:val="22"/>
+          <w:szCs w:val="22"/>
+        </w:rPr>
+        <w:t>igualmente</w:t>
+      </w:r>
+      <w:proofErr w:type="spellEnd"/>
+      <w:r>
+        <w:rPr>
+          <w:rFonts w:ascii="Times New Roman" w:hAnsi="Times New Roman" w:cs="Times New Roman"/>
+          <w:b/>
+          <w:bCs/>
+          <w:sz w:val="22"/>
+          <w:szCs w:val="22"/>
+        </w:rPr>
+        <w:t xml:space="preserve"> </w:t>
+      </w:r>
+      <w:proofErr w:type="spellStart"/>
+      <w:r>
+        <w:rPr>
+          <w:rFonts w:ascii="Times New Roman" w:hAnsi="Times New Roman" w:cs="Times New Roman"/>
+          <w:b/>
+          <w:bCs/>
+          <w:sz w:val="22"/>
+          <w:szCs w:val="22"/>
+        </w:rPr>
+        <w:t>espalhados</w:t>
+      </w:r>
+      <w:proofErr w:type="spellEnd"/>
+      <w:r>
+        <w:rPr>
+          <w:rFonts w:ascii="Times New Roman" w:hAnsi="Times New Roman" w:cs="Times New Roman"/>
+          <w:b/>
+          <w:bCs/>
+          <w:sz w:val="22"/>
+          <w:szCs w:val="22"/>
+        </w:rPr>
+        <w:t xml:space="preserve"> </w:t>
+      </w:r>
+      <w:proofErr w:type="spellStart"/>
+      <w:r>
+        <w:rPr>
+          <w:rFonts w:ascii="Times New Roman" w:hAnsi="Times New Roman" w:cs="Times New Roman"/>
+          <w:b/>
+          <w:bCs/>
+          <w:sz w:val="22"/>
+          <w:szCs w:val="22"/>
+        </w:rPr>
+        <w:t>por</w:t>
+      </w:r>
+      <w:proofErr w:type="spellEnd"/>
+      <w:r>
+        <w:rPr>
+          <w:rFonts w:ascii="Times New Roman" w:hAnsi="Times New Roman" w:cs="Times New Roman"/>
+          <w:b/>
+          <w:bCs/>
+          <w:sz w:val="22"/>
+          <w:szCs w:val="22"/>
+        </w:rPr>
+        <w:t xml:space="preserve"> </w:t>
+      </w:r>
+      <w:proofErr w:type="spellStart"/>
+      <w:r>
+        <w:rPr>
+          <w:rFonts w:ascii="Times New Roman" w:hAnsi="Times New Roman" w:cs="Times New Roman"/>
+          <w:b/>
+          <w:bCs/>
+          <w:sz w:val="22"/>
+          <w:szCs w:val="22"/>
+        </w:rPr>
+        <w:t>todos</w:t>
+      </w:r>
+      <w:proofErr w:type="spellEnd"/>
+      <w:r>
+        <w:rPr>
+          <w:rFonts w:ascii="Times New Roman" w:hAnsi="Times New Roman" w:cs="Times New Roman"/>
+          <w:b/>
+          <w:bCs/>
+          <w:sz w:val="22"/>
+          <w:szCs w:val="22"/>
+        </w:rPr>
+        <w:t xml:space="preserve"> </w:t>
+      </w:r>
+      <w:proofErr w:type="spellStart"/>
+      <w:r>
+        <w:rPr>
+          <w:rFonts w:ascii="Times New Roman" w:hAnsi="Times New Roman" w:cs="Times New Roman"/>
+          <w:b/>
+          <w:bCs/>
+          <w:sz w:val="22"/>
+          <w:szCs w:val="22"/>
+        </w:rPr>
+        <w:t>os</w:t>
+      </w:r>
+      <w:proofErr w:type="spellEnd"/>
+      <w:r>
+        <w:rPr>
+          <w:rFonts w:ascii="Times New Roman" w:hAnsi="Times New Roman" w:cs="Times New Roman"/>
+          <w:b/>
+          <w:bCs/>
+          <w:sz w:val="22"/>
+          <w:szCs w:val="22"/>
+        </w:rPr>
+        <w:t xml:space="preserve"> </w:t>
+      </w:r>
+      <w:proofErr w:type="spellStart"/>
+      <w:r>
+        <w:rPr>
+          <w:rFonts w:ascii="Times New Roman" w:hAnsi="Times New Roman" w:cs="Times New Roman"/>
+          <w:b/>
+          <w:bCs/>
+          <w:sz w:val="22"/>
+          <w:szCs w:val="22"/>
+        </w:rPr>
+        <w:t>níveis</w:t>
+      </w:r>
+      <w:proofErr w:type="spellEnd"/>
+      <w:r>
+        <w:rPr>
+          <w:rFonts w:ascii="Times New Roman" w:hAnsi="Times New Roman" w:cs="Times New Roman"/>
+          <w:b/>
+          <w:bCs/>
+          <w:sz w:val="22"/>
+          <w:szCs w:val="22"/>
+        </w:rPr>
+        <w:t xml:space="preserve"> de </w:t>
+      </w:r>
+      <w:proofErr w:type="spellStart"/>
+      <w:r>
+        <w:rPr>
+          <w:rFonts w:ascii="Times New Roman" w:hAnsi="Times New Roman" w:cs="Times New Roman"/>
+          <w:b/>
+          <w:bCs/>
+          <w:sz w:val="22"/>
+          <w:szCs w:val="22"/>
+        </w:rPr>
+        <w:t>intensidades</w:t>
+      </w:r>
+      <w:proofErr w:type="spellEnd"/>
+      <w:r>
+        <w:rPr>
+          <w:rFonts w:ascii="Times New Roman" w:hAnsi="Times New Roman" w:cs="Times New Roman"/>
+          <w:b/>
+          <w:bCs/>
+          <w:sz w:val="22"/>
+          <w:szCs w:val="22"/>
+        </w:rPr>
+        <w:t xml:space="preserve"> (</w:t>
+      </w:r>
+      <w:proofErr w:type="spellStart"/>
+      <w:r>
+        <w:rPr>
+          <w:rFonts w:ascii="Times New Roman" w:hAnsi="Times New Roman" w:cs="Times New Roman"/>
+          <w:b/>
+          <w:bCs/>
+          <w:sz w:val="22"/>
+          <w:szCs w:val="22"/>
+        </w:rPr>
+        <w:t>indica</w:t>
+      </w:r>
+      <w:proofErr w:type="spellEnd"/>
+      <w:r>
+        <w:rPr>
+          <w:rFonts w:ascii="Times New Roman" w:hAnsi="Times New Roman" w:cs="Times New Roman"/>
+          <w:b/>
+          <w:bCs/>
+          <w:sz w:val="22"/>
+          <w:szCs w:val="22"/>
+        </w:rPr>
+        <w:t xml:space="preserve"> </w:t>
+      </w:r>
+      <w:proofErr w:type="spellStart"/>
+      <w:r>
+        <w:rPr>
+          <w:rFonts w:ascii="Times New Roman" w:hAnsi="Times New Roman" w:cs="Times New Roman"/>
+          <w:b/>
+          <w:bCs/>
+          <w:sz w:val="22"/>
+          <w:szCs w:val="22"/>
+        </w:rPr>
+        <w:t>transições</w:t>
+      </w:r>
+      <w:proofErr w:type="spellEnd"/>
+      <w:r>
+        <w:rPr>
+          <w:rFonts w:ascii="Times New Roman" w:hAnsi="Times New Roman" w:cs="Times New Roman"/>
+          <w:b/>
+          <w:bCs/>
+          <w:sz w:val="22"/>
+          <w:szCs w:val="22"/>
+        </w:rPr>
+        <w:t xml:space="preserve"> suav</w:t>
+      </w:r>
+      <w:r>
+        <w:rPr>
+          <w:rFonts w:ascii="Times New Roman" w:hAnsi="Times New Roman" w:cs="Times New Roman"/>
+          <w:b/>
+          <w:bCs/>
+          <w:sz w:val="22"/>
+          <w:szCs w:val="22"/>
+        </w:rPr>
+        <w:t>izadas</w:t>
+      </w:r>
+      <w:bookmarkStart w:id="0" w:name="_GoBack"/>
+      <w:bookmarkEnd w:id="0"/>
+      <w:r>
+        <w:rPr>
+          <w:rFonts w:ascii="Times New Roman" w:hAnsi="Times New Roman" w:cs="Times New Roman"/>
+          <w:b/>
+          <w:bCs/>
+          <w:sz w:val="22"/>
+          <w:szCs w:val="22"/>
+        </w:rPr>
+        <w:t>)</w:t>
+      </w:r>
     </w:p>
     <w:p>
       <w:pPr>
@@ -1944,49 +3563,26 @@
         <w:ind w:left="341" w:right="0" w:firstLine="0"/>
         <w:jc w:val="left"/>
         <w:rPr>
+          <w:rFonts w:ascii="Times New Roman" w:hAnsi="Times New Roman" w:cs="Times New Roman"/>
           <w:b/>
           <w:sz w:val="22"/>
           <w:szCs w:val="22"/>
           <w:lang w:val="pt-PT" w:eastAsia="pt-PT" w:bidi="ar-SA"/>
         </w:rPr>
       </w:pPr>
-    </w:p>
-    <w:p>
-      <w:pPr>
-        <w:spacing w:after="19" w:line="259" w:lineRule="auto"/>
-        <w:ind w:left="341" w:right="0" w:firstLine="0"/>
-        <w:jc w:val="left"/>
-        <w:rPr>
+      <w:r>
+        <w:rPr>
+          <w:rFonts w:ascii="Times New Roman" w:hAnsi="Times New Roman" w:cs="Times New Roman"/>
           <w:b/>
           <w:sz w:val="22"/>
           <w:szCs w:val="22"/>
           <w:lang w:val="pt-PT" w:eastAsia="pt-PT" w:bidi="ar-SA"/>
         </w:rPr>
-      </w:pPr>
-    </w:p>
-    <w:p>
-      <w:pPr>
-        <w:spacing w:after="19" w:line="259" w:lineRule="auto"/>
-        <w:ind w:left="341" w:right="0" w:firstLine="0"/>
-        <w:jc w:val="left"/>
-        <w:rPr>
-          <w:b/>
-          <w:sz w:val="22"/>
-          <w:szCs w:val="22"/>
-          <w:lang w:val="pt-PT" w:eastAsia="pt-PT" w:bidi="ar-SA"/>
-        </w:rPr>
-      </w:pPr>
-      <w:r>
-        <w:rPr>
-          <w:b/>
-          <w:sz w:val="22"/>
-          <w:szCs w:val="22"/>
-          <w:lang w:val="pt-PT" w:eastAsia="pt-PT" w:bidi="ar-SA"/>
-        </w:rPr>
         <w:tab/>
       </w:r>
       <w:r>
         <w:rPr>
+          <w:rFonts w:ascii="Times New Roman" w:hAnsi="Times New Roman" w:cs="Times New Roman"/>
           <w:b/>
           <w:sz w:val="22"/>
           <w:szCs w:val="22"/>
@@ -2219,7 +3815,7 @@
 </file>
 
 <file path=word/endnotes.xml><?xml version="1.0" encoding="utf-8"?>
-<w:endnotes xmlns:wpc="http://schemas.microsoft.com/office/word/2010/wordprocessingCanvas" xmlns:cx="http://schemas.microsoft.com/office/drawing/2014/chartex" xmlns:cx1="http://schemas.microsoft.com/office/drawing/2015/9/8/chartex" xmlns:cx2="http://schemas.microsoft.com/office/drawing/2015/10/21/chartex" xmlns:cx3="http://schemas.microsoft.com/office/drawing/2016/5/9/chartex" xmlns:cx4="http://schemas.microsoft.com/office/drawing/2016/5/10/chartex" xmlns:cx5="http://schemas.microsoft.com/office/drawing/2016/5/11/chartex" xmlns:cx6="http://schemas.microsoft.com/office/drawing/2016/5/12/chartex" xmlns:cx7="http://schemas.microsoft.com/office/drawing/2016/5/13/chartex" xmlns:cx8="http://schemas.microsoft.com/office/drawing/2016/5/14/chartex" xmlns:mc="http://schemas.openxmlformats.org/markup-compatibility/2006" xmlns:aink="http://schemas.microsoft.com/office/drawing/2016/ink" xmlns:am3d="http://schemas.microsoft.com/office/drawing/2017/model3d" xmlns:o="urn:schemas-microsoft-com:office:office" xmlns:oel="http://schemas.microsoft.com/office/2019/extlst" xmlns:r="http://schemas.openxmlformats.org/officeDocument/2006/relationships" xmlns:m="http://schemas.openxmlformats.org/officeDocument/2006/math" xmlns:v="urn:schemas-microsoft-com:vml" xmlns:wp14="http://schemas.microsoft.com/office/word/2010/wordprocessingDrawing" xmlns:wp="http://schemas.openxmlformats.org/drawingml/2006/wordprocessingDrawing" xmlns:w10="urn:schemas-microsoft-com:office:word" xmlns:w="http://schemas.openxmlformats.org/wordprocessingml/2006/main" xmlns:w14="http://schemas.microsoft.com/office/word/2010/wordml" xmlns:w15="http://schemas.microsoft.com/office/word/2012/wordml" xmlns:w16cex="http://schemas.microsoft.com/office/word/2018/wordml/cex" xmlns:w16cid="http://schemas.microsoft.com/office/word/2016/wordml/cid" xmlns:w16="http://schemas.microsoft.com/office/word/2018/wordml" xmlns:w16du="http://schemas.microsoft.com/office/word/2023/wordml/word16du" xmlns:w16sdtdh="http://schemas.microsoft.com/office/word/2020/wordml/sdtdatahash" xmlns:w16sdtfl="http://schemas.microsoft.com/office/word/2024/wordml/sdtformatlock" xmlns:w16se="http://schemas.microsoft.com/office/word/2015/wordml/symex" xmlns:wpg="http://schemas.microsoft.com/office/word/2010/wordprocessingGroup" xmlns:wpi="http://schemas.microsoft.com/office/word/2010/wordprocessingInk" xmlns:wne="http://schemas.microsoft.com/office/word/2006/wordml" xmlns:wps="http://schemas.microsoft.com/office/word/2010/wordprocessingShape" mc:Ignorable="w14 w15 w16se w16cid w16 w16cex w16sdtdh w16sdtfl w16du wp14">
+<w:endnotes xmlns:wpc="http://schemas.microsoft.com/office/word/2010/wordprocessingCanvas" xmlns:cx="http://schemas.microsoft.com/office/drawing/2014/chartex" xmlns:mc="http://schemas.openxmlformats.org/markup-compatibility/2006" xmlns:o="urn:schemas-microsoft-com:office:office" xmlns:r="http://schemas.openxmlformats.org/officeDocument/2006/relationships" xmlns:m="http://schemas.openxmlformats.org/officeDocument/2006/math" xmlns:v="urn:schemas-microsoft-com:vml" xmlns:wp14="http://schemas.microsoft.com/office/word/2010/wordprocessingDrawing" xmlns:wp="http://schemas.openxmlformats.org/drawingml/2006/wordprocessingDrawing" xmlns:w10="urn:schemas-microsoft-com:office:word" xmlns:w="http://schemas.openxmlformats.org/wordprocessingml/2006/main" xmlns:w14="http://schemas.microsoft.com/office/word/2010/wordml" xmlns:w15="http://schemas.microsoft.com/office/word/2012/wordml" xmlns:w16se="http://schemas.microsoft.com/office/word/2015/wordml/symex" xmlns:wpg="http://schemas.microsoft.com/office/word/2010/wordprocessingGroup" xmlns:wpi="http://schemas.microsoft.com/office/word/2010/wordprocessingInk" xmlns:wne="http://schemas.microsoft.com/office/word/2006/wordml" xmlns:wps="http://schemas.microsoft.com/office/word/2010/wordprocessingShape" mc:Ignorable="w14 w15 w16se wp14">
   <w:endnote w:type="separator" w:id="-1">
     <w:p>
       <w:pPr>
@@ -2244,7 +3840,7 @@
 </file>
 
 <file path=word/footer1.xml><?xml version="1.0" encoding="utf-8"?>
-<w:ftr xmlns:wpc="http://schemas.microsoft.com/office/word/2010/wordprocessingCanvas" xmlns:cx="http://schemas.microsoft.com/office/drawing/2014/chartex" xmlns:cx1="http://schemas.microsoft.com/office/drawing/2015/9/8/chartex" xmlns:cx2="http://schemas.microsoft.com/office/drawing/2015/10/21/chartex" xmlns:cx3="http://schemas.microsoft.com/office/drawing/2016/5/9/chartex" xmlns:cx4="http://schemas.microsoft.com/office/drawing/2016/5/10/chartex" xmlns:cx5="http://schemas.microsoft.com/office/drawing/2016/5/11/chartex" xmlns:cx6="http://schemas.microsoft.com/office/drawing/2016/5/12/chartex" xmlns:cx7="http://schemas.microsoft.com/office/drawing/2016/5/13/chartex" xmlns:cx8="http://schemas.microsoft.com/office/drawing/2016/5/14/chartex" xmlns:mc="http://schemas.openxmlformats.org/markup-compatibility/2006" xmlns:aink="http://schemas.microsoft.com/office/drawing/2016/ink" xmlns:am3d="http://schemas.microsoft.com/office/drawing/2017/model3d" xmlns:o="urn:schemas-microsoft-com:office:office" xmlns:oel="http://schemas.microsoft.com/office/2019/extlst" xmlns:r="http://schemas.openxmlformats.org/officeDocument/2006/relationships" xmlns:m="http://schemas.openxmlformats.org/officeDocument/2006/math" xmlns:v="urn:schemas-microsoft-com:vml" xmlns:wp14="http://schemas.microsoft.com/office/word/2010/wordprocessingDrawing" xmlns:wp="http://schemas.openxmlformats.org/drawingml/2006/wordprocessingDrawing" xmlns:w10="urn:schemas-microsoft-com:office:word" xmlns:w="http://schemas.openxmlformats.org/wordprocessingml/2006/main" xmlns:w14="http://schemas.microsoft.com/office/word/2010/wordml" xmlns:w15="http://schemas.microsoft.com/office/word/2012/wordml" xmlns:w16cex="http://schemas.microsoft.com/office/word/2018/wordml/cex" xmlns:w16cid="http://schemas.microsoft.com/office/word/2016/wordml/cid" xmlns:w16="http://schemas.microsoft.com/office/word/2018/wordml" xmlns:w16du="http://schemas.microsoft.com/office/word/2023/wordml/word16du" xmlns:w16sdtdh="http://schemas.microsoft.com/office/word/2020/wordml/sdtdatahash" xmlns:w16sdtfl="http://schemas.microsoft.com/office/word/2024/wordml/sdtformatlock" xmlns:w16se="http://schemas.microsoft.com/office/word/2015/wordml/symex" xmlns:wpg="http://schemas.microsoft.com/office/word/2010/wordprocessingGroup" xmlns:wpi="http://schemas.microsoft.com/office/word/2010/wordprocessingInk" xmlns:wne="http://schemas.microsoft.com/office/word/2006/wordml" xmlns:wps="http://schemas.microsoft.com/office/word/2010/wordprocessingShape" mc:Ignorable="w14 w15 w16se w16cid w16 w16cex w16sdtdh w16sdtfl w16du wp14">
+<w:ftr xmlns:wpc="http://schemas.microsoft.com/office/word/2010/wordprocessingCanvas" xmlns:cx="http://schemas.microsoft.com/office/drawing/2014/chartex" xmlns:mc="http://schemas.openxmlformats.org/markup-compatibility/2006" xmlns:o="urn:schemas-microsoft-com:office:office" xmlns:r="http://schemas.openxmlformats.org/officeDocument/2006/relationships" xmlns:m="http://schemas.openxmlformats.org/officeDocument/2006/math" xmlns:v="urn:schemas-microsoft-com:vml" xmlns:wp14="http://schemas.microsoft.com/office/word/2010/wordprocessingDrawing" xmlns:wp="http://schemas.openxmlformats.org/drawingml/2006/wordprocessingDrawing" xmlns:w10="urn:schemas-microsoft-com:office:word" xmlns:w="http://schemas.openxmlformats.org/wordprocessingml/2006/main" xmlns:w14="http://schemas.microsoft.com/office/word/2010/wordml" xmlns:w15="http://schemas.microsoft.com/office/word/2012/wordml" xmlns:w16se="http://schemas.microsoft.com/office/word/2015/wordml/symex" xmlns:wpg="http://schemas.microsoft.com/office/word/2010/wordprocessingGroup" xmlns:wpi="http://schemas.microsoft.com/office/word/2010/wordprocessingInk" xmlns:wne="http://schemas.microsoft.com/office/word/2006/wordml" xmlns:wps="http://schemas.microsoft.com/office/word/2010/wordprocessingShape" mc:Ignorable="w14 w15 w16se wp14">
   <w:p>
     <w:pPr>
       <w:spacing w:after="14" w:line="259" w:lineRule="auto"/>
@@ -2296,7 +3892,7 @@
 </file>
 
 <file path=word/footer2.xml><?xml version="1.0" encoding="utf-8"?>
-<w:ftr xmlns:wpc="http://schemas.microsoft.com/office/word/2010/wordprocessingCanvas" xmlns:cx="http://schemas.microsoft.com/office/drawing/2014/chartex" xmlns:cx1="http://schemas.microsoft.com/office/drawing/2015/9/8/chartex" xmlns:cx2="http://schemas.microsoft.com/office/drawing/2015/10/21/chartex" xmlns:cx3="http://schemas.microsoft.com/office/drawing/2016/5/9/chartex" xmlns:cx4="http://schemas.microsoft.com/office/drawing/2016/5/10/chartex" xmlns:cx5="http://schemas.microsoft.com/office/drawing/2016/5/11/chartex" xmlns:cx6="http://schemas.microsoft.com/office/drawing/2016/5/12/chartex" xmlns:cx7="http://schemas.microsoft.com/office/drawing/2016/5/13/chartex" xmlns:cx8="http://schemas.microsoft.com/office/drawing/2016/5/14/chartex" xmlns:mc="http://schemas.openxmlformats.org/markup-compatibility/2006" xmlns:aink="http://schemas.microsoft.com/office/drawing/2016/ink" xmlns:am3d="http://schemas.microsoft.com/office/drawing/2017/model3d" xmlns:o="urn:schemas-microsoft-com:office:office" xmlns:oel="http://schemas.microsoft.com/office/2019/extlst" xmlns:r="http://schemas.openxmlformats.org/officeDocument/2006/relationships" xmlns:m="http://schemas.openxmlformats.org/officeDocument/2006/math" xmlns:v="urn:schemas-microsoft-com:vml" xmlns:wp14="http://schemas.microsoft.com/office/word/2010/wordprocessingDrawing" xmlns:wp="http://schemas.openxmlformats.org/drawingml/2006/wordprocessingDrawing" xmlns:w10="urn:schemas-microsoft-com:office:word" xmlns:w="http://schemas.openxmlformats.org/wordprocessingml/2006/main" xmlns:w14="http://schemas.microsoft.com/office/word/2010/wordml" xmlns:w15="http://schemas.microsoft.com/office/word/2012/wordml" xmlns:w16cex="http://schemas.microsoft.com/office/word/2018/wordml/cex" xmlns:w16cid="http://schemas.microsoft.com/office/word/2016/wordml/cid" xmlns:w16="http://schemas.microsoft.com/office/word/2018/wordml" xmlns:w16du="http://schemas.microsoft.com/office/word/2023/wordml/word16du" xmlns:w16sdtdh="http://schemas.microsoft.com/office/word/2020/wordml/sdtdatahash" xmlns:w16sdtfl="http://schemas.microsoft.com/office/word/2024/wordml/sdtformatlock" xmlns:w16se="http://schemas.microsoft.com/office/word/2015/wordml/symex" xmlns:wpg="http://schemas.microsoft.com/office/word/2010/wordprocessingGroup" xmlns:wpi="http://schemas.microsoft.com/office/word/2010/wordprocessingInk" xmlns:wne="http://schemas.microsoft.com/office/word/2006/wordml" xmlns:wps="http://schemas.microsoft.com/office/word/2010/wordprocessingShape" mc:Ignorable="w14 w15 w16se w16cid w16 w16cex w16sdtdh w16sdtfl w16du wp14">
+<w:ftr xmlns:wpc="http://schemas.microsoft.com/office/word/2010/wordprocessingCanvas" xmlns:cx="http://schemas.microsoft.com/office/drawing/2014/chartex" xmlns:mc="http://schemas.openxmlformats.org/markup-compatibility/2006" xmlns:o="urn:schemas-microsoft-com:office:office" xmlns:r="http://schemas.openxmlformats.org/officeDocument/2006/relationships" xmlns:m="http://schemas.openxmlformats.org/officeDocument/2006/math" xmlns:v="urn:schemas-microsoft-com:vml" xmlns:wp14="http://schemas.microsoft.com/office/word/2010/wordprocessingDrawing" xmlns:wp="http://schemas.openxmlformats.org/drawingml/2006/wordprocessingDrawing" xmlns:w10="urn:schemas-microsoft-com:office:word" xmlns:w="http://schemas.openxmlformats.org/wordprocessingml/2006/main" xmlns:w14="http://schemas.microsoft.com/office/word/2010/wordml" xmlns:w15="http://schemas.microsoft.com/office/word/2012/wordml" xmlns:w16se="http://schemas.microsoft.com/office/word/2015/wordml/symex" xmlns:wpg="http://schemas.microsoft.com/office/word/2010/wordprocessingGroup" xmlns:wpi="http://schemas.microsoft.com/office/word/2010/wordprocessingInk" xmlns:wne="http://schemas.microsoft.com/office/word/2006/wordml" xmlns:wps="http://schemas.microsoft.com/office/word/2010/wordprocessingShape" mc:Ignorable="w14 w15 w16se wp14">
   <w:p>
     <w:pPr>
       <w:spacing w:after="14" w:line="259" w:lineRule="auto"/>
@@ -2327,9 +3923,10 @@
     </w:r>
     <w:r>
       <w:rPr>
+        <w:noProof/>
         <w:sz w:val="22"/>
       </w:rPr>
-      <w:t>2</w:t>
+      <w:t>1</w:t>
     </w:r>
     <w:r>
       <w:rPr>
@@ -2348,7 +3945,7 @@
 </file>
 
 <file path=word/footer3.xml><?xml version="1.0" encoding="utf-8"?>
-<w:ftr xmlns:wpc="http://schemas.microsoft.com/office/word/2010/wordprocessingCanvas" xmlns:cx="http://schemas.microsoft.com/office/drawing/2014/chartex" xmlns:cx1="http://schemas.microsoft.com/office/drawing/2015/9/8/chartex" xmlns:cx2="http://schemas.microsoft.com/office/drawing/2015/10/21/chartex" xmlns:cx3="http://schemas.microsoft.com/office/drawing/2016/5/9/chartex" xmlns:cx4="http://schemas.microsoft.com/office/drawing/2016/5/10/chartex" xmlns:cx5="http://schemas.microsoft.com/office/drawing/2016/5/11/chartex" xmlns:cx6="http://schemas.microsoft.com/office/drawing/2016/5/12/chartex" xmlns:cx7="http://schemas.microsoft.com/office/drawing/2016/5/13/chartex" xmlns:cx8="http://schemas.microsoft.com/office/drawing/2016/5/14/chartex" xmlns:mc="http://schemas.openxmlformats.org/markup-compatibility/2006" xmlns:aink="http://schemas.microsoft.com/office/drawing/2016/ink" xmlns:am3d="http://schemas.microsoft.com/office/drawing/2017/model3d" xmlns:o="urn:schemas-microsoft-com:office:office" xmlns:oel="http://schemas.microsoft.com/office/2019/extlst" xmlns:r="http://schemas.openxmlformats.org/officeDocument/2006/relationships" xmlns:m="http://schemas.openxmlformats.org/officeDocument/2006/math" xmlns:v="urn:schemas-microsoft-com:vml" xmlns:wp14="http://schemas.microsoft.com/office/word/2010/wordprocessingDrawing" xmlns:wp="http://schemas.openxmlformats.org/drawingml/2006/wordprocessingDrawing" xmlns:w10="urn:schemas-microsoft-com:office:word" xmlns:w="http://schemas.openxmlformats.org/wordprocessingml/2006/main" xmlns:w14="http://schemas.microsoft.com/office/word/2010/wordml" xmlns:w15="http://schemas.microsoft.com/office/word/2012/wordml" xmlns:w16cex="http://schemas.microsoft.com/office/word/2018/wordml/cex" xmlns:w16cid="http://schemas.microsoft.com/office/word/2016/wordml/cid" xmlns:w16="http://schemas.microsoft.com/office/word/2018/wordml" xmlns:w16du="http://schemas.microsoft.com/office/word/2023/wordml/word16du" xmlns:w16sdtdh="http://schemas.microsoft.com/office/word/2020/wordml/sdtdatahash" xmlns:w16sdtfl="http://schemas.microsoft.com/office/word/2024/wordml/sdtformatlock" xmlns:w16se="http://schemas.microsoft.com/office/word/2015/wordml/symex" xmlns:wpg="http://schemas.microsoft.com/office/word/2010/wordprocessingGroup" xmlns:wpi="http://schemas.microsoft.com/office/word/2010/wordprocessingInk" xmlns:wne="http://schemas.microsoft.com/office/word/2006/wordml" xmlns:wps="http://schemas.microsoft.com/office/word/2010/wordprocessingShape" mc:Ignorable="w14 w15 w16se w16cid w16 w16cex w16sdtdh w16sdtfl w16du wp14">
+<w:ftr xmlns:wpc="http://schemas.microsoft.com/office/word/2010/wordprocessingCanvas" xmlns:cx="http://schemas.microsoft.com/office/drawing/2014/chartex" xmlns:mc="http://schemas.openxmlformats.org/markup-compatibility/2006" xmlns:o="urn:schemas-microsoft-com:office:office" xmlns:r="http://schemas.openxmlformats.org/officeDocument/2006/relationships" xmlns:m="http://schemas.openxmlformats.org/officeDocument/2006/math" xmlns:v="urn:schemas-microsoft-com:vml" xmlns:wp14="http://schemas.microsoft.com/office/word/2010/wordprocessingDrawing" xmlns:wp="http://schemas.openxmlformats.org/drawingml/2006/wordprocessingDrawing" xmlns:w10="urn:schemas-microsoft-com:office:word" xmlns:w="http://schemas.openxmlformats.org/wordprocessingml/2006/main" xmlns:w14="http://schemas.microsoft.com/office/word/2010/wordml" xmlns:w15="http://schemas.microsoft.com/office/word/2012/wordml" xmlns:w16se="http://schemas.microsoft.com/office/word/2015/wordml/symex" xmlns:wpg="http://schemas.microsoft.com/office/word/2010/wordprocessingGroup" xmlns:wpi="http://schemas.microsoft.com/office/word/2010/wordprocessingInk" xmlns:wne="http://schemas.microsoft.com/office/word/2006/wordml" xmlns:wps="http://schemas.microsoft.com/office/word/2010/wordprocessingShape" mc:Ignorable="w14 w15 w16se wp14">
   <w:p>
     <w:pPr>
       <w:spacing w:after="160" w:line="259" w:lineRule="auto"/>
@@ -2360,7 +3957,7 @@
 </file>
 
 <file path=word/footnotes.xml><?xml version="1.0" encoding="utf-8"?>
-<w:footnotes xmlns:wpc="http://schemas.microsoft.com/office/word/2010/wordprocessingCanvas" xmlns:cx="http://schemas.microsoft.com/office/drawing/2014/chartex" xmlns:cx1="http://schemas.microsoft.com/office/drawing/2015/9/8/chartex" xmlns:cx2="http://schemas.microsoft.com/office/drawing/2015/10/21/chartex" xmlns:cx3="http://schemas.microsoft.com/office/drawing/2016/5/9/chartex" xmlns:cx4="http://schemas.microsoft.com/office/drawing/2016/5/10/chartex" xmlns:cx5="http://schemas.microsoft.com/office/drawing/2016/5/11/chartex" xmlns:cx6="http://schemas.microsoft.com/office/drawing/2016/5/12/chartex" xmlns:cx7="http://schemas.microsoft.com/office/drawing/2016/5/13/chartex" xmlns:cx8="http://schemas.microsoft.com/office/drawing/2016/5/14/chartex" xmlns:mc="http://schemas.openxmlformats.org/markup-compatibility/2006" xmlns:aink="http://schemas.microsoft.com/office/drawing/2016/ink" xmlns:am3d="http://schemas.microsoft.com/office/drawing/2017/model3d" xmlns:o="urn:schemas-microsoft-com:office:office" xmlns:oel="http://schemas.microsoft.com/office/2019/extlst" xmlns:r="http://schemas.openxmlformats.org/officeDocument/2006/relationships" xmlns:m="http://schemas.openxmlformats.org/officeDocument/2006/math" xmlns:v="urn:schemas-microsoft-com:vml" xmlns:wp14="http://schemas.microsoft.com/office/word/2010/wordprocessingDrawing" xmlns:wp="http://schemas.openxmlformats.org/drawingml/2006/wordprocessingDrawing" xmlns:w10="urn:schemas-microsoft-com:office:word" xmlns:w="http://schemas.openxmlformats.org/wordprocessingml/2006/main" xmlns:w14="http://schemas.microsoft.com/office/word/2010/wordml" xmlns:w15="http://schemas.microsoft.com/office/word/2012/wordml" xmlns:w16cex="http://schemas.microsoft.com/office/word/2018/wordml/cex" xmlns:w16cid="http://schemas.microsoft.com/office/word/2016/wordml/cid" xmlns:w16="http://schemas.microsoft.com/office/word/2018/wordml" xmlns:w16du="http://schemas.microsoft.com/office/word/2023/wordml/word16du" xmlns:w16sdtdh="http://schemas.microsoft.com/office/word/2020/wordml/sdtdatahash" xmlns:w16sdtfl="http://schemas.microsoft.com/office/word/2024/wordml/sdtformatlock" xmlns:w16se="http://schemas.microsoft.com/office/word/2015/wordml/symex" xmlns:wpg="http://schemas.microsoft.com/office/word/2010/wordprocessingGroup" xmlns:wpi="http://schemas.microsoft.com/office/word/2010/wordprocessingInk" xmlns:wne="http://schemas.microsoft.com/office/word/2006/wordml" xmlns:wps="http://schemas.microsoft.com/office/word/2010/wordprocessingShape" mc:Ignorable="w14 w15 w16se w16cid w16 w16cex w16sdtdh w16sdtfl w16du wp14">
+<w:footnotes xmlns:wpc="http://schemas.microsoft.com/office/word/2010/wordprocessingCanvas" xmlns:cx="http://schemas.microsoft.com/office/drawing/2014/chartex" xmlns:mc="http://schemas.openxmlformats.org/markup-compatibility/2006" xmlns:o="urn:schemas-microsoft-com:office:office" xmlns:r="http://schemas.openxmlformats.org/officeDocument/2006/relationships" xmlns:m="http://schemas.openxmlformats.org/officeDocument/2006/math" xmlns:v="urn:schemas-microsoft-com:vml" xmlns:wp14="http://schemas.microsoft.com/office/word/2010/wordprocessingDrawing" xmlns:wp="http://schemas.openxmlformats.org/drawingml/2006/wordprocessingDrawing" xmlns:w10="urn:schemas-microsoft-com:office:word" xmlns:w="http://schemas.openxmlformats.org/wordprocessingml/2006/main" xmlns:w14="http://schemas.microsoft.com/office/word/2010/wordml" xmlns:w15="http://schemas.microsoft.com/office/word/2012/wordml" xmlns:w16se="http://schemas.microsoft.com/office/word/2015/wordml/symex" xmlns:wpg="http://schemas.microsoft.com/office/word/2010/wordprocessingGroup" xmlns:wpi="http://schemas.microsoft.com/office/word/2010/wordprocessingInk" xmlns:wne="http://schemas.microsoft.com/office/word/2006/wordml" xmlns:wps="http://schemas.microsoft.com/office/word/2010/wordprocessingShape" mc:Ignorable="w14 w15 w16se wp14">
   <w:footnote w:type="separator" w:id="-1">
     <w:p>
       <w:pPr>
@@ -2385,7 +3982,7 @@
 </file>
 
 <file path=word/numbering.xml><?xml version="1.0" encoding="utf-8"?>
-<w:numbering xmlns:wpc="http://schemas.microsoft.com/office/word/2010/wordprocessingCanvas" xmlns:cx="http://schemas.microsoft.com/office/drawing/2014/chartex" xmlns:cx1="http://schemas.microsoft.com/office/drawing/2015/9/8/chartex" xmlns:cx2="http://schemas.microsoft.com/office/drawing/2015/10/21/chartex" xmlns:cx3="http://schemas.microsoft.com/office/drawing/2016/5/9/chartex" xmlns:cx4="http://schemas.microsoft.com/office/drawing/2016/5/10/chartex" xmlns:cx5="http://schemas.microsoft.com/office/drawing/2016/5/11/chartex" xmlns:cx6="http://schemas.microsoft.com/office/drawing/2016/5/12/chartex" xmlns:cx7="http://schemas.microsoft.com/office/drawing/2016/5/13/chartex" xmlns:cx8="http://schemas.microsoft.com/office/drawing/2016/5/14/chartex" xmlns:mc="http://schemas.openxmlformats.org/markup-compatibility/2006" xmlns:aink="http://schemas.microsoft.com/office/drawing/2016/ink" xmlns:am3d="http://schemas.microsoft.com/office/drawing/2017/model3d" xmlns:o="urn:schemas-microsoft-com:office:office" xmlns:oel="http://schemas.microsoft.com/office/2019/extlst" xmlns:r="http://schemas.openxmlformats.org/officeDocument/2006/relationships" xmlns:m="http://schemas.openxmlformats.org/officeDocument/2006/math" xmlns:v="urn:schemas-microsoft-com:vml" xmlns:wp14="http://schemas.microsoft.com/office/word/2010/wordprocessingDrawing" xmlns:wp="http://schemas.openxmlformats.org/drawingml/2006/wordprocessingDrawing" xmlns:w10="urn:schemas-microsoft-com:office:word" xmlns:w="http://schemas.openxmlformats.org/wordprocessingml/2006/main" xmlns:w14="http://schemas.microsoft.com/office/word/2010/wordml" xmlns:w15="http://schemas.microsoft.com/office/word/2012/wordml" xmlns:w16cex="http://schemas.microsoft.com/office/word/2018/wordml/cex" xmlns:w16cid="http://schemas.microsoft.com/office/word/2016/wordml/cid" xmlns:w16="http://schemas.microsoft.com/office/word/2018/wordml" xmlns:w16du="http://schemas.microsoft.com/office/word/2023/wordml/word16du" xmlns:w16sdtdh="http://schemas.microsoft.com/office/word/2020/wordml/sdtdatahash" xmlns:w16sdtfl="http://schemas.microsoft.com/office/word/2024/wordml/sdtformatlock" xmlns:w16se="http://schemas.microsoft.com/office/word/2015/wordml/symex" xmlns:wpg="http://schemas.microsoft.com/office/word/2010/wordprocessingGroup" xmlns:wpi="http://schemas.microsoft.com/office/word/2010/wordprocessingInk" xmlns:wne="http://schemas.microsoft.com/office/word/2006/wordml" xmlns:wps="http://schemas.microsoft.com/office/word/2010/wordprocessingShape" mc:Ignorable="w14 w15 w16se w16cid w16 w16cex w16sdtdh w16sdtfl w16du wp14">
+<w:numbering xmlns:wpc="http://schemas.microsoft.com/office/word/2010/wordprocessingCanvas" xmlns:cx="http://schemas.microsoft.com/office/drawing/2014/chartex" xmlns:mc="http://schemas.openxmlformats.org/markup-compatibility/2006" xmlns:o="urn:schemas-microsoft-com:office:office" xmlns:r="http://schemas.openxmlformats.org/officeDocument/2006/relationships" xmlns:m="http://schemas.openxmlformats.org/officeDocument/2006/math" xmlns:v="urn:schemas-microsoft-com:vml" xmlns:wp14="http://schemas.microsoft.com/office/word/2010/wordprocessingDrawing" xmlns:wp="http://schemas.openxmlformats.org/drawingml/2006/wordprocessingDrawing" xmlns:w10="urn:schemas-microsoft-com:office:word" xmlns:w="http://schemas.openxmlformats.org/wordprocessingml/2006/main" xmlns:w14="http://schemas.microsoft.com/office/word/2010/wordml" xmlns:w15="http://schemas.microsoft.com/office/word/2012/wordml" xmlns:w16se="http://schemas.microsoft.com/office/word/2015/wordml/symex" xmlns:wpg="http://schemas.microsoft.com/office/word/2010/wordprocessingGroup" xmlns:wpi="http://schemas.microsoft.com/office/word/2010/wordprocessingInk" xmlns:wne="http://schemas.microsoft.com/office/word/2006/wordml" xmlns:wps="http://schemas.microsoft.com/office/word/2010/wordprocessingShape" mc:Ignorable="w14 w15 w16se wp14">
   <w:abstractNum w:abstractNumId="0" w15:restartNumberingAfterBreak="0">
     <w:nsid w:val="2F89510B"/>
     <w:multiLevelType w:val="multilevel"/>
@@ -2393,7 +3990,7 @@
     <w:lvl w:ilvl="0">
       <w:start w:val="1"/>
       <w:numFmt w:val="decimal"/>
-      <w:pStyle w:val="Ttulo1"/>
+      <w:pStyle w:val="Cabealho1"/>
       <w:lvlText w:val="%1."/>
       <w:lvlJc w:val="left"/>
       <w:pPr>
@@ -2418,7 +4015,7 @@
     <w:lvl w:ilvl="1">
       <w:start w:val="1"/>
       <w:numFmt w:val="decimal"/>
-      <w:pStyle w:val="Ttulo2"/>
+      <w:pStyle w:val="Cabealho2"/>
       <w:lvlText w:val="%1.%2."/>
       <w:lvlJc w:val="left"/>
       <w:pPr>
@@ -2821,17 +4418,133 @@
       </w:rPr>
     </w:lvl>
   </w:abstractNum>
-  <w:num w:numId="1" w16cid:durableId="325938585">
+  <w:abstractNum w:abstractNumId="2" w15:restartNumberingAfterBreak="0">
+    <w:nsid w:val="6DFB09B6"/>
+    <w:multiLevelType w:val="hybridMultilevel"/>
+    <w:tmpl w:val="7F986E8C"/>
+    <w:lvl w:ilvl="0" w:tplc="08160001">
+      <w:start w:val="1"/>
+      <w:numFmt w:val="bullet"/>
+      <w:lvlText w:val=""/>
+      <w:lvlJc w:val="left"/>
+      <w:pPr>
+        <w:ind w:left="720" w:hanging="360"/>
+      </w:pPr>
+      <w:rPr>
+        <w:rFonts w:ascii="Symbol" w:hAnsi="Symbol" w:hint="default"/>
+      </w:rPr>
+    </w:lvl>
+    <w:lvl w:ilvl="1" w:tplc="08160003" w:tentative="1">
+      <w:start w:val="1"/>
+      <w:numFmt w:val="bullet"/>
+      <w:lvlText w:val="o"/>
+      <w:lvlJc w:val="left"/>
+      <w:pPr>
+        <w:ind w:left="1440" w:hanging="360"/>
+      </w:pPr>
+      <w:rPr>
+        <w:rFonts w:ascii="Courier New" w:hAnsi="Courier New" w:cs="Courier New" w:hint="default"/>
+      </w:rPr>
+    </w:lvl>
+    <w:lvl w:ilvl="2" w:tplc="08160005" w:tentative="1">
+      <w:start w:val="1"/>
+      <w:numFmt w:val="bullet"/>
+      <w:lvlText w:val=""/>
+      <w:lvlJc w:val="left"/>
+      <w:pPr>
+        <w:ind w:left="2160" w:hanging="360"/>
+      </w:pPr>
+      <w:rPr>
+        <w:rFonts w:ascii="Wingdings" w:hAnsi="Wingdings" w:hint="default"/>
+      </w:rPr>
+    </w:lvl>
+    <w:lvl w:ilvl="3" w:tplc="08160001" w:tentative="1">
+      <w:start w:val="1"/>
+      <w:numFmt w:val="bullet"/>
+      <w:lvlText w:val=""/>
+      <w:lvlJc w:val="left"/>
+      <w:pPr>
+        <w:ind w:left="2880" w:hanging="360"/>
+      </w:pPr>
+      <w:rPr>
+        <w:rFonts w:ascii="Symbol" w:hAnsi="Symbol" w:hint="default"/>
+      </w:rPr>
+    </w:lvl>
+    <w:lvl w:ilvl="4" w:tplc="08160003" w:tentative="1">
+      <w:start w:val="1"/>
+      <w:numFmt w:val="bullet"/>
+      <w:lvlText w:val="o"/>
+      <w:lvlJc w:val="left"/>
+      <w:pPr>
+        <w:ind w:left="3600" w:hanging="360"/>
+      </w:pPr>
+      <w:rPr>
+        <w:rFonts w:ascii="Courier New" w:hAnsi="Courier New" w:cs="Courier New" w:hint="default"/>
+      </w:rPr>
+    </w:lvl>
+    <w:lvl w:ilvl="5" w:tplc="08160005" w:tentative="1">
+      <w:start w:val="1"/>
+      <w:numFmt w:val="bullet"/>
+      <w:lvlText w:val=""/>
+      <w:lvlJc w:val="left"/>
+      <w:pPr>
+        <w:ind w:left="4320" w:hanging="360"/>
+      </w:pPr>
+      <w:rPr>
+        <w:rFonts w:ascii="Wingdings" w:hAnsi="Wingdings" w:hint="default"/>
+      </w:rPr>
+    </w:lvl>
+    <w:lvl w:ilvl="6" w:tplc="08160001" w:tentative="1">
+      <w:start w:val="1"/>
+      <w:numFmt w:val="bullet"/>
+      <w:lvlText w:val=""/>
+      <w:lvlJc w:val="left"/>
+      <w:pPr>
+        <w:ind w:left="5040" w:hanging="360"/>
+      </w:pPr>
+      <w:rPr>
+        <w:rFonts w:ascii="Symbol" w:hAnsi="Symbol" w:hint="default"/>
+      </w:rPr>
+    </w:lvl>
+    <w:lvl w:ilvl="7" w:tplc="08160003" w:tentative="1">
+      <w:start w:val="1"/>
+      <w:numFmt w:val="bullet"/>
+      <w:lvlText w:val="o"/>
+      <w:lvlJc w:val="left"/>
+      <w:pPr>
+        <w:ind w:left="5760" w:hanging="360"/>
+      </w:pPr>
+      <w:rPr>
+        <w:rFonts w:ascii="Courier New" w:hAnsi="Courier New" w:cs="Courier New" w:hint="default"/>
+      </w:rPr>
+    </w:lvl>
+    <w:lvl w:ilvl="8" w:tplc="08160005" w:tentative="1">
+      <w:start w:val="1"/>
+      <w:numFmt w:val="bullet"/>
+      <w:lvlText w:val=""/>
+      <w:lvlJc w:val="left"/>
+      <w:pPr>
+        <w:ind w:left="6480" w:hanging="360"/>
+      </w:pPr>
+      <w:rPr>
+        <w:rFonts w:ascii="Wingdings" w:hAnsi="Wingdings" w:hint="default"/>
+      </w:rPr>
+    </w:lvl>
+  </w:abstractNum>
+  <w:num w:numId="1">
     <w:abstractNumId w:val="1"/>
   </w:num>
-  <w:num w:numId="2" w16cid:durableId="1689596216">
+  <w:num w:numId="2">
     <w:abstractNumId w:val="0"/>
+  </w:num>
+  <w:num w:numId="3">
+    <w:abstractNumId w:val="2"/>
   </w:num>
 </w:numbering>
 </file>
 
 <file path=word/styles.xml><?xml version="1.0" encoding="utf-8"?>
-<w:styles xmlns:mc="http://schemas.openxmlformats.org/markup-compatibility/2006" xmlns:r="http://schemas.openxmlformats.org/officeDocument/2006/relationships" xmlns:w="http://schemas.openxmlformats.org/wordprocessingml/2006/main" xmlns:w14="http://schemas.microsoft.com/office/word/2010/wordml" xmlns:w15="http://schemas.microsoft.com/office/word/2012/wordml" xmlns:w16cex="http://schemas.microsoft.com/office/word/2018/wordml/cex" xmlns:w16cid="http://schemas.microsoft.com/office/word/2016/wordml/cid" xmlns:w16="http://schemas.microsoft.com/office/word/2018/wordml" xmlns:w16du="http://schemas.microsoft.com/office/word/2023/wordml/word16du" xmlns:w16sdtdh="http://schemas.microsoft.com/office/word/2020/wordml/sdtdatahash" xmlns:w16sdtfl="http://schemas.microsoft.com/office/word/2024/wordml/sdtformatlock" xmlns:w16se="http://schemas.microsoft.com/office/word/2015/wordml/symex" mc:Ignorable="w14 w15 w16se w16cid w16 w16cex w16sdtdh w16sdtfl w16du">
+<w:styles xmlns:mc="http://schemas.openxmlformats.org/markup-compatibility/2006" xmlns:r="http://schemas.openxmlformats.org/officeDocument/2006/relationships" xmlns:w="http://schemas.openxmlformats.org/wordprocessingml/2006/main" xmlns:w14="http://schemas.microsoft.com/office/word/2010/wordml" xmlns:w15="http://schemas.microsoft.com/office/word/2012/wordml" xmlns:w16se="http://schemas.microsoft.com/office/word/2015/wordml/symex" mc:Ignorable="w14 w15 w16se">
   <w:docDefaults>
     <w:rPrDefault>
       <w:rPr>
@@ -2849,7 +4562,7 @@
       </w:pPr>
     </w:pPrDefault>
   </w:docDefaults>
-  <w:latentStyles w:defLockedState="0" w:defUIPriority="99" w:defSemiHidden="0" w:defUnhideWhenUsed="0" w:defQFormat="0" w:count="376">
+  <w:latentStyles w:defLockedState="0" w:defUIPriority="99" w:defSemiHidden="0" w:defUnhideWhenUsed="0" w:defQFormat="0" w:count="371">
     <w:lsdException w:name="Normal" w:uiPriority="0" w:qFormat="1"/>
     <w:lsdException w:name="heading 1" w:uiPriority="9" w:qFormat="1"/>
     <w:lsdException w:name="heading 2" w:semiHidden="1" w:uiPriority="9" w:unhideWhenUsed="1" w:qFormat="1"/>
@@ -3221,11 +4934,6 @@
     <w:lsdException w:name="List Table 5 Dark Accent 6" w:uiPriority="50"/>
     <w:lsdException w:name="List Table 6 Colorful Accent 6" w:uiPriority="51"/>
     <w:lsdException w:name="List Table 7 Colorful Accent 6" w:uiPriority="52"/>
-    <w:lsdException w:name="Mention" w:semiHidden="1" w:unhideWhenUsed="1"/>
-    <w:lsdException w:name="Smart Hyperlink" w:semiHidden="1" w:unhideWhenUsed="1"/>
-    <w:lsdException w:name="Hashtag" w:semiHidden="1" w:unhideWhenUsed="1"/>
-    <w:lsdException w:name="Unresolved Mention" w:semiHidden="1" w:unhideWhenUsed="1"/>
-    <w:lsdException w:name="Smart Link" w:semiHidden="1" w:unhideWhenUsed="1"/>
   </w:latentStyles>
   <w:style w:type="paragraph" w:default="1" w:styleId="Normal">
     <w:name w:val="Normal"/>
@@ -3242,10 +4950,10 @@
       <w:lang w:val="en-US" w:eastAsia="en-US" w:bidi="en-US"/>
     </w:rPr>
   </w:style>
-  <w:style w:type="paragraph" w:styleId="Ttulo1">
+  <w:style w:type="paragraph" w:styleId="Cabealho1">
     <w:name w:val="heading 1"/>
     <w:next w:val="Normal"/>
-    <w:link w:val="Ttulo1Carter"/>
+    <w:link w:val="Cabealho1Carter"/>
     <w:uiPriority w:val="9"/>
     <w:qFormat/>
     <w:pPr>
@@ -3264,10 +4972,10 @@
       <w:color w:val="000000"/>
     </w:rPr>
   </w:style>
-  <w:style w:type="paragraph" w:styleId="Ttulo2">
+  <w:style w:type="paragraph" w:styleId="Cabealho2">
     <w:name w:val="heading 2"/>
     <w:next w:val="Normal"/>
-    <w:link w:val="Ttulo2Carter"/>
+    <w:link w:val="Cabealho2Carter"/>
     <w:uiPriority w:val="9"/>
     <w:unhideWhenUsed/>
     <w:qFormat/>
@@ -3288,11 +4996,11 @@
       <w:color w:val="000000"/>
     </w:rPr>
   </w:style>
-  <w:style w:type="paragraph" w:styleId="Ttulo3">
+  <w:style w:type="paragraph" w:styleId="Cabealho3">
     <w:name w:val="heading 3"/>
     <w:basedOn w:val="Normal"/>
     <w:next w:val="Normal"/>
-    <w:link w:val="Ttulo3Carter"/>
+    <w:link w:val="Cabealho3Carter"/>
     <w:uiPriority w:val="9"/>
     <w:semiHidden/>
     <w:unhideWhenUsed/>
@@ -3336,9 +5044,9 @@
     <w:semiHidden/>
     <w:unhideWhenUsed/>
   </w:style>
-  <w:style w:type="character" w:customStyle="1" w:styleId="Ttulo1Carter">
-    <w:name w:val="Título 1 Caráter"/>
-    <w:link w:val="Ttulo1"/>
+  <w:style w:type="character" w:customStyle="1" w:styleId="Cabealho1Carter">
+    <w:name w:val="Cabeçalho 1 Caráter"/>
+    <w:link w:val="Cabealho1"/>
     <w:rPr>
       <w:rFonts w:ascii="Arial" w:eastAsia="Arial" w:hAnsi="Arial" w:cs="Arial"/>
       <w:b/>
@@ -3346,9 +5054,9 @@
       <w:sz w:val="24"/>
     </w:rPr>
   </w:style>
-  <w:style w:type="character" w:customStyle="1" w:styleId="Ttulo2Carter">
-    <w:name w:val="Título 2 Caráter"/>
-    <w:link w:val="Ttulo2"/>
+  <w:style w:type="character" w:customStyle="1" w:styleId="Cabealho2Carter">
+    <w:name w:val="Cabeçalho 2 Caráter"/>
+    <w:link w:val="Cabealho2"/>
     <w:rPr>
       <w:rFonts w:ascii="Arial" w:eastAsia="Arial" w:hAnsi="Arial" w:cs="Arial"/>
       <w:b/>
@@ -3370,10 +5078,10 @@
       </w:tblCellMar>
     </w:tblPr>
   </w:style>
-  <w:style w:type="character" w:customStyle="1" w:styleId="Ttulo3Carter">
-    <w:name w:val="Título 3 Caráter"/>
+  <w:style w:type="character" w:customStyle="1" w:styleId="Cabealho3Carter">
+    <w:name w:val="Cabeçalho 3 Caráter"/>
     <w:basedOn w:val="Tipodeletrapredefinidodopargrafo"/>
-    <w:link w:val="Ttulo3"/>
+    <w:link w:val="Cabealho3"/>
     <w:uiPriority w:val="9"/>
     <w:semiHidden/>
     <w:rsid w:val="00C918A3"/>
@@ -3387,7 +5095,6 @@
     <w:name w:val="Normal (Web)"/>
     <w:basedOn w:val="Normal"/>
     <w:uiPriority w:val="99"/>
-    <w:semiHidden/>
     <w:unhideWhenUsed/>
     <w:rsid w:val="00C918A3"/>
     <w:pPr>

--- a/FP_Team2_74613_75207.docx
+++ b/FP_Team2_74613_75207.docx
@@ -1,6 +1,6 @@
 
 <file path=word/document.xml><?xml version="1.0" encoding="utf-8"?>
-<w:document xmlns:wpc="http://schemas.microsoft.com/office/word/2010/wordprocessingCanvas" xmlns:cx="http://schemas.microsoft.com/office/drawing/2014/chartex" xmlns:mc="http://schemas.openxmlformats.org/markup-compatibility/2006" xmlns:o="urn:schemas-microsoft-com:office:office" xmlns:r="http://schemas.openxmlformats.org/officeDocument/2006/relationships" xmlns:m="http://schemas.openxmlformats.org/officeDocument/2006/math" xmlns:v="urn:schemas-microsoft-com:vml" xmlns:wp14="http://schemas.microsoft.com/office/word/2010/wordprocessingDrawing" xmlns:wp="http://schemas.openxmlformats.org/drawingml/2006/wordprocessingDrawing" xmlns:w10="urn:schemas-microsoft-com:office:word" xmlns:w="http://schemas.openxmlformats.org/wordprocessingml/2006/main" xmlns:w14="http://schemas.microsoft.com/office/word/2010/wordml" xmlns:w15="http://schemas.microsoft.com/office/word/2012/wordml" xmlns:w16se="http://schemas.microsoft.com/office/word/2015/wordml/symex" xmlns:wpg="http://schemas.microsoft.com/office/word/2010/wordprocessingGroup" xmlns:wpi="http://schemas.microsoft.com/office/word/2010/wordprocessingInk" xmlns:wne="http://schemas.microsoft.com/office/word/2006/wordml" xmlns:wps="http://schemas.microsoft.com/office/word/2010/wordprocessingShape" mc:Ignorable="w14 w15 w16se wp14">
+<w:document xmlns:wpc="http://schemas.microsoft.com/office/word/2010/wordprocessingCanvas" xmlns:cx="http://schemas.microsoft.com/office/drawing/2014/chartex" xmlns:cx1="http://schemas.microsoft.com/office/drawing/2015/9/8/chartex" xmlns:cx2="http://schemas.microsoft.com/office/drawing/2015/10/21/chartex" xmlns:cx3="http://schemas.microsoft.com/office/drawing/2016/5/9/chartex" xmlns:cx4="http://schemas.microsoft.com/office/drawing/2016/5/10/chartex" xmlns:cx5="http://schemas.microsoft.com/office/drawing/2016/5/11/chartex" xmlns:cx6="http://schemas.microsoft.com/office/drawing/2016/5/12/chartex" xmlns:cx7="http://schemas.microsoft.com/office/drawing/2016/5/13/chartex" xmlns:cx8="http://schemas.microsoft.com/office/drawing/2016/5/14/chartex" xmlns:mc="http://schemas.openxmlformats.org/markup-compatibility/2006" xmlns:aink="http://schemas.microsoft.com/office/drawing/2016/ink" xmlns:am3d="http://schemas.microsoft.com/office/drawing/2017/model3d" xmlns:o="urn:schemas-microsoft-com:office:office" xmlns:oel="http://schemas.microsoft.com/office/2019/extlst" xmlns:r="http://schemas.openxmlformats.org/officeDocument/2006/relationships" xmlns:m="http://schemas.openxmlformats.org/officeDocument/2006/math" xmlns:v="urn:schemas-microsoft-com:vml" xmlns:wp14="http://schemas.microsoft.com/office/word/2010/wordprocessingDrawing" xmlns:wp="http://schemas.openxmlformats.org/drawingml/2006/wordprocessingDrawing" xmlns:w10="urn:schemas-microsoft-com:office:word" xmlns:w="http://schemas.openxmlformats.org/wordprocessingml/2006/main" xmlns:w14="http://schemas.microsoft.com/office/word/2010/wordml" xmlns:w15="http://schemas.microsoft.com/office/word/2012/wordml" xmlns:w16cex="http://schemas.microsoft.com/office/word/2018/wordml/cex" xmlns:w16cid="http://schemas.microsoft.com/office/word/2016/wordml/cid" xmlns:w16="http://schemas.microsoft.com/office/word/2018/wordml" xmlns:w16du="http://schemas.microsoft.com/office/word/2023/wordml/word16du" xmlns:w16sdtdh="http://schemas.microsoft.com/office/word/2020/wordml/sdtdatahash" xmlns:w16sdtfl="http://schemas.microsoft.com/office/word/2024/wordml/sdtformatlock" xmlns:w16se="http://schemas.microsoft.com/office/word/2015/wordml/symex" xmlns:wpg="http://schemas.microsoft.com/office/word/2010/wordprocessingGroup" xmlns:wpi="http://schemas.microsoft.com/office/word/2010/wordprocessingInk" xmlns:wne="http://schemas.microsoft.com/office/word/2006/wordml" xmlns:wps="http://schemas.microsoft.com/office/word/2010/wordprocessingShape" mc:Ignorable="w14 w15 w16se w16cid w16 w16cex w16sdtdh w16sdtfl w16du wp14">
   <w:body>
     <w:p>
       <w:pPr>
@@ -32,23 +32,7 @@
           <w:b/>
           <w:sz w:val="44"/>
         </w:rPr>
-        <w:t xml:space="preserve"> </w:t>
-      </w:r>
-      <w:proofErr w:type="spellStart"/>
-      <w:r>
-        <w:rPr>
-          <w:b/>
-          <w:sz w:val="44"/>
-        </w:rPr>
-        <w:t>Imagem</w:t>
-      </w:r>
-      <w:proofErr w:type="spellEnd"/>
-      <w:r>
-        <w:rPr>
-          <w:b/>
-          <w:sz w:val="44"/>
-        </w:rPr>
-        <w:t xml:space="preserve"> </w:t>
+        <w:t xml:space="preserve"> Imagem </w:t>
       </w:r>
       <w:proofErr w:type="spellStart"/>
       <w:r>
@@ -394,17 +378,8 @@
           <w:i/>
           <w:sz w:val="28"/>
         </w:rPr>
-        <w:t xml:space="preserve">Ricardo </w:t>
-      </w:r>
-      <w:proofErr w:type="spellStart"/>
-      <w:r>
-        <w:rPr>
-          <w:i/>
-          <w:sz w:val="28"/>
-        </w:rPr>
-        <w:t>Vigário</w:t>
-      </w:r>
-      <w:proofErr w:type="spellEnd"/>
+        <w:t>Ricardo Vigário</w:t>
+      </w:r>
       <w:r>
         <w:rPr>
           <w:i/>
@@ -1170,8 +1145,8 @@
           </mc:Choice>
           <mc:Fallback>
             <w:pict>
-              <v:group w14:anchorId="0F08923B" id="Group 11076" o:spid="_x0000_s1026" alt="NOVA School of Science and Technology – Wikipédia, a enciclopédia livre" style="position:absolute;left:0;text-align:left;margin-left:0;margin-top:0;width:595.45pt;height:166.15pt;z-index:251658240;mso-position-horizontal-relative:page;mso-position-vertical-relative:page" coordsize="75620,21103" o:gfxdata="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">
-                <v:rect id="Rectangle 814" o:spid="_x0000_s1027" style="position:absolute;left:37810;top:4616;width:518;height:2079;visibility:visible;mso-wrap-style:square;v-text-anchor:top" o:gfxdata="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" filled="f" stroked="f">
+              <v:group w14:anchorId="0F08923B" id="Group 11076" o:spid="_x0000_s1026" alt="NOVA School of Science and Technology – Wikipédia, a enciclopédia livre" style="position:absolute;left:0;text-align:left;margin-left:0;margin-top:0;width:595.45pt;height:166.15pt;z-index:251658240;mso-position-horizontal-relative:page;mso-position-vertical-relative:page" coordsize="75620,21103" o:gfxdata="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">
+                <v:rect id="Rectangle 814" o:spid="_x0000_s1027" style="position:absolute;left:37810;top:4616;width:518;height:2079;visibility:visible;mso-wrap-style:square;v-text-anchor:top" o:gfxdata="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" filled="f" stroked="f">
                   <v:textbox inset="0,0,0,0">
                     <w:txbxContent>
                       <w:p>
@@ -1190,7 +1165,7 @@
                     </w:txbxContent>
                   </v:textbox>
                 </v:rect>
-                <v:rect id="Rectangle 815" o:spid="_x0000_s1028" style="position:absolute;left:4575;top:6426;width:563;height:2260;visibility:visible;mso-wrap-style:square;v-text-anchor:top" o:gfxdata="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" filled="f" stroked="f">
+                <v:rect id="Rectangle 815" o:spid="_x0000_s1028" style="position:absolute;left:4575;top:6426;width:563;height:2260;visibility:visible;mso-wrap-style:square;v-text-anchor:top" o:gfxdata="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" filled="f" stroked="f">
                   <v:textbox inset="0,0,0,0">
                     <w:txbxContent>
                       <w:p>
@@ -1210,7 +1185,7 @@
                     </w:txbxContent>
                   </v:textbox>
                 </v:rect>
-                <v:rect id="Rectangle 816" o:spid="_x0000_s1029" style="position:absolute;left:4575;top:8437;width:563;height:2260;visibility:visible;mso-wrap-style:square;v-text-anchor:top" o:gfxdata="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" filled="f" stroked="f">
+                <v:rect id="Rectangle 816" o:spid="_x0000_s1029" style="position:absolute;left:4575;top:8437;width:563;height:2260;visibility:visible;mso-wrap-style:square;v-text-anchor:top" o:gfxdata="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" filled="f" stroked="f">
                   <v:textbox inset="0,0,0,0">
                     <w:txbxContent>
                       <w:p>
@@ -1230,7 +1205,7 @@
                     </w:txbxContent>
                   </v:textbox>
                 </v:rect>
-                <v:rect id="Rectangle 817" o:spid="_x0000_s1030" style="position:absolute;left:4575;top:10449;width:23102;height:2260;visibility:visible;mso-wrap-style:square;v-text-anchor:top" o:gfxdata="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" filled="f" stroked="f">
+                <v:rect id="Rectangle 817" o:spid="_x0000_s1030" style="position:absolute;left:4575;top:10449;width:23102;height:2260;visibility:visible;mso-wrap-style:square;v-text-anchor:top" o:gfxdata="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" filled="f" stroked="f">
                   <v:textbox inset="0,0,0,0">
                     <w:txbxContent>
                       <w:p>
@@ -1250,7 +1225,7 @@
                     </w:txbxContent>
                   </v:textbox>
                 </v:rect>
-                <v:rect id="Rectangle 818" o:spid="_x0000_s1031" style="position:absolute;left:21954;top:10449;width:3401;height:2260;visibility:visible;mso-wrap-style:square;v-text-anchor:top" o:gfxdata="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" filled="f" stroked="f">
+                <v:rect id="Rectangle 818" o:spid="_x0000_s1031" style="position:absolute;left:21954;top:10449;width:3401;height:2260;visibility:visible;mso-wrap-style:square;v-text-anchor:top" o:gfxdata="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" filled="f" stroked="f">
                   <v:textbox inset="0,0,0,0">
                     <w:txbxContent>
                       <w:p>
@@ -1270,7 +1245,7 @@
                     </w:txbxContent>
                   </v:textbox>
                 </v:rect>
-                <v:rect id="Rectangle 819" o:spid="_x0000_s1032" style="position:absolute;left:24484;top:10449;width:563;height:2260;visibility:visible;mso-wrap-style:square;v-text-anchor:top" o:gfxdata="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" filled="f" stroked="f">
+                <v:rect id="Rectangle 819" o:spid="_x0000_s1032" style="position:absolute;left:24484;top:10449;width:563;height:2260;visibility:visible;mso-wrap-style:square;v-text-anchor:top" o:gfxdata="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" filled="f" stroked="f">
                   <v:textbox inset="0,0,0,0">
                     <w:txbxContent>
                       <w:p>
@@ -1290,7 +1265,7 @@
                     </w:txbxContent>
                   </v:textbox>
                 </v:rect>
-                <v:rect id="Rectangle 820" o:spid="_x0000_s1033" style="position:absolute;left:4575;top:12461;width:563;height:2260;visibility:visible;mso-wrap-style:square;v-text-anchor:top" o:gfxdata="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" filled="f" stroked="f">
+                <v:rect id="Rectangle 820" o:spid="_x0000_s1033" style="position:absolute;left:4575;top:12461;width:563;height:2260;visibility:visible;mso-wrap-style:square;v-text-anchor:top" o:gfxdata="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" filled="f" stroked="f">
                   <v:textbox inset="0,0,0,0">
                     <w:txbxContent>
                       <w:p>
@@ -1310,7 +1285,7 @@
                     </w:txbxContent>
                   </v:textbox>
                 </v:rect>
-                <v:rect id="Rectangle 821" o:spid="_x0000_s1034" style="position:absolute;left:4575;top:14472;width:563;height:2260;visibility:visible;mso-wrap-style:square;v-text-anchor:top" o:gfxdata="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" filled="f" stroked="f">
+                <v:rect id="Rectangle 821" o:spid="_x0000_s1034" style="position:absolute;left:4575;top:14472;width:563;height:2260;visibility:visible;mso-wrap-style:square;v-text-anchor:top" o:gfxdata="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" filled="f" stroked="f">
                   <v:textbox inset="0,0,0,0">
                     <w:txbxContent>
                       <w:p>
@@ -1330,7 +1305,7 @@
                     </w:txbxContent>
                   </v:textbox>
                 </v:rect>
-                <v:rect id="Rectangle 822" o:spid="_x0000_s1035" style="position:absolute;left:4575;top:16488;width:563;height:2260;visibility:visible;mso-wrap-style:square;v-text-anchor:top" o:gfxdata="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" filled="f" stroked="f">
+                <v:rect id="Rectangle 822" o:spid="_x0000_s1035" style="position:absolute;left:4575;top:16488;width:563;height:2260;visibility:visible;mso-wrap-style:square;v-text-anchor:top" o:gfxdata="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" filled="f" stroked="f">
                   <v:textbox inset="0,0,0,0">
                     <w:txbxContent>
                       <w:p>
@@ -1350,7 +1325,7 @@
                     </w:txbxContent>
                   </v:textbox>
                 </v:rect>
-                <v:rect id="Rectangle 823" o:spid="_x0000_s1036" style="position:absolute;left:4575;top:18500;width:563;height:2260;visibility:visible;mso-wrap-style:square;v-text-anchor:top" o:gfxdata="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" filled="f" stroked="f">
+                <v:rect id="Rectangle 823" o:spid="_x0000_s1036" style="position:absolute;left:4575;top:18500;width:563;height:2260;visibility:visible;mso-wrap-style:square;v-text-anchor:top" o:gfxdata="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" filled="f" stroked="f">
                   <v:textbox inset="0,0,0,0">
                     <w:txbxContent>
                       <w:p>
@@ -1389,27 +1364,27 @@
                   <v:path o:extrusionok="f" gradientshapeok="t" o:connecttype="rect"/>
                   <o:lock v:ext="edit" aspectratio="t"/>
                 </v:shapetype>
-                <v:shape id="Picture 909" o:spid="_x0000_s1037" type="#_x0000_t75" style="position:absolute;left:27470;top:6477;width:20682;height:14626;visibility:visible;mso-wrap-style:square" o:gfxdata="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">
+                <v:shape id="Picture 909" o:spid="_x0000_s1037" type="#_x0000_t75" style="position:absolute;left:27470;top:6477;width:20682;height:14626;visibility:visible;mso-wrap-style:square" o:gfxdata="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">
                   <v:imagedata r:id="rId11" o:title=""/>
                 </v:shape>
-                <v:shape id="Picture 13342" o:spid="_x0000_s1038" type="#_x0000_t75" style="position:absolute;left:20401;width:55016;height:12222;visibility:visible;mso-wrap-style:square" o:gfxdata="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">
+                <v:shape id="Picture 13342" o:spid="_x0000_s1038" type="#_x0000_t75" style="position:absolute;left:20401;width:55016;height:12222;visibility:visible;mso-wrap-style:square" o:gfxdata="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">
                   <v:imagedata r:id="rId12" o:title=""/>
                 </v:shape>
-                <v:shape id="Shape 912" o:spid="_x0000_s1039" style="position:absolute;left:23190;width:52430;height:11660;visibility:visible;mso-wrap-style:square;v-text-anchor:top" coordsize="5243067,1166086" o:gfxdata="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" path="m,l5243067,r,1166086l,xe" fillcolor="#0070c0" stroked="f" strokeweight="0">
+                <v:shape id="Shape 912" o:spid="_x0000_s1039" style="position:absolute;left:23190;width:52430;height:11660;visibility:visible;mso-wrap-style:square;v-text-anchor:top" coordsize="5243067,1166086" o:gfxdata="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" path="m,l5243067,r,1166086l,xe" fillcolor="#0070c0" stroked="f" strokeweight="0">
                   <v:stroke miterlimit="83231f" joinstyle="miter"/>
                   <v:path arrowok="t" textboxrect="0,0,5243067,1166086"/>
                 </v:shape>
-                <v:shape id="Shape 913" o:spid="_x0000_s1040" style="position:absolute;left:23190;width:52430;height:11660;visibility:visible;mso-wrap-style:square;v-text-anchor:top" coordsize="5243068,1166086" o:gfxdata="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" path="m5243068,1166086l,e" filled="f" strokecolor="#0070c0">
+                <v:shape id="Shape 913" o:spid="_x0000_s1040" style="position:absolute;left:23190;width:52430;height:11660;visibility:visible;mso-wrap-style:square;v-text-anchor:top" coordsize="5243068,1166086" o:gfxdata="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" path="m5243068,1166086l,e" filled="f" strokecolor="#0070c0">
                   <v:path arrowok="t" textboxrect="0,0,5243068,1166086"/>
                 </v:shape>
-                <v:shape id="Picture 13343" o:spid="_x0000_s1041" type="#_x0000_t75" style="position:absolute;width:42885;height:14142;visibility:visible;mso-wrap-style:square" o:gfxdata="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">
+                <v:shape id="Picture 13343" o:spid="_x0000_s1041" type="#_x0000_t75" style="position:absolute;width:42885;height:14142;visibility:visible;mso-wrap-style:square" o:gfxdata="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">
                   <v:imagedata r:id="rId13" o:title=""/>
                 </v:shape>
-                <v:shape id="Shape 916" o:spid="_x0000_s1042" style="position:absolute;width:41020;height:13589;visibility:visible;mso-wrap-style:square;v-text-anchor:top" coordsize="4102080,1358920" o:gfxdata="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" path="m,l4102080,,,1358920,,xe" fillcolor="#002060" stroked="f" strokeweight="0">
+                <v:shape id="Shape 916" o:spid="_x0000_s1042" style="position:absolute;width:41020;height:13589;visibility:visible;mso-wrap-style:square;v-text-anchor:top" coordsize="4102080,1358920" o:gfxdata="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" path="m,l4102080,,,1358920,,xe" fillcolor="#002060" stroked="f" strokeweight="0">
                   <v:stroke miterlimit="83231f" joinstyle="miter"/>
                   <v:path arrowok="t" textboxrect="0,0,4102080,1358920"/>
                 </v:shape>
-                <v:shape id="Shape 917" o:spid="_x0000_s1043" style="position:absolute;width:41020;height:13589;visibility:visible;mso-wrap-style:square;v-text-anchor:top" coordsize="4102080,1358920" o:gfxdata="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" path="m,1358920l4102080,e" filled="f" strokecolor="#002060">
+                <v:shape id="Shape 917" o:spid="_x0000_s1043" style="position:absolute;width:41020;height:13589;visibility:visible;mso-wrap-style:square;v-text-anchor:top" coordsize="4102080,1358920" o:gfxdata="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" path="m,1358920l4102080,e" filled="f" strokecolor="#002060">
                   <v:path arrowok="t" textboxrect="0,0,4102080,1358920"/>
                 </v:shape>
                 <w10:wrap type="topAndBottom" anchorx="page" anchory="page"/>
@@ -1440,7 +1415,7 @@
     </w:p>
     <w:p>
       <w:pPr>
-        <w:pStyle w:val="Cabealho3"/>
+        <w:pStyle w:val="Ttulo3"/>
         <w:jc w:val="center"/>
         <w:rPr>
           <w:rFonts w:ascii="Times New Roman" w:eastAsia="Times New Roman" w:hAnsi="Times New Roman" w:cs="Times New Roman"/>
@@ -1486,7 +1461,7 @@
           <w:szCs w:val="28"/>
           <w:u w:val="single"/>
         </w:rPr>
-        <w:t xml:space="preserve"> da </w:t>
+        <w:t xml:space="preserve"> da Imagem e do </w:t>
       </w:r>
       <w:proofErr w:type="spellStart"/>
       <w:r>
@@ -1495,623 +1470,646 @@
           <w:szCs w:val="28"/>
           <w:u w:val="single"/>
         </w:rPr>
-        <w:t>Imagem</w:t>
+        <w:t>Problema</w:t>
       </w:r>
       <w:proofErr w:type="spellEnd"/>
-      <w:r>
+    </w:p>
+    <w:p>
+      <w:pPr>
+        <w:pStyle w:val="NormalWeb"/>
+        <w:jc w:val="both"/>
+        <w:rPr>
+          <w:sz w:val="22"/>
+          <w:szCs w:val="22"/>
+        </w:rPr>
+      </w:pPr>
+      <w:r>
+        <w:rPr>
+          <w:b/>
+          <w:bCs/>
+          <w:sz w:val="22"/>
+          <w:szCs w:val="22"/>
+        </w:rPr>
+        <w:t>Caracterização da Imagem</w:t>
+      </w:r>
+      <w:r>
+        <w:rPr>
+          <w:b/>
+          <w:bCs/>
+          <w:sz w:val="22"/>
+          <w:szCs w:val="22"/>
+        </w:rPr>
+        <w:t>:</w:t>
+      </w:r>
+      <w:r>
+        <w:rPr>
+          <w:sz w:val="22"/>
+          <w:szCs w:val="22"/>
+        </w:rPr>
+        <w:t xml:space="preserve"> </w:t>
+      </w:r>
+      <w:r>
+        <w:rPr>
+          <w:sz w:val="22"/>
+          <w:szCs w:val="22"/>
+          <w:lang w:bidi="en-US"/>
+        </w:rPr>
+        <w:t>A RM ponderada em T1 (</w:t>
+      </w:r>
+      <w:r>
+        <w:rPr>
+          <w:sz w:val="22"/>
+          <w:szCs w:val="22"/>
+          <w:lang w:bidi="en-US"/>
+        </w:rPr>
+        <w:t>“</w:t>
+      </w:r>
+      <w:r>
+        <w:rPr>
+          <w:sz w:val="22"/>
+          <w:szCs w:val="22"/>
+          <w:lang w:bidi="en-US"/>
+        </w:rPr>
+        <w:t>T02_brain_mri_axial.jpg</w:t>
+      </w:r>
+      <w:r>
+        <w:rPr>
+          <w:sz w:val="22"/>
+          <w:szCs w:val="22"/>
+          <w:lang w:bidi="en-US"/>
+        </w:rPr>
+        <w:t>”</w:t>
+      </w:r>
+      <w:r>
+        <w:rPr>
+          <w:sz w:val="22"/>
+          <w:szCs w:val="22"/>
+          <w:lang w:bidi="en-US"/>
+        </w:rPr>
+        <w:t>) apresenta um corte sagital mediano</w:t>
+      </w:r>
+      <w:r>
+        <w:rPr>
+          <w:sz w:val="22"/>
+          <w:szCs w:val="22"/>
+          <w:lang w:bidi="en-US"/>
+        </w:rPr>
+        <w:t xml:space="preserve">. </w:t>
+      </w:r>
+      <w:r>
+        <w:rPr>
+          <w:sz w:val="22"/>
+          <w:szCs w:val="22"/>
+          <w:lang w:bidi="en-US"/>
+        </w:rPr>
+        <w:t xml:space="preserve">A imagem evidencia a substância branca como </w:t>
+      </w:r>
+      <w:proofErr w:type="spellStart"/>
+      <w:r>
+        <w:rPr>
+          <w:sz w:val="22"/>
+          <w:szCs w:val="22"/>
+          <w:lang w:bidi="en-US"/>
+        </w:rPr>
+        <w:t>hiperintensa</w:t>
+      </w:r>
+      <w:proofErr w:type="spellEnd"/>
+      <w:r>
+        <w:rPr>
+          <w:sz w:val="22"/>
+          <w:szCs w:val="22"/>
+          <w:lang w:bidi="en-US"/>
+        </w:rPr>
+        <w:t xml:space="preserve"> face à cinzenta e ao LCR (</w:t>
+      </w:r>
+      <w:proofErr w:type="spellStart"/>
+      <w:r>
+        <w:rPr>
+          <w:sz w:val="22"/>
+          <w:szCs w:val="22"/>
+          <w:lang w:bidi="en-US"/>
+        </w:rPr>
+        <w:t>hipointenso</w:t>
+      </w:r>
+      <w:proofErr w:type="spellEnd"/>
+      <w:r>
+        <w:rPr>
+          <w:sz w:val="22"/>
+          <w:szCs w:val="22"/>
+          <w:lang w:bidi="en-US"/>
+        </w:rPr>
+        <w:t xml:space="preserve">). </w:t>
+      </w:r>
+      <w:r>
+        <w:rPr>
+          <w:sz w:val="22"/>
+          <w:szCs w:val="22"/>
+        </w:rPr>
+        <w:t xml:space="preserve">As principais estruturas visíveis incluem o parênquima cerebral (córtex, cerebelo e tronco cerebral), o corpo caloso, os ventrículos, a calote craniana e os tecidos moles faciais e do couro cabeludo. O objetivo </w:t>
+      </w:r>
+      <w:r>
+        <w:rPr>
+          <w:sz w:val="22"/>
+          <w:szCs w:val="22"/>
+        </w:rPr>
+        <w:t xml:space="preserve">do desafio </w:t>
+      </w:r>
+      <w:r>
+        <w:rPr>
+          <w:sz w:val="22"/>
+          <w:szCs w:val="22"/>
+        </w:rPr>
+        <w:t>consiste na deteção e delimitação do contorno externo do parênquima cerebral</w:t>
+      </w:r>
+      <w:r>
+        <w:rPr>
+          <w:sz w:val="22"/>
+          <w:szCs w:val="22"/>
+        </w:rPr>
+        <w:t xml:space="preserve"> </w:t>
+      </w:r>
+      <w:r>
+        <w:rPr>
+          <w:sz w:val="22"/>
+          <w:szCs w:val="22"/>
+        </w:rPr>
+        <w:t>(córtex, cerebelo e tronco cerebral)</w:t>
+      </w:r>
+      <w:r>
+        <w:rPr>
+          <w:sz w:val="22"/>
+          <w:szCs w:val="22"/>
+        </w:rPr>
+        <w:t>.</w:t>
+      </w:r>
+    </w:p>
+    <w:p>
+      <w:pPr>
+        <w:pStyle w:val="NormalWeb"/>
+        <w:jc w:val="both"/>
+        <w:rPr>
+          <w:sz w:val="22"/>
+          <w:szCs w:val="22"/>
+        </w:rPr>
+      </w:pPr>
+      <w:r>
+        <w:rPr>
+          <w:b/>
+          <w:bCs/>
+          <w:sz w:val="22"/>
+          <w:szCs w:val="22"/>
+        </w:rPr>
+        <w:t>Desafios de Segmentação</w:t>
+      </w:r>
+      <w:r>
+        <w:rPr>
+          <w:b/>
+          <w:bCs/>
+          <w:sz w:val="22"/>
+          <w:szCs w:val="22"/>
+        </w:rPr>
+        <w:t>:</w:t>
+      </w:r>
+      <w:r>
+        <w:rPr>
+          <w:sz w:val="22"/>
+          <w:szCs w:val="22"/>
+        </w:rPr>
+        <w:t xml:space="preserve"> </w:t>
+      </w:r>
+      <w:r>
+        <w:rPr>
+          <w:sz w:val="22"/>
+          <w:szCs w:val="22"/>
+        </w:rPr>
+        <w:t xml:space="preserve">O isolamento do </w:t>
+      </w:r>
+      <w:r>
+        <w:rPr>
+          <w:sz w:val="22"/>
+          <w:szCs w:val="22"/>
+        </w:rPr>
+        <w:t>parênquima cerebral</w:t>
+      </w:r>
+      <w:r>
+        <w:rPr>
+          <w:sz w:val="22"/>
+          <w:szCs w:val="22"/>
+        </w:rPr>
+        <w:t xml:space="preserve"> enfrenta três grandes desafios:</w:t>
+      </w:r>
+    </w:p>
+    <w:p>
+      <w:pPr>
+        <w:pStyle w:val="NormalWeb"/>
+        <w:numPr>
+          <w:ilvl w:val="0"/>
+          <w:numId w:val="4"/>
+        </w:numPr>
+        <w:jc w:val="both"/>
+        <w:rPr>
+          <w:sz w:val="22"/>
+          <w:szCs w:val="22"/>
+        </w:rPr>
+      </w:pPr>
+      <w:r>
+        <w:rPr>
+          <w:sz w:val="22"/>
+          <w:szCs w:val="22"/>
+          <w:u w:val="single"/>
+        </w:rPr>
+        <w:t>Sobreposição de intensidades:</w:t>
+      </w:r>
+      <w:r>
+        <w:rPr>
+          <w:sz w:val="22"/>
+          <w:szCs w:val="22"/>
+        </w:rPr>
+        <w:t xml:space="preserve"> </w:t>
+      </w:r>
+      <w:r>
+        <w:rPr>
+          <w:sz w:val="22"/>
+          <w:szCs w:val="22"/>
+        </w:rPr>
+        <w:t>A</w:t>
+      </w:r>
+      <w:r>
+        <w:rPr>
+          <w:sz w:val="22"/>
+          <w:szCs w:val="22"/>
+        </w:rPr>
+        <w:t xml:space="preserve"> gordura/pele do couro cabeludo partilha valores de brilho idênticos aos do tecido cerebral, </w:t>
+      </w:r>
+      <w:r>
+        <w:rPr>
+          <w:sz w:val="22"/>
+          <w:szCs w:val="22"/>
+          <w:lang w:bidi="en-US"/>
+        </w:rPr>
+        <w:t>o que inviabiliza uma segmentação direta baseada apenas num limiar de intensidade global.</w:t>
+      </w:r>
+      <w:r>
+        <w:rPr>
+          <w:sz w:val="22"/>
+          <w:szCs w:val="22"/>
+        </w:rPr>
+        <w:t>;</w:t>
+      </w:r>
+    </w:p>
+    <w:p>
+      <w:pPr>
+        <w:pStyle w:val="NormalWeb"/>
+        <w:numPr>
+          <w:ilvl w:val="0"/>
+          <w:numId w:val="4"/>
+        </w:numPr>
+        <w:jc w:val="both"/>
+        <w:rPr>
+          <w:sz w:val="22"/>
+          <w:szCs w:val="22"/>
+        </w:rPr>
+      </w:pPr>
+      <w:r>
+        <w:rPr>
+          <w:sz w:val="22"/>
+          <w:szCs w:val="22"/>
+          <w:u w:val="single"/>
+        </w:rPr>
+        <w:t>Morfologia complexa:</w:t>
+      </w:r>
+      <w:r>
+        <w:rPr>
+          <w:sz w:val="22"/>
+          <w:szCs w:val="22"/>
+        </w:rPr>
+        <w:t xml:space="preserve"> </w:t>
+      </w:r>
+      <w:r>
+        <w:rPr>
+          <w:sz w:val="22"/>
+          <w:szCs w:val="22"/>
+        </w:rPr>
+        <w:t>A</w:t>
+      </w:r>
+      <w:r>
+        <w:rPr>
+          <w:sz w:val="22"/>
+          <w:szCs w:val="22"/>
+        </w:rPr>
+        <w:t xml:space="preserve"> presença de sulcos no córtex origina fronteiras fragmentadas</w:t>
+      </w:r>
+      <w:r>
+        <w:rPr>
+          <w:sz w:val="22"/>
+          <w:szCs w:val="22"/>
+        </w:rPr>
+        <w:t xml:space="preserve"> e descontínuas</w:t>
+      </w:r>
+      <w:r>
+        <w:rPr>
+          <w:sz w:val="22"/>
+          <w:szCs w:val="22"/>
+        </w:rPr>
+        <w:t>;</w:t>
+      </w:r>
+    </w:p>
+    <w:p>
+      <w:pPr>
+        <w:pStyle w:val="NormalWeb"/>
+        <w:numPr>
+          <w:ilvl w:val="0"/>
+          <w:numId w:val="4"/>
+        </w:numPr>
+        <w:jc w:val="both"/>
+        <w:rPr>
+          <w:sz w:val="22"/>
+          <w:szCs w:val="22"/>
+        </w:rPr>
+      </w:pPr>
+      <w:r>
+        <w:rPr>
+          <w:sz w:val="22"/>
+          <w:szCs w:val="22"/>
+          <w:u w:val="single"/>
+        </w:rPr>
+        <w:t>Baixo contraste e ruído:</w:t>
+      </w:r>
+      <w:r>
+        <w:rPr>
+          <w:sz w:val="22"/>
+          <w:szCs w:val="22"/>
+        </w:rPr>
+        <w:t xml:space="preserve"> </w:t>
+      </w:r>
+      <w:r>
+        <w:rPr>
+          <w:sz w:val="22"/>
+          <w:szCs w:val="22"/>
+        </w:rPr>
+        <w:t>R</w:t>
+      </w:r>
+      <w:r>
+        <w:rPr>
+          <w:sz w:val="22"/>
+          <w:szCs w:val="22"/>
+        </w:rPr>
+        <w:t xml:space="preserve">efletidos num histograma </w:t>
+      </w:r>
+      <w:proofErr w:type="spellStart"/>
+      <w:r>
+        <w:rPr>
+          <w:sz w:val="22"/>
+          <w:szCs w:val="22"/>
+        </w:rPr>
+        <w:t>bimodal</w:t>
+      </w:r>
+      <w:proofErr w:type="spellEnd"/>
+      <w:r>
+        <w:rPr>
+          <w:sz w:val="22"/>
+          <w:szCs w:val="22"/>
+        </w:rPr>
+        <w:t xml:space="preserve"> pouco separável</w:t>
+      </w:r>
+      <w:r>
+        <w:rPr>
+          <w:sz w:val="22"/>
+          <w:szCs w:val="22"/>
+        </w:rPr>
+        <w:t xml:space="preserve"> (</w:t>
+      </w:r>
+      <w:r>
+        <w:rPr>
+          <w:sz w:val="22"/>
+          <w:szCs w:val="22"/>
+          <w:lang w:bidi="en-US"/>
+        </w:rPr>
+        <w:t>picos próximos e vale raso)</w:t>
+      </w:r>
+      <w:r>
+        <w:rPr>
+          <w:sz w:val="22"/>
+          <w:szCs w:val="22"/>
+        </w:rPr>
+        <w:t xml:space="preserve">. </w:t>
+      </w:r>
+    </w:p>
+    <w:p>
+      <w:pPr>
+        <w:pStyle w:val="NormalWeb"/>
+        <w:ind w:left="720"/>
+        <w:jc w:val="both"/>
+        <w:rPr>
+          <w:sz w:val="22"/>
+          <w:szCs w:val="22"/>
+        </w:rPr>
+      </w:pPr>
+      <w:r>
+        <w:rPr>
+          <w:sz w:val="22"/>
+          <w:szCs w:val="22"/>
+        </w:rPr>
+        <w:t xml:space="preserve">Sem pré-processamento para acentuar os gradientes locais, algoritmos de segmentação </w:t>
+      </w:r>
+      <w:r>
+        <w:rPr>
+          <w:sz w:val="22"/>
+          <w:szCs w:val="22"/>
+        </w:rPr>
+        <w:t>irão confundir</w:t>
+      </w:r>
+      <w:r>
+        <w:rPr>
+          <w:sz w:val="22"/>
+          <w:szCs w:val="22"/>
+        </w:rPr>
+        <w:t xml:space="preserve"> regiões anatómicas e</w:t>
+      </w:r>
+      <w:r>
+        <w:rPr>
+          <w:sz w:val="22"/>
+          <w:szCs w:val="22"/>
+        </w:rPr>
+        <w:t xml:space="preserve"> </w:t>
+      </w:r>
+      <w:r>
+        <w:rPr>
+          <w:sz w:val="22"/>
+          <w:szCs w:val="22"/>
+        </w:rPr>
+        <w:t>unir</w:t>
+      </w:r>
+      <w:r>
+        <w:rPr>
+          <w:sz w:val="22"/>
+          <w:szCs w:val="22"/>
+        </w:rPr>
+        <w:t xml:space="preserve"> tecidos distintos</w:t>
+      </w:r>
+      <w:r>
+        <w:rPr>
+          <w:sz w:val="22"/>
+          <w:szCs w:val="22"/>
+        </w:rPr>
+        <w:t>.</w:t>
+      </w:r>
+      <w:r>
+        <w:rPr>
+          <w:sz w:val="22"/>
+          <w:szCs w:val="22"/>
+        </w:rPr>
+        <w:t xml:space="preserve"> </w:t>
+      </w:r>
+      <w:r>
+        <w:rPr>
+          <w:color w:val="EE0000"/>
+          <w:sz w:val="22"/>
+          <w:szCs w:val="22"/>
+        </w:rPr>
+        <w:t xml:space="preserve">(ver Figura X - falha do </w:t>
+      </w:r>
+      <w:proofErr w:type="spellStart"/>
+      <w:r>
+        <w:rPr>
+          <w:color w:val="EE0000"/>
+          <w:sz w:val="22"/>
+          <w:szCs w:val="22"/>
+        </w:rPr>
+        <w:t>Otsu</w:t>
+      </w:r>
+      <w:proofErr w:type="spellEnd"/>
+      <w:r>
+        <w:rPr>
+          <w:color w:val="EE0000"/>
+          <w:sz w:val="22"/>
+          <w:szCs w:val="22"/>
+        </w:rPr>
+        <w:t xml:space="preserve"> original).</w:t>
+      </w:r>
+    </w:p>
+    <w:p>
+      <w:pPr>
+        <w:pStyle w:val="NormalWeb"/>
+        <w:ind w:left="720"/>
+        <w:jc w:val="center"/>
+        <w:rPr>
+          <w:color w:val="EE0000"/>
+          <w:sz w:val="22"/>
+          <w:szCs w:val="22"/>
+        </w:rPr>
+      </w:pPr>
+      <w:r>
+        <w:rPr>
+          <w:noProof/>
+          <w:color w:val="EE0000"/>
+          <w:sz w:val="22"/>
+          <w:szCs w:val="22"/>
+          <w14:ligatures w14:val="standardContextual"/>
+        </w:rPr>
+        <w:drawing>
+          <wp:inline distT="0" distB="0" distL="0" distR="0" wp14:anchorId="51464AC1" wp14:editId="1080D96A">
+            <wp:extent cx="2549236" cy="1677216"/>
+            <wp:effectExtent l="0" t="0" r="3810" b="0"/>
+            <wp:docPr id="280824145" name="Imagem 16"/>
+            <wp:cNvGraphicFramePr>
+              <a:graphicFrameLocks xmlns:a="http://schemas.openxmlformats.org/drawingml/2006/main" noChangeAspect="1"/>
+            </wp:cNvGraphicFramePr>
+            <a:graphic xmlns:a="http://schemas.openxmlformats.org/drawingml/2006/main">
+              <a:graphicData uri="http://schemas.openxmlformats.org/drawingml/2006/picture">
+                <pic:pic xmlns:pic="http://schemas.openxmlformats.org/drawingml/2006/picture">
+                  <pic:nvPicPr>
+                    <pic:cNvPr id="280824145" name="Imagem 280824145"/>
+                    <pic:cNvPicPr/>
+                  </pic:nvPicPr>
+                  <pic:blipFill>
+                    <a:blip r:embed="rId14" cstate="print">
+                      <a:extLst>
+                        <a:ext uri="{28A0092B-C50C-407E-A947-70E740481C1C}">
+                          <a14:useLocalDpi xmlns:a14="http://schemas.microsoft.com/office/drawing/2010/main" val="0"/>
+                        </a:ext>
+                      </a:extLst>
+                    </a:blip>
+                    <a:stretch>
+                      <a:fillRect/>
+                    </a:stretch>
+                  </pic:blipFill>
+                  <pic:spPr>
+                    <a:xfrm>
+                      <a:off x="0" y="0"/>
+                      <a:ext cx="2590810" cy="1704569"/>
+                    </a:xfrm>
+                    <a:prstGeom prst="rect">
+                      <a:avLst/>
+                    </a:prstGeom>
+                  </pic:spPr>
+                </pic:pic>
+              </a:graphicData>
+            </a:graphic>
+          </wp:inline>
+        </w:drawing>
+      </w:r>
+    </w:p>
+    <w:p>
+      <w:pPr>
+        <w:pStyle w:val="NormalWeb"/>
+        <w:ind w:left="720"/>
+        <w:jc w:val="center"/>
+        <w:rPr>
+          <w:color w:val="000000" w:themeColor="text1"/>
+          <w:sz w:val="20"/>
+          <w:szCs w:val="20"/>
+        </w:rPr>
+      </w:pPr>
+      <w:r>
+        <w:rPr>
+          <w:color w:val="000000" w:themeColor="text1"/>
+          <w:sz w:val="20"/>
+          <w:szCs w:val="20"/>
+        </w:rPr>
+        <w:t xml:space="preserve">Figura </w:t>
+      </w:r>
+      <w:r>
+        <w:rPr>
+          <w:color w:val="000000" w:themeColor="text1"/>
+          <w:sz w:val="20"/>
+          <w:szCs w:val="20"/>
+        </w:rPr>
+        <w:t xml:space="preserve">1: Método </w:t>
+      </w:r>
+      <w:proofErr w:type="spellStart"/>
+      <w:r>
+        <w:rPr>
+          <w:color w:val="000000" w:themeColor="text1"/>
+          <w:sz w:val="20"/>
+          <w:szCs w:val="20"/>
+        </w:rPr>
+        <w:t>Otsu</w:t>
+      </w:r>
+      <w:proofErr w:type="spellEnd"/>
+      <w:r>
+        <w:rPr>
+          <w:color w:val="000000" w:themeColor="text1"/>
+          <w:sz w:val="20"/>
+          <w:szCs w:val="20"/>
+        </w:rPr>
+        <w:t xml:space="preserve"> aplicado à imagem original</w:t>
+      </w:r>
+    </w:p>
+    <w:p>
+      <w:pPr>
+        <w:pStyle w:val="Ttulo3"/>
+        <w:jc w:val="center"/>
         <w:rPr>
           <w:sz w:val="28"/>
           <w:szCs w:val="28"/>
           <w:u w:val="single"/>
         </w:rPr>
-        <w:t xml:space="preserve"> e do </w:t>
-      </w:r>
-      <w:proofErr w:type="spellStart"/>
-      <w:r>
-        <w:rPr>
-          <w:sz w:val="28"/>
-          <w:szCs w:val="28"/>
-          <w:u w:val="single"/>
-        </w:rPr>
-        <w:t>Problema</w:t>
-      </w:r>
-      <w:proofErr w:type="spellEnd"/>
-    </w:p>
-    <w:p>
-      <w:pPr>
-        <w:pStyle w:val="NormalWeb"/>
-        <w:jc w:val="both"/>
-        <w:rPr>
-          <w:sz w:val="22"/>
-          <w:szCs w:val="22"/>
-        </w:rPr>
-      </w:pPr>
-      <w:r>
-        <w:rPr>
-          <w:b/>
-          <w:bCs/>
-          <w:sz w:val="22"/>
-          <w:szCs w:val="22"/>
-        </w:rPr>
-        <w:t>Caracterização da Imagem</w:t>
-      </w:r>
-      <w:r>
-        <w:rPr>
-          <w:b/>
-          <w:bCs/>
-          <w:sz w:val="22"/>
-          <w:szCs w:val="22"/>
-        </w:rPr>
-        <w:t>:</w:t>
-      </w:r>
-      <w:r>
-        <w:rPr>
-          <w:sz w:val="22"/>
-          <w:szCs w:val="22"/>
-        </w:rPr>
-        <w:t xml:space="preserve"> A imagem fornecida </w:t>
-      </w:r>
-      <w:r>
-        <w:rPr>
-          <w:sz w:val="22"/>
-          <w:szCs w:val="22"/>
-        </w:rPr>
-        <w:t>(“</w:t>
-      </w:r>
-      <w:r>
-        <w:rPr>
-          <w:sz w:val="22"/>
-          <w:szCs w:val="22"/>
-        </w:rPr>
-        <w:t>T02_brain_mri_axial.jpg”) corresponde a uma Ressonância Magnética (RM)</w:t>
-      </w:r>
-      <w:r>
-        <w:rPr>
-          <w:sz w:val="22"/>
-          <w:szCs w:val="22"/>
-        </w:rPr>
-        <w:t xml:space="preserve"> </w:t>
-      </w:r>
-      <w:r>
-        <w:rPr>
-          <w:sz w:val="22"/>
-          <w:szCs w:val="22"/>
-        </w:rPr>
-        <w:t xml:space="preserve">da cabeça. Apesar de a nomenclatura do ficheiro sugerir um plano axial, a imagem apresenta um corte sagital. O contraste visual evidencia uma ponderação em T1, caracterizada pela substância branca apresentar um sinal </w:t>
-      </w:r>
-      <w:proofErr w:type="spellStart"/>
-      <w:r>
-        <w:rPr>
-          <w:sz w:val="22"/>
-          <w:szCs w:val="22"/>
-        </w:rPr>
-        <w:t>hiperintenso</w:t>
-      </w:r>
-      <w:proofErr w:type="spellEnd"/>
-      <w:r>
-        <w:rPr>
-          <w:sz w:val="22"/>
-          <w:szCs w:val="22"/>
-        </w:rPr>
-        <w:t xml:space="preserve"> (claro) em relação à substância cinzenta, e pelo líquido cefalorraquidiano surgirem como </w:t>
-      </w:r>
-      <w:proofErr w:type="spellStart"/>
-      <w:r>
-        <w:rPr>
-          <w:sz w:val="22"/>
-          <w:szCs w:val="22"/>
-        </w:rPr>
-        <w:t>hipointensos</w:t>
-      </w:r>
-      <w:proofErr w:type="spellEnd"/>
-      <w:r>
-        <w:rPr>
-          <w:sz w:val="22"/>
-          <w:szCs w:val="22"/>
-        </w:rPr>
-        <w:t xml:space="preserve"> (escuros). As principais estruturas visíveis incluem o parênquima cerebral (córtex, cerebelo e tronco cerebral), o corpo caloso, os ventrículos, a calote craniana e os tecidos moles faciais e do couro cabeludo. O objetivo </w:t>
-      </w:r>
-      <w:r>
-        <w:rPr>
-          <w:sz w:val="22"/>
-          <w:szCs w:val="22"/>
-        </w:rPr>
-        <w:t xml:space="preserve">do desafio </w:t>
-      </w:r>
-      <w:r>
-        <w:rPr>
-          <w:sz w:val="22"/>
-          <w:szCs w:val="22"/>
-        </w:rPr>
-        <w:t>consiste na deteção e delimitação do contorno externo exclusivo do parênquima cerebral</w:t>
-      </w:r>
-      <w:r>
-        <w:rPr>
-          <w:sz w:val="22"/>
-          <w:szCs w:val="22"/>
-        </w:rPr>
-        <w:t xml:space="preserve"> </w:t>
-      </w:r>
-      <w:r>
-        <w:rPr>
-          <w:sz w:val="22"/>
-          <w:szCs w:val="22"/>
-        </w:rPr>
-        <w:t>(córtex, cerebelo e tronco cerebral)</w:t>
-      </w:r>
-      <w:r>
-        <w:rPr>
-          <w:sz w:val="22"/>
-          <w:szCs w:val="22"/>
-        </w:rPr>
-        <w:t>.</w:t>
-      </w:r>
-    </w:p>
-    <w:p>
-      <w:pPr>
-        <w:pStyle w:val="NormalWeb"/>
-        <w:jc w:val="both"/>
-        <w:rPr>
-          <w:sz w:val="22"/>
-          <w:szCs w:val="22"/>
-        </w:rPr>
-      </w:pPr>
-      <w:r>
-        <w:rPr>
-          <w:b/>
-          <w:bCs/>
-          <w:sz w:val="22"/>
-          <w:szCs w:val="22"/>
-        </w:rPr>
-        <w:t>Desafios de Segmentação</w:t>
-      </w:r>
-      <w:r>
-        <w:rPr>
-          <w:b/>
-          <w:bCs/>
-          <w:sz w:val="22"/>
-          <w:szCs w:val="22"/>
-        </w:rPr>
-        <w:t>:</w:t>
-      </w:r>
-      <w:r>
-        <w:rPr>
-          <w:sz w:val="22"/>
-          <w:szCs w:val="22"/>
-        </w:rPr>
-        <w:t xml:space="preserve"> O isolamento do lobo cerebral nesta imagem apresenta três desafios centrais. Primeiro, existe uma acentuada sobreposição de intensidades</w:t>
-      </w:r>
-      <w:r>
-        <w:rPr>
-          <w:sz w:val="22"/>
-          <w:szCs w:val="22"/>
-        </w:rPr>
-        <w:t xml:space="preserve"> e uma nitidez reduzida</w:t>
-      </w:r>
-      <w:r>
-        <w:rPr>
-          <w:sz w:val="22"/>
-          <w:szCs w:val="22"/>
-        </w:rPr>
-        <w:t>. A</w:t>
-      </w:r>
-      <w:r>
-        <w:rPr>
-          <w:sz w:val="22"/>
-          <w:szCs w:val="22"/>
-        </w:rPr>
-        <w:t xml:space="preserve"> gordura</w:t>
-      </w:r>
-      <w:r>
-        <w:rPr>
-          <w:sz w:val="22"/>
-          <w:szCs w:val="22"/>
-        </w:rPr>
-        <w:t xml:space="preserve"> </w:t>
-      </w:r>
-      <w:r>
-        <w:rPr>
-          <w:sz w:val="22"/>
-          <w:szCs w:val="22"/>
-        </w:rPr>
-        <w:t>e a pele do couro cabeludo partilham valores de brilho quase idênticos aos do tecido cerebral, o que inviabiliza uma segmentação direta baseada apenas num limiar de intensidade global. Segundo, a anatomia do córtex (sulcos</w:t>
-      </w:r>
-      <w:r>
-        <w:rPr>
-          <w:sz w:val="22"/>
-          <w:szCs w:val="22"/>
-        </w:rPr>
-        <w:t>, etc..</w:t>
-      </w:r>
-      <w:r>
-        <w:rPr>
-          <w:sz w:val="22"/>
-          <w:szCs w:val="22"/>
-        </w:rPr>
-        <w:t xml:space="preserve">) </w:t>
-      </w:r>
-      <w:r>
-        <w:rPr>
-          <w:sz w:val="22"/>
-          <w:szCs w:val="22"/>
-        </w:rPr>
-        <w:t>é uma estrutura</w:t>
-      </w:r>
-      <w:r>
-        <w:rPr>
-          <w:sz w:val="22"/>
-          <w:szCs w:val="22"/>
-        </w:rPr>
-        <w:t xml:space="preserve"> fragmentada</w:t>
-      </w:r>
-      <w:r>
-        <w:rPr>
-          <w:sz w:val="22"/>
-          <w:szCs w:val="22"/>
-        </w:rPr>
-        <w:t xml:space="preserve">, </w:t>
-      </w:r>
-      <w:r>
-        <w:rPr>
-          <w:sz w:val="22"/>
-          <w:szCs w:val="22"/>
-        </w:rPr>
-        <w:t>complexa</w:t>
-      </w:r>
-      <w:r>
-        <w:rPr>
-          <w:sz w:val="22"/>
-          <w:szCs w:val="22"/>
-        </w:rPr>
-        <w:t xml:space="preserve"> e descontínua</w:t>
-      </w:r>
-      <w:r>
-        <w:rPr>
-          <w:sz w:val="22"/>
-          <w:szCs w:val="22"/>
-        </w:rPr>
-        <w:t>. Por fim, a presença de ruído inerente à aquisição d</w:t>
-      </w:r>
-      <w:r>
-        <w:rPr>
-          <w:sz w:val="22"/>
-          <w:szCs w:val="22"/>
-        </w:rPr>
-        <w:t>a</w:t>
-      </w:r>
-      <w:r>
-        <w:rPr>
-          <w:sz w:val="22"/>
-          <w:szCs w:val="22"/>
-        </w:rPr>
-        <w:t xml:space="preserve"> RM dificultam a deteção de um gradiente limpo nas bordas do tecido.</w:t>
-      </w:r>
-    </w:p>
-    <w:p>
-      <w:pPr>
-        <w:pStyle w:val="NormalWeb"/>
-        <w:jc w:val="both"/>
-        <w:rPr>
-          <w:sz w:val="22"/>
-          <w:szCs w:val="22"/>
-        </w:rPr>
-      </w:pPr>
-      <w:r>
-        <w:rPr>
-          <w:b/>
-          <w:bCs/>
-          <w:sz w:val="22"/>
-          <w:szCs w:val="22"/>
-        </w:rPr>
-        <w:t>Necessidade de Pré-processamento</w:t>
-      </w:r>
-      <w:r>
-        <w:rPr>
-          <w:b/>
-          <w:bCs/>
-          <w:sz w:val="22"/>
-          <w:szCs w:val="22"/>
-        </w:rPr>
-        <w:t>:</w:t>
-      </w:r>
-      <w:r>
-        <w:rPr>
-          <w:sz w:val="22"/>
-          <w:szCs w:val="22"/>
-        </w:rPr>
-        <w:t xml:space="preserve"> </w:t>
-      </w:r>
-      <w:r>
-        <w:rPr>
-          <w:sz w:val="22"/>
-          <w:szCs w:val="22"/>
-        </w:rPr>
-        <w:t>A imagem original apresentava pouco contraste e brilho não uniforme</w:t>
-      </w:r>
-      <w:r>
-        <w:rPr>
-          <w:sz w:val="22"/>
-          <w:szCs w:val="22"/>
-        </w:rPr>
-        <w:t xml:space="preserve">, que poderá ser evidenciando no histograma da imagem, onde, por mais que se descreva </w:t>
-      </w:r>
-      <w:proofErr w:type="spellStart"/>
-      <w:r>
-        <w:rPr>
-          <w:sz w:val="22"/>
-          <w:szCs w:val="22"/>
-        </w:rPr>
-        <w:t>bimodal</w:t>
-      </w:r>
-      <w:proofErr w:type="spellEnd"/>
-      <w:r>
-        <w:rPr>
-          <w:sz w:val="22"/>
-          <w:szCs w:val="22"/>
-        </w:rPr>
-        <w:t>, apresenta uma grande proximidade de intensidade entre os dois picos</w:t>
-      </w:r>
-      <w:r>
-        <w:rPr>
-          <w:sz w:val="22"/>
-          <w:szCs w:val="22"/>
-        </w:rPr>
-        <w:t xml:space="preserve"> e um vale pouco profundo entre eles</w:t>
-      </w:r>
-      <w:r>
-        <w:rPr>
-          <w:sz w:val="22"/>
-          <w:szCs w:val="22"/>
-        </w:rPr>
-        <w:t>, significando que existe uma desequilibrada distribuição das intensidades dos pixéis</w:t>
-      </w:r>
-      <w:r>
-        <w:rPr>
-          <w:sz w:val="22"/>
-          <w:szCs w:val="22"/>
-        </w:rPr>
-        <w:t>.</w:t>
-      </w:r>
-      <w:r>
-        <w:rPr>
-          <w:sz w:val="22"/>
-          <w:szCs w:val="22"/>
-        </w:rPr>
-        <w:t xml:space="preserve">  (Colocar histograma) </w:t>
-      </w:r>
-      <w:r>
-        <w:rPr>
-          <w:sz w:val="22"/>
-          <w:szCs w:val="22"/>
-        </w:rPr>
-        <w:t xml:space="preserve">Como se pretende aplicar um método de segmentação, imagens </w:t>
-      </w:r>
-      <w:proofErr w:type="spellStart"/>
-      <w:r>
-        <w:rPr>
-          <w:sz w:val="22"/>
-          <w:szCs w:val="22"/>
-        </w:rPr>
-        <w:t>bimodais</w:t>
-      </w:r>
-      <w:proofErr w:type="spellEnd"/>
-      <w:r>
-        <w:rPr>
-          <w:sz w:val="22"/>
-          <w:szCs w:val="22"/>
-        </w:rPr>
-        <w:t xml:space="preserve"> são benéficas, no entanto, a fraca</w:t>
-      </w:r>
-      <w:r>
-        <w:rPr>
-          <w:sz w:val="22"/>
-          <w:szCs w:val="22"/>
-        </w:rPr>
-        <w:t xml:space="preserve"> distinção entre tecidos</w:t>
-      </w:r>
-      <w:r>
-        <w:rPr>
-          <w:sz w:val="22"/>
-          <w:szCs w:val="22"/>
-        </w:rPr>
-        <w:t xml:space="preserve"> pode</w:t>
-      </w:r>
-      <w:r>
-        <w:rPr>
-          <w:sz w:val="22"/>
-          <w:szCs w:val="22"/>
-        </w:rPr>
-        <w:t xml:space="preserve"> </w:t>
-      </w:r>
-      <w:r>
-        <w:rPr>
-          <w:sz w:val="22"/>
-          <w:szCs w:val="22"/>
-        </w:rPr>
-        <w:t xml:space="preserve">originar </w:t>
-      </w:r>
-      <w:r>
-        <w:rPr>
-          <w:sz w:val="22"/>
-          <w:szCs w:val="22"/>
-        </w:rPr>
-        <w:t xml:space="preserve">segmentações incorretas, visto que o método aplicado irá confundir </w:t>
-      </w:r>
-      <w:r>
-        <w:rPr>
-          <w:sz w:val="22"/>
-          <w:szCs w:val="22"/>
-        </w:rPr>
-        <w:t>as</w:t>
-      </w:r>
-      <w:r>
-        <w:rPr>
-          <w:sz w:val="22"/>
-          <w:szCs w:val="22"/>
-        </w:rPr>
-        <w:t xml:space="preserve"> </w:t>
-      </w:r>
-      <w:r>
-        <w:rPr>
-          <w:sz w:val="22"/>
-          <w:szCs w:val="22"/>
-        </w:rPr>
-        <w:t>regiões</w:t>
-      </w:r>
-      <w:r>
-        <w:rPr>
-          <w:sz w:val="22"/>
-          <w:szCs w:val="22"/>
-        </w:rPr>
-        <w:t xml:space="preserve">, conectando dois </w:t>
-      </w:r>
-      <w:r>
-        <w:rPr>
-          <w:sz w:val="22"/>
-          <w:szCs w:val="22"/>
-        </w:rPr>
-        <w:t>tecidos</w:t>
-      </w:r>
-      <w:r>
-        <w:rPr>
-          <w:sz w:val="22"/>
-          <w:szCs w:val="22"/>
-        </w:rPr>
-        <w:t xml:space="preserve"> diferentes, ou representando </w:t>
-      </w:r>
-      <w:r>
-        <w:rPr>
-          <w:sz w:val="22"/>
-          <w:szCs w:val="22"/>
-        </w:rPr>
-        <w:t xml:space="preserve">tecidos e contornos </w:t>
-      </w:r>
-      <w:r>
-        <w:rPr>
-          <w:sz w:val="22"/>
-          <w:szCs w:val="22"/>
-        </w:rPr>
-        <w:t>incomplet</w:t>
-      </w:r>
-      <w:r>
-        <w:rPr>
-          <w:sz w:val="22"/>
-          <w:szCs w:val="22"/>
-        </w:rPr>
-        <w:t>o</w:t>
-      </w:r>
-      <w:r>
-        <w:rPr>
-          <w:sz w:val="22"/>
-          <w:szCs w:val="22"/>
-        </w:rPr>
-        <w:t>s</w:t>
-      </w:r>
-      <w:r>
-        <w:rPr>
-          <w:sz w:val="22"/>
-          <w:szCs w:val="22"/>
-        </w:rPr>
-        <w:t>.</w:t>
-      </w:r>
-      <w:r>
-        <w:rPr>
-          <w:sz w:val="22"/>
-          <w:szCs w:val="22"/>
-        </w:rPr>
-        <w:t xml:space="preserve"> Em métodos como o de </w:t>
-      </w:r>
-      <w:proofErr w:type="spellStart"/>
-      <w:r>
-        <w:rPr>
-          <w:sz w:val="22"/>
-          <w:szCs w:val="22"/>
-        </w:rPr>
-        <w:t>Ótsu</w:t>
-      </w:r>
-      <w:proofErr w:type="spellEnd"/>
-      <w:r>
-        <w:rPr>
-          <w:sz w:val="22"/>
-          <w:szCs w:val="22"/>
-        </w:rPr>
-        <w:t xml:space="preserve">, existirá sobreposição estatística entre possíveis </w:t>
-      </w:r>
-      <w:proofErr w:type="spellStart"/>
-      <w:r>
-        <w:rPr>
-          <w:sz w:val="22"/>
-          <w:szCs w:val="22"/>
-        </w:rPr>
-        <w:t>tresholds</w:t>
-      </w:r>
-      <w:proofErr w:type="spellEnd"/>
-      <w:r>
-        <w:rPr>
-          <w:sz w:val="22"/>
-          <w:szCs w:val="22"/>
-        </w:rPr>
-        <w:t xml:space="preserve">, e em métodos como o </w:t>
-      </w:r>
-      <w:proofErr w:type="spellStart"/>
-      <w:r>
-        <w:rPr>
-          <w:sz w:val="22"/>
-          <w:szCs w:val="22"/>
-        </w:rPr>
-        <w:t>Region</w:t>
-      </w:r>
-      <w:proofErr w:type="spellEnd"/>
-      <w:r>
-        <w:rPr>
-          <w:sz w:val="22"/>
-          <w:szCs w:val="22"/>
-        </w:rPr>
-        <w:t xml:space="preserve"> </w:t>
-      </w:r>
-      <w:proofErr w:type="spellStart"/>
-      <w:r>
-        <w:rPr>
-          <w:sz w:val="22"/>
-          <w:szCs w:val="22"/>
-        </w:rPr>
-        <w:t>Growing</w:t>
-      </w:r>
-      <w:proofErr w:type="spellEnd"/>
-      <w:r>
-        <w:rPr>
-          <w:sz w:val="22"/>
-          <w:szCs w:val="22"/>
-        </w:rPr>
-        <w:t>, a diferença de intensidades entre pontos do mesmo tecido, poderá gerar uma leitura incorreta dos pontos vizinhos.</w:t>
-      </w:r>
-      <w:r>
-        <w:rPr>
-          <w:sz w:val="22"/>
-          <w:szCs w:val="22"/>
-        </w:rPr>
-        <w:t xml:space="preserve"> (Imagem do </w:t>
-      </w:r>
-      <w:proofErr w:type="spellStart"/>
-      <w:r>
-        <w:rPr>
-          <w:sz w:val="22"/>
-          <w:szCs w:val="22"/>
-        </w:rPr>
-        <w:t>Otsu</w:t>
-      </w:r>
-      <w:proofErr w:type="spellEnd"/>
-      <w:r>
-        <w:rPr>
-          <w:sz w:val="22"/>
-          <w:szCs w:val="22"/>
-        </w:rPr>
-        <w:t xml:space="preserve"> original a provar o que disse)</w:t>
-      </w:r>
-    </w:p>
-    <w:p>
-      <w:pPr>
-        <w:pStyle w:val="Cabealho3"/>
+      </w:pPr>
+    </w:p>
+    <w:p>
+      <w:pPr>
+        <w:pStyle w:val="Ttulo3"/>
         <w:jc w:val="center"/>
         <w:rPr>
           <w:rFonts w:ascii="Times New Roman" w:eastAsia="Times New Roman" w:hAnsi="Times New Roman" w:cs="Times New Roman"/>
@@ -2210,7 +2208,6 @@
         </w:rPr>
         <w:t>Pré-processamento</w:t>
       </w:r>
-      <w:proofErr w:type="gramStart"/>
       <w:r>
         <w:rPr>
           <w:b/>
@@ -2226,16 +2223,7 @@
           <w:sz w:val="22"/>
           <w:szCs w:val="22"/>
         </w:rPr>
-        <w:t>De</w:t>
-      </w:r>
-      <w:proofErr w:type="gramEnd"/>
-      <w:r>
-        <w:rPr>
-          <w:bCs/>
-          <w:sz w:val="22"/>
-          <w:szCs w:val="22"/>
-        </w:rPr>
-        <w:t xml:space="preserve"> modo a a</w:t>
+        <w:t>De modo a a</w:t>
       </w:r>
       <w:r>
         <w:rPr>
@@ -2279,40 +2267,52 @@
           <w:bCs/>
           <w:sz w:val="22"/>
           <w:szCs w:val="22"/>
-        </w:rPr>
-      </w:pPr>
-      <w:r>
-        <w:rPr>
-          <w:bCs/>
-          <w:sz w:val="22"/>
-          <w:szCs w:val="22"/>
-        </w:rPr>
-        <w:t>Os métodos mais viáveis para a equalização de histograma são</w:t>
-      </w:r>
-      <w:r>
-        <w:rPr>
-          <w:bCs/>
-          <w:sz w:val="22"/>
-          <w:szCs w:val="22"/>
-        </w:rPr>
-        <w:t>,</w:t>
-      </w:r>
-      <w:r>
-        <w:rPr>
-          <w:bCs/>
-          <w:sz w:val="22"/>
-          <w:szCs w:val="22"/>
-        </w:rPr>
-        <w:t xml:space="preserve"> a equalização geral (</w:t>
+          <w:lang w:bidi="en-US"/>
+        </w:rPr>
+      </w:pPr>
+      <w:r>
+        <w:rPr>
+          <w:bCs/>
+          <w:sz w:val="22"/>
+          <w:szCs w:val="22"/>
+          <w:lang w:bidi="en-US"/>
+        </w:rPr>
+        <w:t>Para maximizar a discriminação d</w:t>
+      </w:r>
+      <w:r>
+        <w:rPr>
+          <w:bCs/>
+          <w:sz w:val="22"/>
+          <w:szCs w:val="22"/>
+          <w:lang w:bidi="en-US"/>
+        </w:rPr>
+        <w:t>os</w:t>
+      </w:r>
+      <w:r>
+        <w:rPr>
+          <w:bCs/>
+          <w:sz w:val="22"/>
+          <w:szCs w:val="22"/>
+          <w:lang w:bidi="en-US"/>
+        </w:rPr>
+        <w:t xml:space="preserve"> tecidos, testou-se a equalização global de histograma (</w:t>
+      </w:r>
+      <w:r>
+        <w:rPr>
+          <w:bCs/>
+          <w:sz w:val="22"/>
+          <w:szCs w:val="22"/>
+          <w:lang w:bidi="en-US"/>
+        </w:rPr>
+        <w:t>“</w:t>
       </w:r>
       <w:proofErr w:type="spellStart"/>
-      <w:proofErr w:type="gramStart"/>
-      <w:r>
-        <w:rPr>
-          <w:bCs/>
-          <w:i/>
-          <w:sz w:val="22"/>
-          <w:szCs w:val="22"/>
+      <w:r>
+        <w:rPr>
+          <w:bCs/>
+          <w:sz w:val="22"/>
+          <w:szCs w:val="22"/>
+          <w:lang w:bidi="en-US"/>
         </w:rPr>
         <w:t>histeq</w:t>
       </w:r>
@@ -2320,45 +2320,37 @@
       <w:r>
         <w:rPr>
           <w:bCs/>
-          <w:i/>
-          <w:sz w:val="22"/>
-          <w:szCs w:val="22"/>
-        </w:rPr>
-        <w:t>(</w:t>
-      </w:r>
-      <w:proofErr w:type="gramEnd"/>
-      <w:r>
-        <w:rPr>
-          <w:bCs/>
-          <w:i/>
-          <w:sz w:val="22"/>
-          <w:szCs w:val="22"/>
-        </w:rPr>
-        <w:t>)</w:t>
-      </w:r>
-      <w:r>
-        <w:rPr>
-          <w:bCs/>
-          <w:sz w:val="22"/>
-          <w:szCs w:val="22"/>
-        </w:rPr>
-        <w:t>)</w:t>
-      </w:r>
-      <w:r>
-        <w:rPr>
-          <w:bCs/>
-          <w:sz w:val="22"/>
-          <w:szCs w:val="22"/>
-        </w:rPr>
-        <w:t xml:space="preserve"> e o CLAHE (</w:t>
+          <w:sz w:val="22"/>
+          <w:szCs w:val="22"/>
+          <w:lang w:bidi="en-US"/>
+        </w:rPr>
+        <w:t>”</w:t>
+      </w:r>
+      <w:r>
+        <w:rPr>
+          <w:bCs/>
+          <w:sz w:val="22"/>
+          <w:szCs w:val="22"/>
+          <w:lang w:bidi="en-US"/>
+        </w:rPr>
+        <w:t>) e local adaptativa (</w:t>
+      </w:r>
+      <w:r>
+        <w:rPr>
+          <w:bCs/>
+          <w:sz w:val="22"/>
+          <w:szCs w:val="22"/>
+          <w:lang w:bidi="en-US"/>
+        </w:rPr>
+        <w:t>“</w:t>
       </w:r>
       <w:proofErr w:type="spellStart"/>
       <w:r>
         <w:rPr>
           <w:bCs/>
-          <w:i/>
-          <w:sz w:val="22"/>
-          <w:szCs w:val="22"/>
+          <w:sz w:val="22"/>
+          <w:szCs w:val="22"/>
+          <w:lang w:bidi="en-US"/>
         </w:rPr>
         <w:t>adapthisteq</w:t>
       </w:r>
@@ -2366,83 +2358,29 @@
       <w:r>
         <w:rPr>
           <w:bCs/>
-          <w:i/>
-          <w:sz w:val="22"/>
-          <w:szCs w:val="22"/>
-        </w:rPr>
-        <w:t>()</w:t>
-      </w:r>
-      <w:r>
-        <w:rPr>
-          <w:bCs/>
-          <w:sz w:val="22"/>
-          <w:szCs w:val="22"/>
-        </w:rPr>
-        <w:t xml:space="preserve">). A primeira função é um método global, </w:t>
-      </w:r>
-      <w:r>
-        <w:rPr>
-          <w:bCs/>
-          <w:sz w:val="22"/>
-          <w:szCs w:val="22"/>
-        </w:rPr>
-        <w:t>que procura igualar o número de pixéis por cada intensidade,</w:t>
-      </w:r>
-      <w:r>
-        <w:rPr>
-          <w:bCs/>
-          <w:sz w:val="22"/>
-          <w:szCs w:val="22"/>
-        </w:rPr>
-        <w:t xml:space="preserve"> já</w:t>
-      </w:r>
-      <w:r>
-        <w:rPr>
-          <w:bCs/>
-          <w:sz w:val="22"/>
-          <w:szCs w:val="22"/>
-        </w:rPr>
-        <w:t xml:space="preserve"> a segunda função é um método local, baseando-se em janelas, un</w:t>
-      </w:r>
-      <w:r>
-        <w:rPr>
-          <w:bCs/>
-          <w:sz w:val="22"/>
-          <w:szCs w:val="22"/>
-        </w:rPr>
-        <w:t>iformizando localmente a imagem e</w:t>
-      </w:r>
-      <w:r>
-        <w:rPr>
-          <w:bCs/>
-          <w:sz w:val="22"/>
-          <w:szCs w:val="22"/>
-        </w:rPr>
-        <w:t xml:space="preserve"> preserva</w:t>
-      </w:r>
-      <w:r>
-        <w:rPr>
-          <w:bCs/>
-          <w:sz w:val="22"/>
-          <w:szCs w:val="22"/>
-        </w:rPr>
-        <w:t>ndo mais detalhes fisiológicos,</w:t>
-      </w:r>
-      <w:r>
-        <w:rPr>
-          <w:bCs/>
-          <w:sz w:val="22"/>
-          <w:szCs w:val="22"/>
-        </w:rPr>
-        <w:t xml:space="preserve"> contribuindo para um melhor equilíbrio de brilho em cada tecido. Dentro deste </w:t>
-      </w:r>
-      <w:r>
-        <w:rPr>
-          <w:bCs/>
-          <w:sz w:val="22"/>
-          <w:szCs w:val="22"/>
-        </w:rPr>
-        <w:t xml:space="preserve">último método, ainda se pode alterar a distribuição a que a equalização local se aproxima, assim foi aplicado um CLAHE de distribuição uniforme (normal) e um CLAHE com a distribuição de </w:t>
+          <w:sz w:val="22"/>
+          <w:szCs w:val="22"/>
+          <w:lang w:bidi="en-US"/>
+        </w:rPr>
+        <w:t xml:space="preserve"> / CLAHE</w:t>
+      </w:r>
+      <w:r>
+        <w:rPr>
+          <w:bCs/>
+          <w:sz w:val="22"/>
+          <w:szCs w:val="22"/>
+          <w:lang w:bidi="en-US"/>
+        </w:rPr>
+        <w:t>”</w:t>
+      </w:r>
+      <w:r>
+        <w:rPr>
+          <w:bCs/>
+          <w:sz w:val="22"/>
+          <w:szCs w:val="22"/>
+          <w:lang w:bidi="en-US"/>
+        </w:rPr>
+        <w:t xml:space="preserve">). O CLAHE com distribuição de </w:t>
       </w:r>
       <w:proofErr w:type="spellStart"/>
       <w:r>
@@ -2450,6 +2388,7 @@
           <w:bCs/>
           <w:sz w:val="22"/>
           <w:szCs w:val="22"/>
+          <w:lang w:bidi="en-US"/>
         </w:rPr>
         <w:t>Rayleigh</w:t>
       </w:r>
@@ -2459,8 +2398,36 @@
           <w:bCs/>
           <w:sz w:val="22"/>
           <w:szCs w:val="22"/>
-        </w:rPr>
-        <w:t xml:space="preserve">. A distribuição de </w:t>
+          <w:lang w:bidi="en-US"/>
+        </w:rPr>
+        <w:t xml:space="preserve"> obteve o melhor desempenho (Figura </w:t>
+      </w:r>
+      <w:r>
+        <w:rPr>
+          <w:bCs/>
+          <w:sz w:val="22"/>
+          <w:szCs w:val="22"/>
+          <w:lang w:bidi="en-US"/>
+        </w:rPr>
+        <w:t>2</w:t>
+      </w:r>
+      <w:r>
+        <w:rPr>
+          <w:bCs/>
+          <w:sz w:val="22"/>
+          <w:szCs w:val="22"/>
+          <w:lang w:bidi="en-US"/>
+        </w:rPr>
+        <w:t>). Ao contrário da distribuição global</w:t>
+      </w:r>
+      <w:r>
+        <w:rPr>
+          <w:bCs/>
+          <w:sz w:val="22"/>
+          <w:szCs w:val="22"/>
+          <w:lang w:bidi="en-US"/>
+        </w:rPr>
+        <w:t xml:space="preserve"> ou a local “</w:t>
       </w:r>
       <w:proofErr w:type="spellStart"/>
       <w:r>
@@ -2468,6 +2435,36 @@
           <w:bCs/>
           <w:sz w:val="22"/>
           <w:szCs w:val="22"/>
+          <w:lang w:bidi="en-US"/>
+        </w:rPr>
+        <w:t>default</w:t>
+      </w:r>
+      <w:proofErr w:type="spellEnd"/>
+      <w:r>
+        <w:rPr>
+          <w:bCs/>
+          <w:sz w:val="22"/>
+          <w:szCs w:val="22"/>
+          <w:lang w:bidi="en-US"/>
+        </w:rPr>
+        <w:t>”</w:t>
+      </w:r>
+      <w:r>
+        <w:rPr>
+          <w:bCs/>
+          <w:sz w:val="22"/>
+          <w:szCs w:val="22"/>
+          <w:lang w:bidi="en-US"/>
+        </w:rPr>
+        <w:t xml:space="preserve">, a </w:t>
+      </w:r>
+      <w:proofErr w:type="spellStart"/>
+      <w:r>
+        <w:rPr>
+          <w:bCs/>
+          <w:sz w:val="22"/>
+          <w:szCs w:val="22"/>
+          <w:lang w:bidi="en-US"/>
         </w:rPr>
         <w:t>Rayleigh</w:t>
       </w:r>
@@ -2477,24 +2474,272 @@
           <w:bCs/>
           <w:sz w:val="22"/>
           <w:szCs w:val="22"/>
-        </w:rPr>
-        <w:t xml:space="preserve"> procura concentrar mais as intensidades médias, evitando uma distribuição total e exagerada dos pixéis por t</w:t>
-      </w:r>
-      <w:r>
-        <w:rPr>
-          <w:bCs/>
-          <w:sz w:val="22"/>
-          <w:szCs w:val="22"/>
-        </w:rPr>
-        <w:t>odos os níveis de intensidade,</w:t>
-      </w:r>
-      <w:r>
-        <w:rPr>
-          <w:bCs/>
-          <w:sz w:val="22"/>
-          <w:szCs w:val="22"/>
-        </w:rPr>
-        <w:t xml:space="preserve"> promovendo uma maior suavização para pixéis pertencentes ao mesmo tecido. </w:t>
+          <w:lang w:bidi="en-US"/>
+        </w:rPr>
+        <w:t xml:space="preserve"> concentra as intensidades médias, evitando </w:t>
+      </w:r>
+      <w:r>
+        <w:rPr>
+          <w:bCs/>
+          <w:sz w:val="22"/>
+          <w:szCs w:val="22"/>
+          <w:lang w:bidi="en-US"/>
+        </w:rPr>
+        <w:t xml:space="preserve">a distribuição </w:t>
+      </w:r>
+      <w:r>
+        <w:rPr>
+          <w:bCs/>
+          <w:sz w:val="22"/>
+          <w:szCs w:val="22"/>
+          <w:lang w:bidi="en-US"/>
+        </w:rPr>
+        <w:t>excessiv</w:t>
+      </w:r>
+      <w:r>
+        <w:rPr>
+          <w:bCs/>
+          <w:sz w:val="22"/>
+          <w:szCs w:val="22"/>
+          <w:lang w:bidi="en-US"/>
+        </w:rPr>
+        <w:t>a</w:t>
+      </w:r>
+      <w:r>
+        <w:rPr>
+          <w:bCs/>
+          <w:sz w:val="22"/>
+          <w:szCs w:val="22"/>
+          <w:lang w:bidi="en-US"/>
+        </w:rPr>
+        <w:t xml:space="preserve"> de </w:t>
+      </w:r>
+      <w:proofErr w:type="spellStart"/>
+      <w:r>
+        <w:rPr>
+          <w:bCs/>
+          <w:sz w:val="22"/>
+          <w:szCs w:val="22"/>
+          <w:lang w:bidi="en-US"/>
+        </w:rPr>
+        <w:t>píxeis</w:t>
+      </w:r>
+      <w:proofErr w:type="spellEnd"/>
+      <w:r>
+        <w:rPr>
+          <w:bCs/>
+          <w:sz w:val="22"/>
+          <w:szCs w:val="22"/>
+          <w:lang w:bidi="en-US"/>
+        </w:rPr>
+        <w:t xml:space="preserve">, </w:t>
+      </w:r>
+      <w:proofErr w:type="spellStart"/>
+      <w:r>
+        <w:rPr>
+          <w:bCs/>
+          <w:sz w:val="22"/>
+          <w:szCs w:val="22"/>
+          <w:lang w:val="en-US" w:bidi="en-US"/>
+        </w:rPr>
+        <w:t>promovendo</w:t>
+      </w:r>
+      <w:proofErr w:type="spellEnd"/>
+      <w:r>
+        <w:rPr>
+          <w:bCs/>
+          <w:sz w:val="22"/>
+          <w:szCs w:val="22"/>
+          <w:lang w:val="en-US" w:bidi="en-US"/>
+        </w:rPr>
+        <w:t xml:space="preserve"> </w:t>
+      </w:r>
+      <w:proofErr w:type="spellStart"/>
+      <w:r>
+        <w:rPr>
+          <w:bCs/>
+          <w:sz w:val="22"/>
+          <w:szCs w:val="22"/>
+          <w:lang w:val="en-US" w:bidi="en-US"/>
+        </w:rPr>
+        <w:t>uma</w:t>
+      </w:r>
+      <w:proofErr w:type="spellEnd"/>
+      <w:r>
+        <w:rPr>
+          <w:bCs/>
+          <w:sz w:val="22"/>
+          <w:szCs w:val="22"/>
+          <w:lang w:val="en-US" w:bidi="en-US"/>
+        </w:rPr>
+        <w:t xml:space="preserve"> </w:t>
+      </w:r>
+      <w:proofErr w:type="spellStart"/>
+      <w:r>
+        <w:rPr>
+          <w:bCs/>
+          <w:sz w:val="22"/>
+          <w:szCs w:val="22"/>
+          <w:lang w:val="en-US" w:bidi="en-US"/>
+        </w:rPr>
+        <w:t>maior</w:t>
+      </w:r>
+      <w:proofErr w:type="spellEnd"/>
+      <w:r>
+        <w:rPr>
+          <w:bCs/>
+          <w:sz w:val="22"/>
+          <w:szCs w:val="22"/>
+          <w:lang w:val="en-US" w:bidi="en-US"/>
+        </w:rPr>
+        <w:t xml:space="preserve"> </w:t>
+      </w:r>
+      <w:proofErr w:type="spellStart"/>
+      <w:r>
+        <w:rPr>
+          <w:bCs/>
+          <w:sz w:val="22"/>
+          <w:szCs w:val="22"/>
+          <w:lang w:val="en-US" w:bidi="en-US"/>
+        </w:rPr>
+        <w:t>suavização</w:t>
+      </w:r>
+      <w:proofErr w:type="spellEnd"/>
+      <w:r>
+        <w:rPr>
+          <w:bCs/>
+          <w:sz w:val="22"/>
+          <w:szCs w:val="22"/>
+          <w:lang w:val="en-US" w:bidi="en-US"/>
+        </w:rPr>
+        <w:t xml:space="preserve"> para </w:t>
+      </w:r>
+      <w:proofErr w:type="spellStart"/>
+      <w:r>
+        <w:rPr>
+          <w:bCs/>
+          <w:sz w:val="22"/>
+          <w:szCs w:val="22"/>
+          <w:lang w:val="en-US" w:bidi="en-US"/>
+        </w:rPr>
+        <w:t>pixéis</w:t>
+      </w:r>
+      <w:proofErr w:type="spellEnd"/>
+      <w:r>
+        <w:rPr>
+          <w:bCs/>
+          <w:sz w:val="22"/>
+          <w:szCs w:val="22"/>
+          <w:lang w:val="en-US" w:bidi="en-US"/>
+        </w:rPr>
+        <w:t xml:space="preserve"> </w:t>
+      </w:r>
+      <w:proofErr w:type="spellStart"/>
+      <w:r>
+        <w:rPr>
+          <w:bCs/>
+          <w:sz w:val="22"/>
+          <w:szCs w:val="22"/>
+          <w:lang w:val="en-US" w:bidi="en-US"/>
+        </w:rPr>
+        <w:t>pertencentes</w:t>
+      </w:r>
+      <w:proofErr w:type="spellEnd"/>
+      <w:r>
+        <w:rPr>
+          <w:bCs/>
+          <w:sz w:val="22"/>
+          <w:szCs w:val="22"/>
+          <w:lang w:val="en-US" w:bidi="en-US"/>
+        </w:rPr>
+        <w:t xml:space="preserve"> </w:t>
+      </w:r>
+      <w:proofErr w:type="spellStart"/>
+      <w:r>
+        <w:rPr>
+          <w:bCs/>
+          <w:sz w:val="22"/>
+          <w:szCs w:val="22"/>
+          <w:lang w:val="en-US" w:bidi="en-US"/>
+        </w:rPr>
+        <w:t>ao</w:t>
+      </w:r>
+      <w:proofErr w:type="spellEnd"/>
+      <w:r>
+        <w:rPr>
+          <w:bCs/>
+          <w:sz w:val="22"/>
+          <w:szCs w:val="22"/>
+          <w:lang w:val="en-US" w:bidi="en-US"/>
+        </w:rPr>
+        <w:t xml:space="preserve"> </w:t>
+      </w:r>
+      <w:proofErr w:type="spellStart"/>
+      <w:r>
+        <w:rPr>
+          <w:bCs/>
+          <w:sz w:val="22"/>
+          <w:szCs w:val="22"/>
+          <w:lang w:val="en-US" w:bidi="en-US"/>
+        </w:rPr>
+        <w:t>mesmo</w:t>
+      </w:r>
+      <w:proofErr w:type="spellEnd"/>
+      <w:r>
+        <w:rPr>
+          <w:bCs/>
+          <w:sz w:val="22"/>
+          <w:szCs w:val="22"/>
+          <w:lang w:val="en-US" w:bidi="en-US"/>
+        </w:rPr>
+        <w:t xml:space="preserve"> </w:t>
+      </w:r>
+      <w:proofErr w:type="spellStart"/>
+      <w:r>
+        <w:rPr>
+          <w:bCs/>
+          <w:sz w:val="22"/>
+          <w:szCs w:val="22"/>
+          <w:lang w:val="en-US" w:bidi="en-US"/>
+        </w:rPr>
+        <w:t>tecido</w:t>
+      </w:r>
+      <w:proofErr w:type="spellEnd"/>
+      <w:r>
+        <w:rPr>
+          <w:bCs/>
+          <w:sz w:val="22"/>
+          <w:szCs w:val="22"/>
+          <w:lang w:val="en-US" w:bidi="en-US"/>
+        </w:rPr>
+        <w:t>.</w:t>
+      </w:r>
+      <w:r>
+        <w:rPr>
+          <w:bCs/>
+          <w:sz w:val="22"/>
+          <w:szCs w:val="22"/>
+          <w:lang w:bidi="en-US"/>
+        </w:rPr>
+        <w:t xml:space="preserve"> Isto uniformiza o brilho </w:t>
+      </w:r>
+      <w:r>
+        <w:rPr>
+          <w:bCs/>
+          <w:sz w:val="22"/>
+          <w:szCs w:val="22"/>
+          <w:lang w:bidi="en-US"/>
+        </w:rPr>
+        <w:t>dentro do tecido</w:t>
+      </w:r>
+      <w:r>
+        <w:rPr>
+          <w:bCs/>
+          <w:sz w:val="22"/>
+          <w:szCs w:val="22"/>
+          <w:lang w:bidi="en-US"/>
+        </w:rPr>
+        <w:t xml:space="preserve"> e preserva o detalhe estrutural.</w:t>
       </w:r>
     </w:p>
     <w:p>
@@ -2513,6 +2758,7 @@
           <w:sz w:val="22"/>
           <w:szCs w:val="22"/>
         </w:rPr>
+        <w:lastRenderedPageBreak/>
         <w:t xml:space="preserve">O método de </w:t>
       </w:r>
       <w:proofErr w:type="spellStart"/>
@@ -2531,12 +2777,30 @@
           <w:sz w:val="22"/>
           <w:szCs w:val="22"/>
         </w:rPr>
-        <w:t xml:space="preserve"> não se considera o ideal para se obter apenas uma parte da imagem, visto que procura um </w:t>
+        <w:t xml:space="preserve"> não se considera o ideal para se obter apenas uma </w:t>
+      </w:r>
+      <w:r>
+        <w:rPr>
+          <w:bCs/>
+          <w:sz w:val="22"/>
+          <w:szCs w:val="22"/>
+        </w:rPr>
+        <w:t>secção</w:t>
+      </w:r>
+      <w:r>
+        <w:rPr>
+          <w:bCs/>
+          <w:sz w:val="22"/>
+          <w:szCs w:val="22"/>
+        </w:rPr>
+        <w:t xml:space="preserve"> da imagem, visto que procura um </w:t>
       </w:r>
       <w:proofErr w:type="spellStart"/>
       <w:r>
         <w:rPr>
           <w:bCs/>
+          <w:i/>
+          <w:iCs/>
           <w:sz w:val="22"/>
           <w:szCs w:val="22"/>
         </w:rPr>
@@ -2549,16 +2813,7 @@
           <w:sz w:val="22"/>
           <w:szCs w:val="22"/>
         </w:rPr>
-        <w:t xml:space="preserve"> que separe a imagem total do fundo, no entanto, como é um método de </w:t>
-      </w:r>
-      <w:r>
-        <w:rPr>
-          <w:bCs/>
-          <w:sz w:val="22"/>
-          <w:szCs w:val="22"/>
-        </w:rPr>
-        <w:lastRenderedPageBreak/>
-        <w:t>segmentação de pouco processamento, neste trabalho utilizou-se para testar a resposta de cada imagem à segmentação.</w:t>
+        <w:t xml:space="preserve"> que separe a imagem total do fundo, no entanto, como é um método de segmentação de pouco processamento, neste trabalho utilizou-se para testar a resposta de cada imagem à segmentação.</w:t>
       </w:r>
       <w:r>
         <w:rPr>
@@ -2625,7 +2880,23 @@
           <w:sz w:val="22"/>
           <w:szCs w:val="22"/>
         </w:rPr>
-        <w:t xml:space="preserve"> porque ambas as imagens têm uma distribuição </w:t>
+        <w:t xml:space="preserve"> </w:t>
+      </w:r>
+      <w:r>
+        <w:rPr>
+          <w:bCs/>
+          <w:sz w:val="22"/>
+          <w:szCs w:val="22"/>
+        </w:rPr>
+        <w:t>pois</w:t>
+      </w:r>
+      <w:r>
+        <w:rPr>
+          <w:bCs/>
+          <w:sz w:val="22"/>
+          <w:szCs w:val="22"/>
+        </w:rPr>
+        <w:t xml:space="preserve"> ambas as imagens têm uma distribuição </w:t>
       </w:r>
       <w:proofErr w:type="spellStart"/>
       <w:r>
@@ -2645,6 +2916,113 @@
         </w:rPr>
         <w:t xml:space="preserve"> de histograma bem delimitada.</w:t>
       </w:r>
+    </w:p>
+    <w:p>
+      <w:pPr>
+        <w:pStyle w:val="NormalWeb"/>
+        <w:jc w:val="center"/>
+        <w:rPr>
+          <w:bCs/>
+          <w:sz w:val="22"/>
+          <w:szCs w:val="22"/>
+        </w:rPr>
+      </w:pPr>
+      <w:r>
+        <w:rPr>
+          <w:bCs/>
+          <w:noProof/>
+          <w:sz w:val="22"/>
+          <w:szCs w:val="22"/>
+          <w14:ligatures w14:val="standardContextual"/>
+        </w:rPr>
+        <w:drawing>
+          <wp:inline distT="0" distB="0" distL="0" distR="0" wp14:anchorId="2D963314" wp14:editId="76116322">
+            <wp:extent cx="2268549" cy="1559744"/>
+            <wp:effectExtent l="0" t="0" r="5080" b="2540"/>
+            <wp:docPr id="1449279622" name="Imagem 15"/>
+            <wp:cNvGraphicFramePr>
+              <a:graphicFrameLocks xmlns:a="http://schemas.openxmlformats.org/drawingml/2006/main" noChangeAspect="1"/>
+            </wp:cNvGraphicFramePr>
+            <a:graphic xmlns:a="http://schemas.openxmlformats.org/drawingml/2006/main">
+              <a:graphicData uri="http://schemas.openxmlformats.org/drawingml/2006/picture">
+                <pic:pic xmlns:pic="http://schemas.openxmlformats.org/drawingml/2006/picture">
+                  <pic:nvPicPr>
+                    <pic:cNvPr id="1449279622" name="Imagem 1449279622"/>
+                    <pic:cNvPicPr/>
+                  </pic:nvPicPr>
+                  <pic:blipFill>
+                    <a:blip r:embed="rId15" cstate="print">
+                      <a:extLst>
+                        <a:ext uri="{28A0092B-C50C-407E-A947-70E740481C1C}">
+                          <a14:useLocalDpi xmlns:a14="http://schemas.microsoft.com/office/drawing/2010/main" val="0"/>
+                        </a:ext>
+                      </a:extLst>
+                    </a:blip>
+                    <a:stretch>
+                      <a:fillRect/>
+                    </a:stretch>
+                  </pic:blipFill>
+                  <pic:spPr>
+                    <a:xfrm>
+                      <a:off x="0" y="0"/>
+                      <a:ext cx="2303337" cy="1583663"/>
+                    </a:xfrm>
+                    <a:prstGeom prst="rect">
+                      <a:avLst/>
+                    </a:prstGeom>
+                  </pic:spPr>
+                </pic:pic>
+              </a:graphicData>
+            </a:graphic>
+          </wp:inline>
+        </w:drawing>
+      </w:r>
+    </w:p>
+    <w:p>
+      <w:pPr>
+        <w:pStyle w:val="NormalWeb"/>
+        <w:ind w:left="720"/>
+        <w:jc w:val="center"/>
+        <w:rPr>
+          <w:color w:val="000000" w:themeColor="text1"/>
+          <w:sz w:val="20"/>
+          <w:szCs w:val="20"/>
+        </w:rPr>
+      </w:pPr>
+      <w:r>
+        <w:rPr>
+          <w:color w:val="000000" w:themeColor="text1"/>
+          <w:sz w:val="20"/>
+          <w:szCs w:val="20"/>
+        </w:rPr>
+        <w:t xml:space="preserve">Figura </w:t>
+      </w:r>
+      <w:r>
+        <w:rPr>
+          <w:color w:val="000000" w:themeColor="text1"/>
+          <w:sz w:val="20"/>
+          <w:szCs w:val="20"/>
+        </w:rPr>
+        <w:t>2</w:t>
+      </w:r>
+      <w:r>
+        <w:rPr>
+          <w:color w:val="000000" w:themeColor="text1"/>
+          <w:sz w:val="20"/>
+          <w:szCs w:val="20"/>
+        </w:rPr>
+        <w:t xml:space="preserve">: Equalização Global VS CLAHE Normal VS CLAHE </w:t>
+      </w:r>
+      <w:proofErr w:type="spellStart"/>
+      <w:r>
+        <w:rPr>
+          <w:color w:val="000000" w:themeColor="text1"/>
+          <w:sz w:val="20"/>
+          <w:szCs w:val="20"/>
+        </w:rPr>
+        <w:t>Rayleigh</w:t>
+      </w:r>
+      <w:proofErr w:type="spellEnd"/>
     </w:p>
     <w:p>
       <w:pPr>
@@ -2728,32 +3106,549 @@
           <w:sz w:val="22"/>
           <w:szCs w:val="22"/>
         </w:rPr>
-        <w:t xml:space="preserve"> detalhe. Assim, esta será a imagem à qual se irá aplicar os métodos de segmentação</w:t>
-      </w:r>
-      <w:r>
-        <w:rPr>
-          <w:bCs/>
-          <w:sz w:val="22"/>
-          <w:szCs w:val="22"/>
-        </w:rPr>
-        <w:t xml:space="preserve"> porque apresenta</w:t>
-      </w:r>
-      <w:r>
-        <w:rPr>
+        <w:t xml:space="preserve"> detalhe</w:t>
+      </w:r>
+      <w:r>
+        <w:rPr>
+          <w:bCs/>
+          <w:sz w:val="22"/>
+          <w:szCs w:val="22"/>
+        </w:rPr>
+        <w:t>.</w:t>
+      </w:r>
+    </w:p>
+    <w:p>
+      <w:pPr>
+        <w:pStyle w:val="NormalWeb"/>
+        <w:jc w:val="both"/>
+        <w:rPr>
+          <w:bCs/>
+          <w:sz w:val="22"/>
+          <w:szCs w:val="22"/>
+          <w:lang w:bidi="en-US"/>
+        </w:rPr>
+      </w:pPr>
+      <w:proofErr w:type="spellStart"/>
+      <w:r>
+        <w:rPr>
+          <w:b/>
+          <w:bCs/>
+          <w:sz w:val="22"/>
+          <w:szCs w:val="22"/>
+        </w:rPr>
+        <w:t>Segmentação</w:t>
+      </w:r>
+      <w:proofErr w:type="spellEnd"/>
+      <w:r>
+        <w:rPr>
+          <w:b/>
           <w:bCs/>
           <w:sz w:val="22"/>
           <w:szCs w:val="22"/>
         </w:rPr>
         <w:t>:</w:t>
       </w:r>
+      <w:r>
+        <w:rPr>
+          <w:b/>
+          <w:bCs/>
+          <w:sz w:val="22"/>
+          <w:szCs w:val="22"/>
+        </w:rPr>
+        <w:t xml:space="preserve"> </w:t>
+      </w:r>
+      <w:r>
+        <w:rPr>
+          <w:bCs/>
+          <w:sz w:val="22"/>
+          <w:szCs w:val="22"/>
+        </w:rPr>
+        <w:t xml:space="preserve">O desempenho do algoritmo </w:t>
+      </w:r>
+      <w:proofErr w:type="spellStart"/>
+      <w:r>
+        <w:rPr>
+          <w:bCs/>
+          <w:i/>
+          <w:iCs/>
+          <w:sz w:val="22"/>
+          <w:szCs w:val="22"/>
+        </w:rPr>
+        <w:t>Region</w:t>
+      </w:r>
+      <w:proofErr w:type="spellEnd"/>
+      <w:r>
+        <w:rPr>
+          <w:bCs/>
+          <w:i/>
+          <w:iCs/>
+          <w:sz w:val="22"/>
+          <w:szCs w:val="22"/>
+        </w:rPr>
+        <w:t xml:space="preserve"> </w:t>
+      </w:r>
+      <w:proofErr w:type="spellStart"/>
+      <w:r>
+        <w:rPr>
+          <w:bCs/>
+          <w:i/>
+          <w:iCs/>
+          <w:sz w:val="22"/>
+          <w:szCs w:val="22"/>
+        </w:rPr>
+        <w:t>Growing</w:t>
+      </w:r>
+      <w:proofErr w:type="spellEnd"/>
+      <w:r>
+        <w:rPr>
+          <w:bCs/>
+          <w:sz w:val="22"/>
+          <w:szCs w:val="22"/>
+        </w:rPr>
+        <w:t xml:space="preserve"> depende da existência de fronteiras de intensidade suficientemente definidas entre estruturas adjacentes. A aplicação do CLAHE com distribuição de </w:t>
+      </w:r>
+      <w:proofErr w:type="spellStart"/>
+      <w:r>
+        <w:rPr>
+          <w:bCs/>
+          <w:sz w:val="22"/>
+          <w:szCs w:val="22"/>
+        </w:rPr>
+        <w:t>Rayleigh</w:t>
+      </w:r>
+      <w:proofErr w:type="spellEnd"/>
+      <w:r>
+        <w:rPr>
+          <w:bCs/>
+          <w:sz w:val="22"/>
+          <w:szCs w:val="22"/>
+        </w:rPr>
+        <w:t xml:space="preserve"> promoveu uma maior homogeneidade das intensidades no interior de cada tecido e aumentou o contraste nas interfaces entre estruturas, criando condições favoráveis para a propagação controlada da região a partir da </w:t>
+      </w:r>
+      <w:proofErr w:type="spellStart"/>
+      <w:r>
+        <w:rPr>
+          <w:bCs/>
+          <w:i/>
+          <w:iCs/>
+          <w:sz w:val="22"/>
+          <w:szCs w:val="22"/>
+        </w:rPr>
+        <w:t>Seed</w:t>
+      </w:r>
+      <w:proofErr w:type="spellEnd"/>
+      <w:r>
+        <w:rPr>
+          <w:bCs/>
+          <w:sz w:val="22"/>
+          <w:szCs w:val="22"/>
+        </w:rPr>
+        <w:t xml:space="preserve"> inicial. Desta forma, foi possível segmentar o parênquima cerebral de </w:t>
+      </w:r>
+      <w:r>
+        <w:rPr>
+          <w:bCs/>
+          <w:sz w:val="22"/>
+          <w:szCs w:val="22"/>
+        </w:rPr>
+        <w:t xml:space="preserve">uma </w:t>
+      </w:r>
+      <w:r>
+        <w:rPr>
+          <w:bCs/>
+          <w:sz w:val="22"/>
+          <w:szCs w:val="22"/>
+        </w:rPr>
+        <w:t>forma mais precisa</w:t>
+      </w:r>
+      <w:r>
+        <w:rPr>
+          <w:bCs/>
+          <w:sz w:val="22"/>
+          <w:szCs w:val="22"/>
+        </w:rPr>
+        <w:t xml:space="preserve">. </w:t>
+      </w:r>
+      <w:r>
+        <w:rPr>
+          <w:bCs/>
+          <w:sz w:val="22"/>
+          <w:szCs w:val="22"/>
+          <w:lang w:bidi="en-US"/>
+        </w:rPr>
+        <w:t xml:space="preserve">Como se pode observar, foram testadas diferentes </w:t>
+      </w:r>
+      <w:proofErr w:type="spellStart"/>
+      <w:r>
+        <w:rPr>
+          <w:bCs/>
+          <w:i/>
+          <w:iCs/>
+          <w:sz w:val="22"/>
+          <w:szCs w:val="22"/>
+          <w:lang w:bidi="en-US"/>
+        </w:rPr>
+        <w:t>S</w:t>
+      </w:r>
+      <w:r>
+        <w:rPr>
+          <w:bCs/>
+          <w:i/>
+          <w:iCs/>
+          <w:sz w:val="22"/>
+          <w:szCs w:val="22"/>
+          <w:lang w:bidi="en-US"/>
+        </w:rPr>
+        <w:t>eeds</w:t>
+      </w:r>
+      <w:proofErr w:type="spellEnd"/>
+      <w:r>
+        <w:rPr>
+          <w:bCs/>
+          <w:sz w:val="22"/>
+          <w:szCs w:val="22"/>
+          <w:lang w:bidi="en-US"/>
+        </w:rPr>
+        <w:t xml:space="preserve"> iniciais, de modo a avaliar a influência da sua localização no processo de crescimento da região e identificar a configuração que proporcionava o resultado de segmentação mais adequado.</w:t>
+      </w:r>
+      <w:r>
+        <w:rPr>
+          <w:bCs/>
+          <w:sz w:val="22"/>
+          <w:szCs w:val="22"/>
+          <w:lang w:bidi="en-US"/>
+        </w:rPr>
+        <w:t xml:space="preserve"> </w:t>
+      </w:r>
     </w:p>
     <w:p>
       <w:pPr>
         <w:pStyle w:val="NormalWeb"/>
-        <w:numPr>
-          <w:ilvl w:val="0"/>
-          <w:numId w:val="3"/>
-        </w:numPr>
+        <w:jc w:val="center"/>
+        <w:rPr>
+          <w:bCs/>
+          <w:sz w:val="22"/>
+          <w:szCs w:val="22"/>
+        </w:rPr>
+      </w:pPr>
+      <w:r>
+        <w:rPr>
+          <w:bCs/>
+          <w:noProof/>
+          <w:sz w:val="22"/>
+          <w:szCs w:val="22"/>
+          <w14:ligatures w14:val="standardContextual"/>
+        </w:rPr>
+        <w:drawing>
+          <wp:inline distT="0" distB="0" distL="0" distR="0" wp14:anchorId="701317C7" wp14:editId="3C6919FD">
+            <wp:extent cx="2410352" cy="1756410"/>
+            <wp:effectExtent l="0" t="0" r="3175" b="0"/>
+            <wp:docPr id="1071418968" name="Imagem 17"/>
+            <wp:cNvGraphicFramePr>
+              <a:graphicFrameLocks xmlns:a="http://schemas.openxmlformats.org/drawingml/2006/main" noChangeAspect="1"/>
+            </wp:cNvGraphicFramePr>
+            <a:graphic xmlns:a="http://schemas.openxmlformats.org/drawingml/2006/main">
+              <a:graphicData uri="http://schemas.openxmlformats.org/drawingml/2006/picture">
+                <pic:pic xmlns:pic="http://schemas.openxmlformats.org/drawingml/2006/picture">
+                  <pic:nvPicPr>
+                    <pic:cNvPr id="1071418968" name="Imagem 1071418968"/>
+                    <pic:cNvPicPr/>
+                  </pic:nvPicPr>
+                  <pic:blipFill>
+                    <a:blip r:embed="rId16" cstate="print">
+                      <a:extLst>
+                        <a:ext uri="{28A0092B-C50C-407E-A947-70E740481C1C}">
+                          <a14:useLocalDpi xmlns:a14="http://schemas.microsoft.com/office/drawing/2010/main" val="0"/>
+                        </a:ext>
+                      </a:extLst>
+                    </a:blip>
+                    <a:stretch>
+                      <a:fillRect/>
+                    </a:stretch>
+                  </pic:blipFill>
+                  <pic:spPr>
+                    <a:xfrm>
+                      <a:off x="0" y="0"/>
+                      <a:ext cx="2438242" cy="1776733"/>
+                    </a:xfrm>
+                    <a:prstGeom prst="rect">
+                      <a:avLst/>
+                    </a:prstGeom>
+                  </pic:spPr>
+                </pic:pic>
+              </a:graphicData>
+            </a:graphic>
+          </wp:inline>
+        </w:drawing>
+      </w:r>
+    </w:p>
+    <w:p>
+      <w:pPr>
+        <w:pStyle w:val="NormalWeb"/>
+        <w:ind w:left="720"/>
+        <w:jc w:val="center"/>
+        <w:rPr>
+          <w:color w:val="000000" w:themeColor="text1"/>
+          <w:sz w:val="20"/>
+          <w:szCs w:val="20"/>
+        </w:rPr>
+      </w:pPr>
+      <w:r>
+        <w:rPr>
+          <w:color w:val="000000" w:themeColor="text1"/>
+          <w:sz w:val="20"/>
+          <w:szCs w:val="20"/>
+        </w:rPr>
+        <w:t xml:space="preserve">Figura </w:t>
+      </w:r>
+      <w:r>
+        <w:rPr>
+          <w:color w:val="000000" w:themeColor="text1"/>
+          <w:sz w:val="20"/>
+          <w:szCs w:val="20"/>
+        </w:rPr>
+        <w:t>3</w:t>
+      </w:r>
+      <w:r>
+        <w:rPr>
+          <w:color w:val="000000" w:themeColor="text1"/>
+          <w:sz w:val="20"/>
+          <w:szCs w:val="20"/>
+        </w:rPr>
+        <w:t xml:space="preserve">: </w:t>
+      </w:r>
+      <w:r>
+        <w:rPr>
+          <w:color w:val="000000" w:themeColor="text1"/>
+          <w:sz w:val="20"/>
+          <w:szCs w:val="20"/>
+        </w:rPr>
+        <w:t xml:space="preserve">Desempenho de </w:t>
+      </w:r>
+      <w:proofErr w:type="spellStart"/>
+      <w:r>
+        <w:rPr>
+          <w:i/>
+          <w:iCs/>
+          <w:color w:val="000000" w:themeColor="text1"/>
+          <w:sz w:val="20"/>
+          <w:szCs w:val="20"/>
+        </w:rPr>
+        <w:t>Region</w:t>
+      </w:r>
+      <w:proofErr w:type="spellEnd"/>
+      <w:r>
+        <w:rPr>
+          <w:i/>
+          <w:iCs/>
+          <w:color w:val="000000" w:themeColor="text1"/>
+          <w:sz w:val="20"/>
+          <w:szCs w:val="20"/>
+        </w:rPr>
+        <w:t xml:space="preserve"> </w:t>
+      </w:r>
+      <w:proofErr w:type="spellStart"/>
+      <w:r>
+        <w:rPr>
+          <w:i/>
+          <w:iCs/>
+          <w:color w:val="000000" w:themeColor="text1"/>
+          <w:sz w:val="20"/>
+          <w:szCs w:val="20"/>
+        </w:rPr>
+        <w:t>Growing</w:t>
+      </w:r>
+      <w:proofErr w:type="spellEnd"/>
+      <w:r>
+        <w:rPr>
+          <w:i/>
+          <w:iCs/>
+          <w:color w:val="000000" w:themeColor="text1"/>
+          <w:sz w:val="20"/>
+          <w:szCs w:val="20"/>
+        </w:rPr>
+        <w:t xml:space="preserve"> </w:t>
+      </w:r>
+      <w:r>
+        <w:rPr>
+          <w:color w:val="000000" w:themeColor="text1"/>
+          <w:sz w:val="20"/>
+          <w:szCs w:val="20"/>
+        </w:rPr>
+        <w:t xml:space="preserve">com </w:t>
+      </w:r>
+      <w:r>
+        <w:rPr>
+          <w:color w:val="000000" w:themeColor="text1"/>
+          <w:sz w:val="20"/>
+          <w:szCs w:val="20"/>
+        </w:rPr>
+        <w:t>três</w:t>
+      </w:r>
+      <w:r>
+        <w:rPr>
+          <w:color w:val="000000" w:themeColor="text1"/>
+          <w:sz w:val="20"/>
+          <w:szCs w:val="20"/>
+        </w:rPr>
+        <w:t xml:space="preserve"> </w:t>
+      </w:r>
+      <w:proofErr w:type="spellStart"/>
+      <w:r>
+        <w:rPr>
+          <w:i/>
+          <w:iCs/>
+          <w:color w:val="000000" w:themeColor="text1"/>
+          <w:sz w:val="20"/>
+          <w:szCs w:val="20"/>
+        </w:rPr>
+        <w:t>Seeds</w:t>
+      </w:r>
+      <w:proofErr w:type="spellEnd"/>
+      <w:r>
+        <w:rPr>
+          <w:color w:val="000000" w:themeColor="text1"/>
+          <w:sz w:val="20"/>
+          <w:szCs w:val="20"/>
+        </w:rPr>
+        <w:t xml:space="preserve"> iniciais</w:t>
+      </w:r>
+    </w:p>
+    <w:p>
+      <w:pPr>
+        <w:pStyle w:val="NormalWeb"/>
+        <w:rPr>
+          <w:bCs/>
+          <w:color w:val="EE0000"/>
+          <w:sz w:val="22"/>
+          <w:szCs w:val="22"/>
+        </w:rPr>
+      </w:pPr>
+    </w:p>
+    <w:p>
+      <w:pPr>
+        <w:pStyle w:val="NormalWeb"/>
+        <w:rPr>
+          <w:bCs/>
+          <w:color w:val="EE0000"/>
+          <w:sz w:val="22"/>
+          <w:szCs w:val="22"/>
+        </w:rPr>
+      </w:pPr>
+      <w:r>
+        <w:rPr>
+          <w:bCs/>
+          <w:color w:val="EE0000"/>
+          <w:sz w:val="22"/>
+          <w:szCs w:val="22"/>
+        </w:rPr>
+        <w:lastRenderedPageBreak/>
+        <w:t>(Para não ocupar tanto espaço a parte do perímetro e da área relativa à pipeline (processo e valores) falamos na secção 3 para otimizar o espaço.</w:t>
+      </w:r>
+    </w:p>
+    <w:p>
+      <w:pPr>
+        <w:pStyle w:val="NormalWeb"/>
+        <w:rPr>
+          <w:bCs/>
+          <w:sz w:val="22"/>
+          <w:szCs w:val="22"/>
+        </w:rPr>
+      </w:pPr>
+    </w:p>
+    <w:p>
+      <w:pPr>
+        <w:pStyle w:val="NormalWeb"/>
+        <w:rPr>
+          <w:bCs/>
+          <w:color w:val="EE0000"/>
+          <w:sz w:val="22"/>
+          <w:szCs w:val="22"/>
+        </w:rPr>
+      </w:pPr>
+      <w:proofErr w:type="gramStart"/>
+      <w:r>
+        <w:rPr>
+          <w:bCs/>
+          <w:color w:val="EE0000"/>
+          <w:sz w:val="22"/>
+          <w:szCs w:val="22"/>
+        </w:rPr>
+        <w:t xml:space="preserve">Falta </w:t>
+      </w:r>
+      <w:r>
+        <w:rPr>
+          <w:bCs/>
+          <w:color w:val="EE0000"/>
+          <w:sz w:val="22"/>
+          <w:szCs w:val="22"/>
+        </w:rPr>
+        <w:t xml:space="preserve"> o</w:t>
+      </w:r>
+      <w:proofErr w:type="gramEnd"/>
+      <w:r>
+        <w:rPr>
+          <w:bCs/>
+          <w:color w:val="EE0000"/>
+          <w:sz w:val="22"/>
+          <w:szCs w:val="22"/>
+        </w:rPr>
+        <w:t xml:space="preserve"> final da pipeline, </w:t>
+      </w:r>
+      <w:r>
+        <w:rPr>
+          <w:bCs/>
+          <w:color w:val="EE0000"/>
+          <w:sz w:val="22"/>
+          <w:szCs w:val="22"/>
+        </w:rPr>
+        <w:t xml:space="preserve">Secção 3 e 4 </w:t>
+      </w:r>
+      <w:proofErr w:type="spellStart"/>
+      <w:r>
+        <w:rPr>
+          <w:bCs/>
+          <w:color w:val="EE0000"/>
+          <w:sz w:val="22"/>
+          <w:szCs w:val="22"/>
+        </w:rPr>
+        <w:t>aseguir</w:t>
+      </w:r>
+      <w:proofErr w:type="spellEnd"/>
+      <w:r>
+        <w:rPr>
+          <w:bCs/>
+          <w:color w:val="EE0000"/>
+          <w:sz w:val="22"/>
+          <w:szCs w:val="22"/>
+        </w:rPr>
+        <w:t>!</w:t>
+      </w:r>
+    </w:p>
+    <w:p>
+      <w:pPr>
+        <w:pStyle w:val="NormalWeb"/>
+        <w:rPr>
+          <w:bCs/>
+          <w:sz w:val="22"/>
+          <w:szCs w:val="22"/>
+        </w:rPr>
+      </w:pPr>
+    </w:p>
+    <w:p>
+      <w:pPr>
+        <w:pStyle w:val="NormalWeb"/>
+        <w:jc w:val="center"/>
+        <w:rPr>
+          <w:bCs/>
+          <w:sz w:val="22"/>
+          <w:szCs w:val="22"/>
+        </w:rPr>
+      </w:pPr>
+    </w:p>
+    <w:p>
+      <w:pPr>
+        <w:pStyle w:val="NormalWeb"/>
         <w:jc w:val="both"/>
         <w:rPr>
           <w:bCs/>
@@ -2761,801 +3656,18 @@
           <w:szCs w:val="22"/>
         </w:rPr>
       </w:pPr>
-      <w:r>
-        <w:rPr>
-          <w:bCs/>
-          <w:sz w:val="22"/>
-          <w:szCs w:val="22"/>
-        </w:rPr>
-        <w:t>Brilho equilibrado em cada tecido</w:t>
-      </w:r>
     </w:p>
     <w:p>
       <w:pPr>
         <w:pStyle w:val="NormalWeb"/>
-        <w:numPr>
-          <w:ilvl w:val="0"/>
-          <w:numId w:val="3"/>
-        </w:numPr>
         <w:jc w:val="both"/>
         <w:rPr>
-          <w:bCs/>
-          <w:sz w:val="22"/>
-          <w:szCs w:val="22"/>
-        </w:rPr>
-      </w:pPr>
-      <w:r>
-        <w:rPr>
-          <w:bCs/>
-          <w:sz w:val="22"/>
-          <w:szCs w:val="22"/>
-        </w:rPr>
-        <w:t>Elevado detalhe</w:t>
-      </w:r>
-    </w:p>
-    <w:p>
-      <w:pPr>
-        <w:pStyle w:val="NormalWeb"/>
-        <w:numPr>
-          <w:ilvl w:val="0"/>
-          <w:numId w:val="3"/>
-        </w:numPr>
-        <w:jc w:val="both"/>
-        <w:rPr>
-          <w:bCs/>
-          <w:sz w:val="22"/>
-          <w:szCs w:val="22"/>
-        </w:rPr>
-      </w:pPr>
-      <w:r>
-        <w:rPr>
-          <w:bCs/>
-          <w:sz w:val="22"/>
-          <w:szCs w:val="22"/>
-        </w:rPr>
-        <w:t>Boa resposta a métodos de segmentação simples</w:t>
-      </w:r>
-    </w:p>
-    <w:p>
-      <w:pPr>
-        <w:pStyle w:val="NormalWeb"/>
-        <w:numPr>
-          <w:ilvl w:val="0"/>
-          <w:numId w:val="3"/>
-        </w:numPr>
-        <w:jc w:val="both"/>
-        <w:rPr>
-          <w:bCs/>
-          <w:sz w:val="22"/>
-          <w:szCs w:val="22"/>
-        </w:rPr>
-      </w:pPr>
-      <w:r>
-        <w:rPr>
-          <w:bCs/>
-          <w:sz w:val="22"/>
-          <w:szCs w:val="22"/>
-        </w:rPr>
-        <w:t xml:space="preserve">Um histograma </w:t>
-      </w:r>
-      <w:proofErr w:type="spellStart"/>
-      <w:r>
-        <w:rPr>
-          <w:bCs/>
-          <w:sz w:val="22"/>
-          <w:szCs w:val="22"/>
-        </w:rPr>
-        <w:t>bi</w:t>
-      </w:r>
-      <w:r>
-        <w:rPr>
-          <w:bCs/>
-          <w:sz w:val="22"/>
-          <w:szCs w:val="22"/>
-        </w:rPr>
-        <w:t>modal</w:t>
-      </w:r>
-      <w:proofErr w:type="spellEnd"/>
-      <w:r>
-        <w:rPr>
-          <w:bCs/>
-          <w:sz w:val="22"/>
-          <w:szCs w:val="22"/>
-        </w:rPr>
-        <w:t xml:space="preserve"> e centrado</w:t>
-      </w:r>
-      <w:r>
-        <w:rPr>
-          <w:bCs/>
-          <w:sz w:val="22"/>
-          <w:szCs w:val="22"/>
-        </w:rPr>
-        <w:t xml:space="preserve"> (esta vantagem é explicada no capítulo seguinte)</w:t>
-      </w:r>
-    </w:p>
-    <w:p>
-      <w:pPr>
-        <w:spacing w:after="19" w:line="259" w:lineRule="auto"/>
-        <w:ind w:left="0" w:right="0" w:firstLine="0"/>
-        <w:jc w:val="left"/>
-        <w:rPr>
-          <w:rFonts w:ascii="Times New Roman" w:hAnsi="Times New Roman" w:cs="Times New Roman"/>
           <w:b/>
-          <w:sz w:val="22"/>
-          <w:szCs w:val="22"/>
-          <w:lang w:val="pt-PT" w:eastAsia="pt-PT" w:bidi="ar-SA"/>
-        </w:rPr>
-      </w:pPr>
-      <w:proofErr w:type="spellStart"/>
-      <w:r>
-        <w:rPr>
-          <w:rFonts w:ascii="Times New Roman" w:hAnsi="Times New Roman" w:cs="Times New Roman"/>
-          <w:b/>
-          <w:bCs/>
-          <w:sz w:val="22"/>
-          <w:szCs w:val="22"/>
-        </w:rPr>
-        <w:t>Segmentação</w:t>
-      </w:r>
-      <w:proofErr w:type="spellEnd"/>
-      <w:r>
-        <w:rPr>
-          <w:rFonts w:ascii="Times New Roman" w:hAnsi="Times New Roman" w:cs="Times New Roman"/>
-          <w:b/>
-          <w:bCs/>
-          <w:sz w:val="22"/>
-          <w:szCs w:val="22"/>
-        </w:rPr>
-        <w:t>:</w:t>
-      </w:r>
-      <w:r>
-        <w:rPr>
-          <w:rFonts w:ascii="Times New Roman" w:hAnsi="Times New Roman" w:cs="Times New Roman"/>
-          <w:b/>
-          <w:bCs/>
-          <w:sz w:val="22"/>
-          <w:szCs w:val="22"/>
-        </w:rPr>
-        <w:t xml:space="preserve"> Para </w:t>
-      </w:r>
-      <w:proofErr w:type="spellStart"/>
-      <w:r>
-        <w:rPr>
-          <w:rFonts w:ascii="Times New Roman" w:hAnsi="Times New Roman" w:cs="Times New Roman"/>
-          <w:b/>
-          <w:bCs/>
-          <w:sz w:val="22"/>
-          <w:szCs w:val="22"/>
-        </w:rPr>
-        <w:t>segmentação</w:t>
-      </w:r>
-      <w:proofErr w:type="spellEnd"/>
-      <w:r>
-        <w:rPr>
-          <w:rFonts w:ascii="Times New Roman" w:hAnsi="Times New Roman" w:cs="Times New Roman"/>
-          <w:b/>
-          <w:bCs/>
-          <w:sz w:val="22"/>
-          <w:szCs w:val="22"/>
-        </w:rPr>
-        <w:t xml:space="preserve"> </w:t>
-      </w:r>
-      <w:proofErr w:type="spellStart"/>
-      <w:r>
-        <w:rPr>
-          <w:rFonts w:ascii="Times New Roman" w:hAnsi="Times New Roman" w:cs="Times New Roman"/>
-          <w:b/>
-          <w:bCs/>
-          <w:sz w:val="22"/>
-          <w:szCs w:val="22"/>
-        </w:rPr>
-        <w:t>pertendeu</w:t>
-      </w:r>
-      <w:proofErr w:type="spellEnd"/>
-      <w:r>
-        <w:rPr>
-          <w:rFonts w:ascii="Times New Roman" w:hAnsi="Times New Roman" w:cs="Times New Roman"/>
-          <w:b/>
-          <w:bCs/>
-          <w:sz w:val="22"/>
-          <w:szCs w:val="22"/>
-        </w:rPr>
-        <w:t xml:space="preserve">-se </w:t>
-      </w:r>
-      <w:proofErr w:type="spellStart"/>
-      <w:r>
-        <w:rPr>
-          <w:rFonts w:ascii="Times New Roman" w:hAnsi="Times New Roman" w:cs="Times New Roman"/>
-          <w:b/>
-          <w:bCs/>
-          <w:sz w:val="22"/>
-          <w:szCs w:val="22"/>
-        </w:rPr>
-        <w:t>usar</w:t>
-      </w:r>
-      <w:proofErr w:type="spellEnd"/>
-      <w:r>
-        <w:rPr>
-          <w:rFonts w:ascii="Times New Roman" w:hAnsi="Times New Roman" w:cs="Times New Roman"/>
-          <w:b/>
-          <w:bCs/>
-          <w:sz w:val="22"/>
-          <w:szCs w:val="22"/>
-        </w:rPr>
-        <w:t xml:space="preserve"> o region growing, </w:t>
-      </w:r>
-      <w:proofErr w:type="spellStart"/>
-      <w:r>
-        <w:rPr>
-          <w:rFonts w:ascii="Times New Roman" w:hAnsi="Times New Roman" w:cs="Times New Roman"/>
-          <w:b/>
-          <w:bCs/>
-          <w:sz w:val="22"/>
-          <w:szCs w:val="22"/>
-        </w:rPr>
-        <w:t>em</w:t>
-      </w:r>
-      <w:proofErr w:type="spellEnd"/>
-      <w:r>
-        <w:rPr>
-          <w:rFonts w:ascii="Times New Roman" w:hAnsi="Times New Roman" w:cs="Times New Roman"/>
-          <w:b/>
-          <w:bCs/>
-          <w:sz w:val="22"/>
-          <w:szCs w:val="22"/>
-        </w:rPr>
-        <w:t xml:space="preserve"> que se </w:t>
-      </w:r>
-      <w:proofErr w:type="spellStart"/>
-      <w:r>
-        <w:rPr>
-          <w:rFonts w:ascii="Times New Roman" w:hAnsi="Times New Roman" w:cs="Times New Roman"/>
-          <w:b/>
-          <w:bCs/>
-          <w:sz w:val="22"/>
-          <w:szCs w:val="22"/>
-        </w:rPr>
-        <w:t>pretende</w:t>
-      </w:r>
-      <w:proofErr w:type="spellEnd"/>
-      <w:r>
-        <w:rPr>
-          <w:rFonts w:ascii="Times New Roman" w:hAnsi="Times New Roman" w:cs="Times New Roman"/>
-          <w:b/>
-          <w:bCs/>
-          <w:sz w:val="22"/>
-          <w:szCs w:val="22"/>
-        </w:rPr>
-        <w:t xml:space="preserve"> que a </w:t>
-      </w:r>
-      <w:proofErr w:type="spellStart"/>
-      <w:r>
-        <w:rPr>
-          <w:rFonts w:ascii="Times New Roman" w:hAnsi="Times New Roman" w:cs="Times New Roman"/>
-          <w:b/>
-          <w:bCs/>
-          <w:sz w:val="22"/>
-          <w:szCs w:val="22"/>
-        </w:rPr>
-        <w:t>imagem</w:t>
-      </w:r>
-      <w:proofErr w:type="spellEnd"/>
-      <w:r>
-        <w:rPr>
-          <w:rFonts w:ascii="Times New Roman" w:hAnsi="Times New Roman" w:cs="Times New Roman"/>
-          <w:b/>
-          <w:bCs/>
-          <w:sz w:val="22"/>
-          <w:szCs w:val="22"/>
-        </w:rPr>
-        <w:t xml:space="preserve"> </w:t>
-      </w:r>
-      <w:proofErr w:type="spellStart"/>
-      <w:r>
-        <w:rPr>
-          <w:rFonts w:ascii="Times New Roman" w:hAnsi="Times New Roman" w:cs="Times New Roman"/>
-          <w:b/>
-          <w:bCs/>
-          <w:sz w:val="22"/>
-          <w:szCs w:val="22"/>
-        </w:rPr>
-        <w:t>não</w:t>
-      </w:r>
-      <w:proofErr w:type="spellEnd"/>
-      <w:r>
-        <w:rPr>
-          <w:rFonts w:ascii="Times New Roman" w:hAnsi="Times New Roman" w:cs="Times New Roman"/>
-          <w:b/>
-          <w:bCs/>
-          <w:sz w:val="22"/>
-          <w:szCs w:val="22"/>
-        </w:rPr>
-        <w:t xml:space="preserve"> </w:t>
-      </w:r>
-      <w:proofErr w:type="spellStart"/>
-      <w:r>
-        <w:rPr>
-          <w:rFonts w:ascii="Times New Roman" w:hAnsi="Times New Roman" w:cs="Times New Roman"/>
-          <w:b/>
-          <w:bCs/>
-          <w:sz w:val="22"/>
-          <w:szCs w:val="22"/>
-        </w:rPr>
-        <w:t>tenha</w:t>
-      </w:r>
-      <w:proofErr w:type="spellEnd"/>
-      <w:r>
-        <w:rPr>
-          <w:rFonts w:ascii="Times New Roman" w:hAnsi="Times New Roman" w:cs="Times New Roman"/>
-          <w:b/>
-          <w:bCs/>
-          <w:sz w:val="22"/>
-          <w:szCs w:val="22"/>
-        </w:rPr>
-        <w:t xml:space="preserve"> </w:t>
-      </w:r>
-      <w:proofErr w:type="spellStart"/>
-      <w:r>
-        <w:rPr>
-          <w:rFonts w:ascii="Times New Roman" w:hAnsi="Times New Roman" w:cs="Times New Roman"/>
-          <w:b/>
-          <w:bCs/>
-          <w:sz w:val="22"/>
-          <w:szCs w:val="22"/>
-        </w:rPr>
-        <w:t>transições</w:t>
-      </w:r>
-      <w:proofErr w:type="spellEnd"/>
-      <w:r>
-        <w:rPr>
-          <w:rFonts w:ascii="Times New Roman" w:hAnsi="Times New Roman" w:cs="Times New Roman"/>
-          <w:b/>
-          <w:bCs/>
-          <w:sz w:val="22"/>
-          <w:szCs w:val="22"/>
-        </w:rPr>
-        <w:t xml:space="preserve"> </w:t>
-      </w:r>
-      <w:proofErr w:type="spellStart"/>
-      <w:r>
-        <w:rPr>
-          <w:rFonts w:ascii="Times New Roman" w:hAnsi="Times New Roman" w:cs="Times New Roman"/>
-          <w:b/>
-          <w:bCs/>
-          <w:sz w:val="22"/>
-          <w:szCs w:val="22"/>
-        </w:rPr>
-        <w:t>muito</w:t>
-      </w:r>
-      <w:proofErr w:type="spellEnd"/>
-      <w:r>
-        <w:rPr>
-          <w:rFonts w:ascii="Times New Roman" w:hAnsi="Times New Roman" w:cs="Times New Roman"/>
-          <w:b/>
-          <w:bCs/>
-          <w:sz w:val="22"/>
-          <w:szCs w:val="22"/>
-        </w:rPr>
-        <w:t xml:space="preserve"> </w:t>
-      </w:r>
-      <w:proofErr w:type="spellStart"/>
-      <w:r>
-        <w:rPr>
-          <w:rFonts w:ascii="Times New Roman" w:hAnsi="Times New Roman" w:cs="Times New Roman"/>
-          <w:b/>
-          <w:bCs/>
-          <w:sz w:val="22"/>
-          <w:szCs w:val="22"/>
-        </w:rPr>
-        <w:t>suavizadas</w:t>
-      </w:r>
-      <w:proofErr w:type="spellEnd"/>
-      <w:r>
-        <w:rPr>
-          <w:rFonts w:ascii="Times New Roman" w:hAnsi="Times New Roman" w:cs="Times New Roman"/>
-          <w:b/>
-          <w:bCs/>
-          <w:sz w:val="22"/>
-          <w:szCs w:val="22"/>
-        </w:rPr>
-        <w:t xml:space="preserve">, </w:t>
-      </w:r>
-      <w:proofErr w:type="spellStart"/>
-      <w:r>
-        <w:rPr>
-          <w:rFonts w:ascii="Times New Roman" w:hAnsi="Times New Roman" w:cs="Times New Roman"/>
-          <w:b/>
-          <w:bCs/>
-          <w:sz w:val="22"/>
-          <w:szCs w:val="22"/>
-        </w:rPr>
-        <w:t>sendo</w:t>
-      </w:r>
-      <w:proofErr w:type="spellEnd"/>
-      <w:r>
-        <w:rPr>
-          <w:rFonts w:ascii="Times New Roman" w:hAnsi="Times New Roman" w:cs="Times New Roman"/>
-          <w:b/>
-          <w:bCs/>
-          <w:sz w:val="22"/>
-          <w:szCs w:val="22"/>
-        </w:rPr>
-        <w:t xml:space="preserve"> </w:t>
-      </w:r>
-      <w:proofErr w:type="spellStart"/>
-      <w:r>
-        <w:rPr>
-          <w:rFonts w:ascii="Times New Roman" w:hAnsi="Times New Roman" w:cs="Times New Roman"/>
-          <w:b/>
-          <w:bCs/>
-          <w:sz w:val="22"/>
-          <w:szCs w:val="22"/>
-        </w:rPr>
-        <w:t>favorável</w:t>
-      </w:r>
-      <w:proofErr w:type="spellEnd"/>
-      <w:r>
-        <w:rPr>
-          <w:rFonts w:ascii="Times New Roman" w:hAnsi="Times New Roman" w:cs="Times New Roman"/>
-          <w:b/>
-          <w:bCs/>
-          <w:sz w:val="22"/>
-          <w:szCs w:val="22"/>
-        </w:rPr>
-        <w:t xml:space="preserve"> </w:t>
-      </w:r>
-      <w:proofErr w:type="spellStart"/>
-      <w:r>
-        <w:rPr>
-          <w:rFonts w:ascii="Times New Roman" w:hAnsi="Times New Roman" w:cs="Times New Roman"/>
-          <w:b/>
-          <w:bCs/>
-          <w:sz w:val="22"/>
-          <w:szCs w:val="22"/>
-        </w:rPr>
-        <w:t>uma</w:t>
-      </w:r>
-      <w:proofErr w:type="spellEnd"/>
-      <w:r>
-        <w:rPr>
-          <w:rFonts w:ascii="Times New Roman" w:hAnsi="Times New Roman" w:cs="Times New Roman"/>
-          <w:b/>
-          <w:bCs/>
-          <w:sz w:val="22"/>
-          <w:szCs w:val="22"/>
-        </w:rPr>
-        <w:t xml:space="preserve"> </w:t>
-      </w:r>
-      <w:proofErr w:type="spellStart"/>
-      <w:r>
-        <w:rPr>
-          <w:rFonts w:ascii="Times New Roman" w:hAnsi="Times New Roman" w:cs="Times New Roman"/>
-          <w:b/>
-          <w:bCs/>
-          <w:sz w:val="22"/>
-          <w:szCs w:val="22"/>
-        </w:rPr>
-        <w:t>imagem</w:t>
-      </w:r>
-      <w:proofErr w:type="spellEnd"/>
-      <w:r>
-        <w:rPr>
-          <w:rFonts w:ascii="Times New Roman" w:hAnsi="Times New Roman" w:cs="Times New Roman"/>
-          <w:b/>
-          <w:bCs/>
-          <w:sz w:val="22"/>
-          <w:szCs w:val="22"/>
-        </w:rPr>
-        <w:t xml:space="preserve"> que </w:t>
-      </w:r>
-      <w:proofErr w:type="spellStart"/>
-      <w:r>
-        <w:rPr>
-          <w:rFonts w:ascii="Times New Roman" w:hAnsi="Times New Roman" w:cs="Times New Roman"/>
-          <w:b/>
-          <w:bCs/>
-          <w:sz w:val="22"/>
-          <w:szCs w:val="22"/>
-        </w:rPr>
-        <w:t>não</w:t>
-      </w:r>
-      <w:proofErr w:type="spellEnd"/>
-      <w:r>
-        <w:rPr>
-          <w:rFonts w:ascii="Times New Roman" w:hAnsi="Times New Roman" w:cs="Times New Roman"/>
-          <w:b/>
-          <w:bCs/>
-          <w:sz w:val="22"/>
-          <w:szCs w:val="22"/>
-        </w:rPr>
-        <w:t xml:space="preserve"> </w:t>
-      </w:r>
-      <w:proofErr w:type="spellStart"/>
-      <w:r>
-        <w:rPr>
-          <w:rFonts w:ascii="Times New Roman" w:hAnsi="Times New Roman" w:cs="Times New Roman"/>
-          <w:b/>
-          <w:bCs/>
-          <w:sz w:val="22"/>
-          <w:szCs w:val="22"/>
-        </w:rPr>
-        <w:t>tenha</w:t>
-      </w:r>
-      <w:proofErr w:type="spellEnd"/>
-      <w:r>
-        <w:rPr>
-          <w:rFonts w:ascii="Times New Roman" w:hAnsi="Times New Roman" w:cs="Times New Roman"/>
-          <w:b/>
-          <w:bCs/>
-          <w:sz w:val="22"/>
-          <w:szCs w:val="22"/>
-        </w:rPr>
-        <w:t xml:space="preserve"> </w:t>
-      </w:r>
-      <w:proofErr w:type="spellStart"/>
-      <w:r>
-        <w:rPr>
-          <w:rFonts w:ascii="Times New Roman" w:hAnsi="Times New Roman" w:cs="Times New Roman"/>
-          <w:b/>
-          <w:bCs/>
-          <w:sz w:val="22"/>
-          <w:szCs w:val="22"/>
-        </w:rPr>
-        <w:t>os</w:t>
-      </w:r>
-      <w:proofErr w:type="spellEnd"/>
-      <w:r>
-        <w:rPr>
-          <w:rFonts w:ascii="Times New Roman" w:hAnsi="Times New Roman" w:cs="Times New Roman"/>
-          <w:b/>
-          <w:bCs/>
-          <w:sz w:val="22"/>
-          <w:szCs w:val="22"/>
-        </w:rPr>
-        <w:t xml:space="preserve"> </w:t>
-      </w:r>
-      <w:proofErr w:type="spellStart"/>
-      <w:r>
-        <w:rPr>
-          <w:rFonts w:ascii="Times New Roman" w:hAnsi="Times New Roman" w:cs="Times New Roman"/>
-          <w:b/>
-          <w:bCs/>
-          <w:sz w:val="22"/>
-          <w:szCs w:val="22"/>
-        </w:rPr>
-        <w:t>pixeis</w:t>
-      </w:r>
-      <w:proofErr w:type="spellEnd"/>
-      <w:r>
-        <w:rPr>
-          <w:rFonts w:ascii="Times New Roman" w:hAnsi="Times New Roman" w:cs="Times New Roman"/>
-          <w:b/>
-          <w:bCs/>
-          <w:sz w:val="22"/>
-          <w:szCs w:val="22"/>
-        </w:rPr>
-        <w:t xml:space="preserve"> </w:t>
-      </w:r>
-      <w:proofErr w:type="spellStart"/>
-      <w:r>
-        <w:rPr>
-          <w:rFonts w:ascii="Times New Roman" w:hAnsi="Times New Roman" w:cs="Times New Roman"/>
-          <w:b/>
-          <w:bCs/>
-          <w:sz w:val="22"/>
-          <w:szCs w:val="22"/>
-        </w:rPr>
-        <w:t>igualmente</w:t>
-      </w:r>
-      <w:proofErr w:type="spellEnd"/>
-      <w:r>
-        <w:rPr>
-          <w:rFonts w:ascii="Times New Roman" w:hAnsi="Times New Roman" w:cs="Times New Roman"/>
-          <w:b/>
-          <w:bCs/>
-          <w:sz w:val="22"/>
-          <w:szCs w:val="22"/>
-        </w:rPr>
-        <w:t xml:space="preserve"> </w:t>
-      </w:r>
-      <w:proofErr w:type="spellStart"/>
-      <w:r>
-        <w:rPr>
-          <w:rFonts w:ascii="Times New Roman" w:hAnsi="Times New Roman" w:cs="Times New Roman"/>
-          <w:b/>
-          <w:bCs/>
-          <w:sz w:val="22"/>
-          <w:szCs w:val="22"/>
-        </w:rPr>
-        <w:t>espalhados</w:t>
-      </w:r>
-      <w:proofErr w:type="spellEnd"/>
-      <w:r>
-        <w:rPr>
-          <w:rFonts w:ascii="Times New Roman" w:hAnsi="Times New Roman" w:cs="Times New Roman"/>
-          <w:b/>
-          <w:bCs/>
-          <w:sz w:val="22"/>
-          <w:szCs w:val="22"/>
-        </w:rPr>
-        <w:t xml:space="preserve"> </w:t>
-      </w:r>
-      <w:proofErr w:type="spellStart"/>
-      <w:r>
-        <w:rPr>
-          <w:rFonts w:ascii="Times New Roman" w:hAnsi="Times New Roman" w:cs="Times New Roman"/>
-          <w:b/>
-          <w:bCs/>
-          <w:sz w:val="22"/>
-          <w:szCs w:val="22"/>
-        </w:rPr>
-        <w:t>por</w:t>
-      </w:r>
-      <w:proofErr w:type="spellEnd"/>
-      <w:r>
-        <w:rPr>
-          <w:rFonts w:ascii="Times New Roman" w:hAnsi="Times New Roman" w:cs="Times New Roman"/>
-          <w:b/>
-          <w:bCs/>
-          <w:sz w:val="22"/>
-          <w:szCs w:val="22"/>
-        </w:rPr>
-        <w:t xml:space="preserve"> </w:t>
-      </w:r>
-      <w:proofErr w:type="spellStart"/>
-      <w:r>
-        <w:rPr>
-          <w:rFonts w:ascii="Times New Roman" w:hAnsi="Times New Roman" w:cs="Times New Roman"/>
-          <w:b/>
-          <w:bCs/>
-          <w:sz w:val="22"/>
-          <w:szCs w:val="22"/>
-        </w:rPr>
-        <w:t>todos</w:t>
-      </w:r>
-      <w:proofErr w:type="spellEnd"/>
-      <w:r>
-        <w:rPr>
-          <w:rFonts w:ascii="Times New Roman" w:hAnsi="Times New Roman" w:cs="Times New Roman"/>
-          <w:b/>
-          <w:bCs/>
-          <w:sz w:val="22"/>
-          <w:szCs w:val="22"/>
-        </w:rPr>
-        <w:t xml:space="preserve"> </w:t>
-      </w:r>
-      <w:proofErr w:type="spellStart"/>
-      <w:r>
-        <w:rPr>
-          <w:rFonts w:ascii="Times New Roman" w:hAnsi="Times New Roman" w:cs="Times New Roman"/>
-          <w:b/>
-          <w:bCs/>
-          <w:sz w:val="22"/>
-          <w:szCs w:val="22"/>
-        </w:rPr>
-        <w:t>os</w:t>
-      </w:r>
-      <w:proofErr w:type="spellEnd"/>
-      <w:r>
-        <w:rPr>
-          <w:rFonts w:ascii="Times New Roman" w:hAnsi="Times New Roman" w:cs="Times New Roman"/>
-          <w:b/>
-          <w:bCs/>
-          <w:sz w:val="22"/>
-          <w:szCs w:val="22"/>
-        </w:rPr>
-        <w:t xml:space="preserve"> </w:t>
-      </w:r>
-      <w:proofErr w:type="spellStart"/>
-      <w:r>
-        <w:rPr>
-          <w:rFonts w:ascii="Times New Roman" w:hAnsi="Times New Roman" w:cs="Times New Roman"/>
-          <w:b/>
-          <w:bCs/>
-          <w:sz w:val="22"/>
-          <w:szCs w:val="22"/>
-        </w:rPr>
-        <w:t>níveis</w:t>
-      </w:r>
-      <w:proofErr w:type="spellEnd"/>
-      <w:r>
-        <w:rPr>
-          <w:rFonts w:ascii="Times New Roman" w:hAnsi="Times New Roman" w:cs="Times New Roman"/>
-          <w:b/>
-          <w:bCs/>
-          <w:sz w:val="22"/>
-          <w:szCs w:val="22"/>
-        </w:rPr>
-        <w:t xml:space="preserve"> de </w:t>
-      </w:r>
-      <w:proofErr w:type="spellStart"/>
-      <w:r>
-        <w:rPr>
-          <w:rFonts w:ascii="Times New Roman" w:hAnsi="Times New Roman" w:cs="Times New Roman"/>
-          <w:b/>
-          <w:bCs/>
-          <w:sz w:val="22"/>
-          <w:szCs w:val="22"/>
-        </w:rPr>
-        <w:t>intensidades</w:t>
-      </w:r>
-      <w:proofErr w:type="spellEnd"/>
-      <w:r>
-        <w:rPr>
-          <w:rFonts w:ascii="Times New Roman" w:hAnsi="Times New Roman" w:cs="Times New Roman"/>
-          <w:b/>
-          <w:bCs/>
-          <w:sz w:val="22"/>
-          <w:szCs w:val="22"/>
-        </w:rPr>
-        <w:t xml:space="preserve"> (</w:t>
-      </w:r>
-      <w:proofErr w:type="spellStart"/>
-      <w:r>
-        <w:rPr>
-          <w:rFonts w:ascii="Times New Roman" w:hAnsi="Times New Roman" w:cs="Times New Roman"/>
-          <w:b/>
-          <w:bCs/>
-          <w:sz w:val="22"/>
-          <w:szCs w:val="22"/>
-        </w:rPr>
-        <w:t>indica</w:t>
-      </w:r>
-      <w:proofErr w:type="spellEnd"/>
-      <w:r>
-        <w:rPr>
-          <w:rFonts w:ascii="Times New Roman" w:hAnsi="Times New Roman" w:cs="Times New Roman"/>
-          <w:b/>
-          <w:bCs/>
-          <w:sz w:val="22"/>
-          <w:szCs w:val="22"/>
-        </w:rPr>
-        <w:t xml:space="preserve"> </w:t>
-      </w:r>
-      <w:proofErr w:type="spellStart"/>
-      <w:r>
-        <w:rPr>
-          <w:rFonts w:ascii="Times New Roman" w:hAnsi="Times New Roman" w:cs="Times New Roman"/>
-          <w:b/>
-          <w:bCs/>
-          <w:sz w:val="22"/>
-          <w:szCs w:val="22"/>
-        </w:rPr>
-        <w:t>transições</w:t>
-      </w:r>
-      <w:proofErr w:type="spellEnd"/>
-      <w:r>
-        <w:rPr>
-          <w:rFonts w:ascii="Times New Roman" w:hAnsi="Times New Roman" w:cs="Times New Roman"/>
-          <w:b/>
-          <w:bCs/>
-          <w:sz w:val="22"/>
-          <w:szCs w:val="22"/>
-        </w:rPr>
-        <w:t xml:space="preserve"> suav</w:t>
-      </w:r>
-      <w:r>
-        <w:rPr>
-          <w:rFonts w:ascii="Times New Roman" w:hAnsi="Times New Roman" w:cs="Times New Roman"/>
-          <w:b/>
-          <w:bCs/>
-          <w:sz w:val="22"/>
-          <w:szCs w:val="22"/>
-        </w:rPr>
-        <w:t>izadas</w:t>
-      </w:r>
-      <w:bookmarkStart w:id="0" w:name="_GoBack"/>
-      <w:bookmarkEnd w:id="0"/>
-      <w:r>
-        <w:rPr>
-          <w:rFonts w:ascii="Times New Roman" w:hAnsi="Times New Roman" w:cs="Times New Roman"/>
-          <w:b/>
-          <w:bCs/>
-          <w:sz w:val="22"/>
-          <w:szCs w:val="22"/>
-        </w:rPr>
-        <w:t>)</w:t>
-      </w:r>
+          <w:bCs/>
+          <w:sz w:val="22"/>
+          <w:szCs w:val="22"/>
+        </w:rPr>
+      </w:pPr>
     </w:p>
     <w:p>
       <w:pPr>
@@ -3800,9 +3912,9 @@
       </w:pPr>
     </w:p>
     <w:sectPr>
-      <w:footerReference w:type="even" r:id="rId14"/>
-      <w:footerReference w:type="default" r:id="rId15"/>
-      <w:footerReference w:type="first" r:id="rId16"/>
+      <w:footerReference w:type="even" r:id="rId17"/>
+      <w:footerReference w:type="default" r:id="rId18"/>
+      <w:footerReference w:type="first" r:id="rId19"/>
       <w:pgSz w:w="11909" w:h="16834"/>
       <w:pgMar w:top="1417" w:right="1701" w:bottom="1417" w:left="1701" w:header="720" w:footer="720" w:gutter="0"/>
       <w:pgNumType w:start="0"/>
@@ -3815,7 +3927,7 @@
 </file>
 
 <file path=word/endnotes.xml><?xml version="1.0" encoding="utf-8"?>
-<w:endnotes xmlns:wpc="http://schemas.microsoft.com/office/word/2010/wordprocessingCanvas" xmlns:cx="http://schemas.microsoft.com/office/drawing/2014/chartex" xmlns:mc="http://schemas.openxmlformats.org/markup-compatibility/2006" xmlns:o="urn:schemas-microsoft-com:office:office" xmlns:r="http://schemas.openxmlformats.org/officeDocument/2006/relationships" xmlns:m="http://schemas.openxmlformats.org/officeDocument/2006/math" xmlns:v="urn:schemas-microsoft-com:vml" xmlns:wp14="http://schemas.microsoft.com/office/word/2010/wordprocessingDrawing" xmlns:wp="http://schemas.openxmlformats.org/drawingml/2006/wordprocessingDrawing" xmlns:w10="urn:schemas-microsoft-com:office:word" xmlns:w="http://schemas.openxmlformats.org/wordprocessingml/2006/main" xmlns:w14="http://schemas.microsoft.com/office/word/2010/wordml" xmlns:w15="http://schemas.microsoft.com/office/word/2012/wordml" xmlns:w16se="http://schemas.microsoft.com/office/word/2015/wordml/symex" xmlns:wpg="http://schemas.microsoft.com/office/word/2010/wordprocessingGroup" xmlns:wpi="http://schemas.microsoft.com/office/word/2010/wordprocessingInk" xmlns:wne="http://schemas.microsoft.com/office/word/2006/wordml" xmlns:wps="http://schemas.microsoft.com/office/word/2010/wordprocessingShape" mc:Ignorable="w14 w15 w16se wp14">
+<w:endnotes xmlns:wpc="http://schemas.microsoft.com/office/word/2010/wordprocessingCanvas" xmlns:cx="http://schemas.microsoft.com/office/drawing/2014/chartex" xmlns:cx1="http://schemas.microsoft.com/office/drawing/2015/9/8/chartex" xmlns:cx2="http://schemas.microsoft.com/office/drawing/2015/10/21/chartex" xmlns:cx3="http://schemas.microsoft.com/office/drawing/2016/5/9/chartex" xmlns:cx4="http://schemas.microsoft.com/office/drawing/2016/5/10/chartex" xmlns:cx5="http://schemas.microsoft.com/office/drawing/2016/5/11/chartex" xmlns:cx6="http://schemas.microsoft.com/office/drawing/2016/5/12/chartex" xmlns:cx7="http://schemas.microsoft.com/office/drawing/2016/5/13/chartex" xmlns:cx8="http://schemas.microsoft.com/office/drawing/2016/5/14/chartex" xmlns:mc="http://schemas.openxmlformats.org/markup-compatibility/2006" xmlns:aink="http://schemas.microsoft.com/office/drawing/2016/ink" xmlns:am3d="http://schemas.microsoft.com/office/drawing/2017/model3d" xmlns:o="urn:schemas-microsoft-com:office:office" xmlns:oel="http://schemas.microsoft.com/office/2019/extlst" xmlns:r="http://schemas.openxmlformats.org/officeDocument/2006/relationships" xmlns:m="http://schemas.openxmlformats.org/officeDocument/2006/math" xmlns:v="urn:schemas-microsoft-com:vml" xmlns:wp14="http://schemas.microsoft.com/office/word/2010/wordprocessingDrawing" xmlns:wp="http://schemas.openxmlformats.org/drawingml/2006/wordprocessingDrawing" xmlns:w10="urn:schemas-microsoft-com:office:word" xmlns:w="http://schemas.openxmlformats.org/wordprocessingml/2006/main" xmlns:w14="http://schemas.microsoft.com/office/word/2010/wordml" xmlns:w15="http://schemas.microsoft.com/office/word/2012/wordml" xmlns:w16cex="http://schemas.microsoft.com/office/word/2018/wordml/cex" xmlns:w16cid="http://schemas.microsoft.com/office/word/2016/wordml/cid" xmlns:w16="http://schemas.microsoft.com/office/word/2018/wordml" xmlns:w16du="http://schemas.microsoft.com/office/word/2023/wordml/word16du" xmlns:w16sdtdh="http://schemas.microsoft.com/office/word/2020/wordml/sdtdatahash" xmlns:w16sdtfl="http://schemas.microsoft.com/office/word/2024/wordml/sdtformatlock" xmlns:w16se="http://schemas.microsoft.com/office/word/2015/wordml/symex" xmlns:wpg="http://schemas.microsoft.com/office/word/2010/wordprocessingGroup" xmlns:wpi="http://schemas.microsoft.com/office/word/2010/wordprocessingInk" xmlns:wne="http://schemas.microsoft.com/office/word/2006/wordml" xmlns:wps="http://schemas.microsoft.com/office/word/2010/wordprocessingShape" mc:Ignorable="w14 w15 w16se w16cid w16 w16cex w16sdtdh w16sdtfl w16du wp14">
   <w:endnote w:type="separator" w:id="-1">
     <w:p>
       <w:pPr>
@@ -3840,7 +3952,7 @@
 </file>
 
 <file path=word/footer1.xml><?xml version="1.0" encoding="utf-8"?>
-<w:ftr xmlns:wpc="http://schemas.microsoft.com/office/word/2010/wordprocessingCanvas" xmlns:cx="http://schemas.microsoft.com/office/drawing/2014/chartex" xmlns:mc="http://schemas.openxmlformats.org/markup-compatibility/2006" xmlns:o="urn:schemas-microsoft-com:office:office" xmlns:r="http://schemas.openxmlformats.org/officeDocument/2006/relationships" xmlns:m="http://schemas.openxmlformats.org/officeDocument/2006/math" xmlns:v="urn:schemas-microsoft-com:vml" xmlns:wp14="http://schemas.microsoft.com/office/word/2010/wordprocessingDrawing" xmlns:wp="http://schemas.openxmlformats.org/drawingml/2006/wordprocessingDrawing" xmlns:w10="urn:schemas-microsoft-com:office:word" xmlns:w="http://schemas.openxmlformats.org/wordprocessingml/2006/main" xmlns:w14="http://schemas.microsoft.com/office/word/2010/wordml" xmlns:w15="http://schemas.microsoft.com/office/word/2012/wordml" xmlns:w16se="http://schemas.microsoft.com/office/word/2015/wordml/symex" xmlns:wpg="http://schemas.microsoft.com/office/word/2010/wordprocessingGroup" xmlns:wpi="http://schemas.microsoft.com/office/word/2010/wordprocessingInk" xmlns:wne="http://schemas.microsoft.com/office/word/2006/wordml" xmlns:wps="http://schemas.microsoft.com/office/word/2010/wordprocessingShape" mc:Ignorable="w14 w15 w16se wp14">
+<w:ftr xmlns:wpc="http://schemas.microsoft.com/office/word/2010/wordprocessingCanvas" xmlns:cx="http://schemas.microsoft.com/office/drawing/2014/chartex" xmlns:cx1="http://schemas.microsoft.com/office/drawing/2015/9/8/chartex" xmlns:cx2="http://schemas.microsoft.com/office/drawing/2015/10/21/chartex" xmlns:cx3="http://schemas.microsoft.com/office/drawing/2016/5/9/chartex" xmlns:cx4="http://schemas.microsoft.com/office/drawing/2016/5/10/chartex" xmlns:cx5="http://schemas.microsoft.com/office/drawing/2016/5/11/chartex" xmlns:cx6="http://schemas.microsoft.com/office/drawing/2016/5/12/chartex" xmlns:cx7="http://schemas.microsoft.com/office/drawing/2016/5/13/chartex" xmlns:cx8="http://schemas.microsoft.com/office/drawing/2016/5/14/chartex" xmlns:mc="http://schemas.openxmlformats.org/markup-compatibility/2006" xmlns:aink="http://schemas.microsoft.com/office/drawing/2016/ink" xmlns:am3d="http://schemas.microsoft.com/office/drawing/2017/model3d" xmlns:o="urn:schemas-microsoft-com:office:office" xmlns:oel="http://schemas.microsoft.com/office/2019/extlst" xmlns:r="http://schemas.openxmlformats.org/officeDocument/2006/relationships" xmlns:m="http://schemas.openxmlformats.org/officeDocument/2006/math" xmlns:v="urn:schemas-microsoft-com:vml" xmlns:wp14="http://schemas.microsoft.com/office/word/2010/wordprocessingDrawing" xmlns:wp="http://schemas.openxmlformats.org/drawingml/2006/wordprocessingDrawing" xmlns:w10="urn:schemas-microsoft-com:office:word" xmlns:w="http://schemas.openxmlformats.org/wordprocessingml/2006/main" xmlns:w14="http://schemas.microsoft.com/office/word/2010/wordml" xmlns:w15="http://schemas.microsoft.com/office/word/2012/wordml" xmlns:w16cex="http://schemas.microsoft.com/office/word/2018/wordml/cex" xmlns:w16cid="http://schemas.microsoft.com/office/word/2016/wordml/cid" xmlns:w16="http://schemas.microsoft.com/office/word/2018/wordml" xmlns:w16du="http://schemas.microsoft.com/office/word/2023/wordml/word16du" xmlns:w16sdtdh="http://schemas.microsoft.com/office/word/2020/wordml/sdtdatahash" xmlns:w16sdtfl="http://schemas.microsoft.com/office/word/2024/wordml/sdtformatlock" xmlns:w16se="http://schemas.microsoft.com/office/word/2015/wordml/symex" xmlns:wpg="http://schemas.microsoft.com/office/word/2010/wordprocessingGroup" xmlns:wpi="http://schemas.microsoft.com/office/word/2010/wordprocessingInk" xmlns:wne="http://schemas.microsoft.com/office/word/2006/wordml" xmlns:wps="http://schemas.microsoft.com/office/word/2010/wordprocessingShape" mc:Ignorable="w14 w15 w16se w16cid w16 w16cex w16sdtdh w16sdtfl w16du wp14">
   <w:p>
     <w:pPr>
       <w:spacing w:after="14" w:line="259" w:lineRule="auto"/>
@@ -3892,7 +4004,7 @@
 </file>
 
 <file path=word/footer2.xml><?xml version="1.0" encoding="utf-8"?>
-<w:ftr xmlns:wpc="http://schemas.microsoft.com/office/word/2010/wordprocessingCanvas" xmlns:cx="http://schemas.microsoft.com/office/drawing/2014/chartex" xmlns:mc="http://schemas.openxmlformats.org/markup-compatibility/2006" xmlns:o="urn:schemas-microsoft-com:office:office" xmlns:r="http://schemas.openxmlformats.org/officeDocument/2006/relationships" xmlns:m="http://schemas.openxmlformats.org/officeDocument/2006/math" xmlns:v="urn:schemas-microsoft-com:vml" xmlns:wp14="http://schemas.microsoft.com/office/word/2010/wordprocessingDrawing" xmlns:wp="http://schemas.openxmlformats.org/drawingml/2006/wordprocessingDrawing" xmlns:w10="urn:schemas-microsoft-com:office:word" xmlns:w="http://schemas.openxmlformats.org/wordprocessingml/2006/main" xmlns:w14="http://schemas.microsoft.com/office/word/2010/wordml" xmlns:w15="http://schemas.microsoft.com/office/word/2012/wordml" xmlns:w16se="http://schemas.microsoft.com/office/word/2015/wordml/symex" xmlns:wpg="http://schemas.microsoft.com/office/word/2010/wordprocessingGroup" xmlns:wpi="http://schemas.microsoft.com/office/word/2010/wordprocessingInk" xmlns:wne="http://schemas.microsoft.com/office/word/2006/wordml" xmlns:wps="http://schemas.microsoft.com/office/word/2010/wordprocessingShape" mc:Ignorable="w14 w15 w16se wp14">
+<w:ftr xmlns:wpc="http://schemas.microsoft.com/office/word/2010/wordprocessingCanvas" xmlns:cx="http://schemas.microsoft.com/office/drawing/2014/chartex" xmlns:cx1="http://schemas.microsoft.com/office/drawing/2015/9/8/chartex" xmlns:cx2="http://schemas.microsoft.com/office/drawing/2015/10/21/chartex" xmlns:cx3="http://schemas.microsoft.com/office/drawing/2016/5/9/chartex" xmlns:cx4="http://schemas.microsoft.com/office/drawing/2016/5/10/chartex" xmlns:cx5="http://schemas.microsoft.com/office/drawing/2016/5/11/chartex" xmlns:cx6="http://schemas.microsoft.com/office/drawing/2016/5/12/chartex" xmlns:cx7="http://schemas.microsoft.com/office/drawing/2016/5/13/chartex" xmlns:cx8="http://schemas.microsoft.com/office/drawing/2016/5/14/chartex" xmlns:mc="http://schemas.openxmlformats.org/markup-compatibility/2006" xmlns:aink="http://schemas.microsoft.com/office/drawing/2016/ink" xmlns:am3d="http://schemas.microsoft.com/office/drawing/2017/model3d" xmlns:o="urn:schemas-microsoft-com:office:office" xmlns:oel="http://schemas.microsoft.com/office/2019/extlst" xmlns:r="http://schemas.openxmlformats.org/officeDocument/2006/relationships" xmlns:m="http://schemas.openxmlformats.org/officeDocument/2006/math" xmlns:v="urn:schemas-microsoft-com:vml" xmlns:wp14="http://schemas.microsoft.com/office/word/2010/wordprocessingDrawing" xmlns:wp="http://schemas.openxmlformats.org/drawingml/2006/wordprocessingDrawing" xmlns:w10="urn:schemas-microsoft-com:office:word" xmlns:w="http://schemas.openxmlformats.org/wordprocessingml/2006/main" xmlns:w14="http://schemas.microsoft.com/office/word/2010/wordml" xmlns:w15="http://schemas.microsoft.com/office/word/2012/wordml" xmlns:w16cex="http://schemas.microsoft.com/office/word/2018/wordml/cex" xmlns:w16cid="http://schemas.microsoft.com/office/word/2016/wordml/cid" xmlns:w16="http://schemas.microsoft.com/office/word/2018/wordml" xmlns:w16du="http://schemas.microsoft.com/office/word/2023/wordml/word16du" xmlns:w16sdtdh="http://schemas.microsoft.com/office/word/2020/wordml/sdtdatahash" xmlns:w16sdtfl="http://schemas.microsoft.com/office/word/2024/wordml/sdtformatlock" xmlns:w16se="http://schemas.microsoft.com/office/word/2015/wordml/symex" xmlns:wpg="http://schemas.microsoft.com/office/word/2010/wordprocessingGroup" xmlns:wpi="http://schemas.microsoft.com/office/word/2010/wordprocessingInk" xmlns:wne="http://schemas.microsoft.com/office/word/2006/wordml" xmlns:wps="http://schemas.microsoft.com/office/word/2010/wordprocessingShape" mc:Ignorable="w14 w15 w16se w16cid w16 w16cex w16sdtdh w16sdtfl w16du wp14">
   <w:p>
     <w:pPr>
       <w:spacing w:after="14" w:line="259" w:lineRule="auto"/>
@@ -3945,7 +4057,7 @@
 </file>
 
 <file path=word/footer3.xml><?xml version="1.0" encoding="utf-8"?>
-<w:ftr xmlns:wpc="http://schemas.microsoft.com/office/word/2010/wordprocessingCanvas" xmlns:cx="http://schemas.microsoft.com/office/drawing/2014/chartex" xmlns:mc="http://schemas.openxmlformats.org/markup-compatibility/2006" xmlns:o="urn:schemas-microsoft-com:office:office" xmlns:r="http://schemas.openxmlformats.org/officeDocument/2006/relationships" xmlns:m="http://schemas.openxmlformats.org/officeDocument/2006/math" xmlns:v="urn:schemas-microsoft-com:vml" xmlns:wp14="http://schemas.microsoft.com/office/word/2010/wordprocessingDrawing" xmlns:wp="http://schemas.openxmlformats.org/drawingml/2006/wordprocessingDrawing" xmlns:w10="urn:schemas-microsoft-com:office:word" xmlns:w="http://schemas.openxmlformats.org/wordprocessingml/2006/main" xmlns:w14="http://schemas.microsoft.com/office/word/2010/wordml" xmlns:w15="http://schemas.microsoft.com/office/word/2012/wordml" xmlns:w16se="http://schemas.microsoft.com/office/word/2015/wordml/symex" xmlns:wpg="http://schemas.microsoft.com/office/word/2010/wordprocessingGroup" xmlns:wpi="http://schemas.microsoft.com/office/word/2010/wordprocessingInk" xmlns:wne="http://schemas.microsoft.com/office/word/2006/wordml" xmlns:wps="http://schemas.microsoft.com/office/word/2010/wordprocessingShape" mc:Ignorable="w14 w15 w16se wp14">
+<w:ftr xmlns:wpc="http://schemas.microsoft.com/office/word/2010/wordprocessingCanvas" xmlns:cx="http://schemas.microsoft.com/office/drawing/2014/chartex" xmlns:cx1="http://schemas.microsoft.com/office/drawing/2015/9/8/chartex" xmlns:cx2="http://schemas.microsoft.com/office/drawing/2015/10/21/chartex" xmlns:cx3="http://schemas.microsoft.com/office/drawing/2016/5/9/chartex" xmlns:cx4="http://schemas.microsoft.com/office/drawing/2016/5/10/chartex" xmlns:cx5="http://schemas.microsoft.com/office/drawing/2016/5/11/chartex" xmlns:cx6="http://schemas.microsoft.com/office/drawing/2016/5/12/chartex" xmlns:cx7="http://schemas.microsoft.com/office/drawing/2016/5/13/chartex" xmlns:cx8="http://schemas.microsoft.com/office/drawing/2016/5/14/chartex" xmlns:mc="http://schemas.openxmlformats.org/markup-compatibility/2006" xmlns:aink="http://schemas.microsoft.com/office/drawing/2016/ink" xmlns:am3d="http://schemas.microsoft.com/office/drawing/2017/model3d" xmlns:o="urn:schemas-microsoft-com:office:office" xmlns:oel="http://schemas.microsoft.com/office/2019/extlst" xmlns:r="http://schemas.openxmlformats.org/officeDocument/2006/relationships" xmlns:m="http://schemas.openxmlformats.org/officeDocument/2006/math" xmlns:v="urn:schemas-microsoft-com:vml" xmlns:wp14="http://schemas.microsoft.com/office/word/2010/wordprocessingDrawing" xmlns:wp="http://schemas.openxmlformats.org/drawingml/2006/wordprocessingDrawing" xmlns:w10="urn:schemas-microsoft-com:office:word" xmlns:w="http://schemas.openxmlformats.org/wordprocessingml/2006/main" xmlns:w14="http://schemas.microsoft.com/office/word/2010/wordml" xmlns:w15="http://schemas.microsoft.com/office/word/2012/wordml" xmlns:w16cex="http://schemas.microsoft.com/office/word/2018/wordml/cex" xmlns:w16cid="http://schemas.microsoft.com/office/word/2016/wordml/cid" xmlns:w16="http://schemas.microsoft.com/office/word/2018/wordml" xmlns:w16du="http://schemas.microsoft.com/office/word/2023/wordml/word16du" xmlns:w16sdtdh="http://schemas.microsoft.com/office/word/2020/wordml/sdtdatahash" xmlns:w16sdtfl="http://schemas.microsoft.com/office/word/2024/wordml/sdtformatlock" xmlns:w16se="http://schemas.microsoft.com/office/word/2015/wordml/symex" xmlns:wpg="http://schemas.microsoft.com/office/word/2010/wordprocessingGroup" xmlns:wpi="http://schemas.microsoft.com/office/word/2010/wordprocessingInk" xmlns:wne="http://schemas.microsoft.com/office/word/2006/wordml" xmlns:wps="http://schemas.microsoft.com/office/word/2010/wordprocessingShape" mc:Ignorable="w14 w15 w16se w16cid w16 w16cex w16sdtdh w16sdtfl w16du wp14">
   <w:p>
     <w:pPr>
       <w:spacing w:after="160" w:line="259" w:lineRule="auto"/>
@@ -3957,7 +4069,7 @@
 </file>
 
 <file path=word/footnotes.xml><?xml version="1.0" encoding="utf-8"?>
-<w:footnotes xmlns:wpc="http://schemas.microsoft.com/office/word/2010/wordprocessingCanvas" xmlns:cx="http://schemas.microsoft.com/office/drawing/2014/chartex" xmlns:mc="http://schemas.openxmlformats.org/markup-compatibility/2006" xmlns:o="urn:schemas-microsoft-com:office:office" xmlns:r="http://schemas.openxmlformats.org/officeDocument/2006/relationships" xmlns:m="http://schemas.openxmlformats.org/officeDocument/2006/math" xmlns:v="urn:schemas-microsoft-com:vml" xmlns:wp14="http://schemas.microsoft.com/office/word/2010/wordprocessingDrawing" xmlns:wp="http://schemas.openxmlformats.org/drawingml/2006/wordprocessingDrawing" xmlns:w10="urn:schemas-microsoft-com:office:word" xmlns:w="http://schemas.openxmlformats.org/wordprocessingml/2006/main" xmlns:w14="http://schemas.microsoft.com/office/word/2010/wordml" xmlns:w15="http://schemas.microsoft.com/office/word/2012/wordml" xmlns:w16se="http://schemas.microsoft.com/office/word/2015/wordml/symex" xmlns:wpg="http://schemas.microsoft.com/office/word/2010/wordprocessingGroup" xmlns:wpi="http://schemas.microsoft.com/office/word/2010/wordprocessingInk" xmlns:wne="http://schemas.microsoft.com/office/word/2006/wordml" xmlns:wps="http://schemas.microsoft.com/office/word/2010/wordprocessingShape" mc:Ignorable="w14 w15 w16se wp14">
+<w:footnotes xmlns:wpc="http://schemas.microsoft.com/office/word/2010/wordprocessingCanvas" xmlns:cx="http://schemas.microsoft.com/office/drawing/2014/chartex" xmlns:cx1="http://schemas.microsoft.com/office/drawing/2015/9/8/chartex" xmlns:cx2="http://schemas.microsoft.com/office/drawing/2015/10/21/chartex" xmlns:cx3="http://schemas.microsoft.com/office/drawing/2016/5/9/chartex" xmlns:cx4="http://schemas.microsoft.com/office/drawing/2016/5/10/chartex" xmlns:cx5="http://schemas.microsoft.com/office/drawing/2016/5/11/chartex" xmlns:cx6="http://schemas.microsoft.com/office/drawing/2016/5/12/chartex" xmlns:cx7="http://schemas.microsoft.com/office/drawing/2016/5/13/chartex" xmlns:cx8="http://schemas.microsoft.com/office/drawing/2016/5/14/chartex" xmlns:mc="http://schemas.openxmlformats.org/markup-compatibility/2006" xmlns:aink="http://schemas.microsoft.com/office/drawing/2016/ink" xmlns:am3d="http://schemas.microsoft.com/office/drawing/2017/model3d" xmlns:o="urn:schemas-microsoft-com:office:office" xmlns:oel="http://schemas.microsoft.com/office/2019/extlst" xmlns:r="http://schemas.openxmlformats.org/officeDocument/2006/relationships" xmlns:m="http://schemas.openxmlformats.org/officeDocument/2006/math" xmlns:v="urn:schemas-microsoft-com:vml" xmlns:wp14="http://schemas.microsoft.com/office/word/2010/wordprocessingDrawing" xmlns:wp="http://schemas.openxmlformats.org/drawingml/2006/wordprocessingDrawing" xmlns:w10="urn:schemas-microsoft-com:office:word" xmlns:w="http://schemas.openxmlformats.org/wordprocessingml/2006/main" xmlns:w14="http://schemas.microsoft.com/office/word/2010/wordml" xmlns:w15="http://schemas.microsoft.com/office/word/2012/wordml" xmlns:w16cex="http://schemas.microsoft.com/office/word/2018/wordml/cex" xmlns:w16cid="http://schemas.microsoft.com/office/word/2016/wordml/cid" xmlns:w16="http://schemas.microsoft.com/office/word/2018/wordml" xmlns:w16du="http://schemas.microsoft.com/office/word/2023/wordml/word16du" xmlns:w16sdtdh="http://schemas.microsoft.com/office/word/2020/wordml/sdtdatahash" xmlns:w16sdtfl="http://schemas.microsoft.com/office/word/2024/wordml/sdtformatlock" xmlns:w16se="http://schemas.microsoft.com/office/word/2015/wordml/symex" xmlns:wpg="http://schemas.microsoft.com/office/word/2010/wordprocessingGroup" xmlns:wpi="http://schemas.microsoft.com/office/word/2010/wordprocessingInk" xmlns:wne="http://schemas.microsoft.com/office/word/2006/wordml" xmlns:wps="http://schemas.microsoft.com/office/word/2010/wordprocessingShape" mc:Ignorable="w14 w15 w16se w16cid w16 w16cex w16sdtdh w16sdtfl w16du wp14">
   <w:footnote w:type="separator" w:id="-1">
     <w:p>
       <w:pPr>
@@ -3982,7 +4094,7 @@
 </file>
 
 <file path=word/numbering.xml><?xml version="1.0" encoding="utf-8"?>
-<w:numbering xmlns:wpc="http://schemas.microsoft.com/office/word/2010/wordprocessingCanvas" xmlns:cx="http://schemas.microsoft.com/office/drawing/2014/chartex" xmlns:mc="http://schemas.openxmlformats.org/markup-compatibility/2006" xmlns:o="urn:schemas-microsoft-com:office:office" xmlns:r="http://schemas.openxmlformats.org/officeDocument/2006/relationships" xmlns:m="http://schemas.openxmlformats.org/officeDocument/2006/math" xmlns:v="urn:schemas-microsoft-com:vml" xmlns:wp14="http://schemas.microsoft.com/office/word/2010/wordprocessingDrawing" xmlns:wp="http://schemas.openxmlformats.org/drawingml/2006/wordprocessingDrawing" xmlns:w10="urn:schemas-microsoft-com:office:word" xmlns:w="http://schemas.openxmlformats.org/wordprocessingml/2006/main" xmlns:w14="http://schemas.microsoft.com/office/word/2010/wordml" xmlns:w15="http://schemas.microsoft.com/office/word/2012/wordml" xmlns:w16se="http://schemas.microsoft.com/office/word/2015/wordml/symex" xmlns:wpg="http://schemas.microsoft.com/office/word/2010/wordprocessingGroup" xmlns:wpi="http://schemas.microsoft.com/office/word/2010/wordprocessingInk" xmlns:wne="http://schemas.microsoft.com/office/word/2006/wordml" xmlns:wps="http://schemas.microsoft.com/office/word/2010/wordprocessingShape" mc:Ignorable="w14 w15 w16se wp14">
+<w:numbering xmlns:wpc="http://schemas.microsoft.com/office/word/2010/wordprocessingCanvas" xmlns:cx="http://schemas.microsoft.com/office/drawing/2014/chartex" xmlns:cx1="http://schemas.microsoft.com/office/drawing/2015/9/8/chartex" xmlns:cx2="http://schemas.microsoft.com/office/drawing/2015/10/21/chartex" xmlns:cx3="http://schemas.microsoft.com/office/drawing/2016/5/9/chartex" xmlns:cx4="http://schemas.microsoft.com/office/drawing/2016/5/10/chartex" xmlns:cx5="http://schemas.microsoft.com/office/drawing/2016/5/11/chartex" xmlns:cx6="http://schemas.microsoft.com/office/drawing/2016/5/12/chartex" xmlns:cx7="http://schemas.microsoft.com/office/drawing/2016/5/13/chartex" xmlns:cx8="http://schemas.microsoft.com/office/drawing/2016/5/14/chartex" xmlns:mc="http://schemas.openxmlformats.org/markup-compatibility/2006" xmlns:aink="http://schemas.microsoft.com/office/drawing/2016/ink" xmlns:am3d="http://schemas.microsoft.com/office/drawing/2017/model3d" xmlns:o="urn:schemas-microsoft-com:office:office" xmlns:oel="http://schemas.microsoft.com/office/2019/extlst" xmlns:r="http://schemas.openxmlformats.org/officeDocument/2006/relationships" xmlns:m="http://schemas.openxmlformats.org/officeDocument/2006/math" xmlns:v="urn:schemas-microsoft-com:vml" xmlns:wp14="http://schemas.microsoft.com/office/word/2010/wordprocessingDrawing" xmlns:wp="http://schemas.openxmlformats.org/drawingml/2006/wordprocessingDrawing" xmlns:w10="urn:schemas-microsoft-com:office:word" xmlns:w="http://schemas.openxmlformats.org/wordprocessingml/2006/main" xmlns:w14="http://schemas.microsoft.com/office/word/2010/wordml" xmlns:w15="http://schemas.microsoft.com/office/word/2012/wordml" xmlns:w16cex="http://schemas.microsoft.com/office/word/2018/wordml/cex" xmlns:w16cid="http://schemas.microsoft.com/office/word/2016/wordml/cid" xmlns:w16="http://schemas.microsoft.com/office/word/2018/wordml" xmlns:w16du="http://schemas.microsoft.com/office/word/2023/wordml/word16du" xmlns:w16sdtdh="http://schemas.microsoft.com/office/word/2020/wordml/sdtdatahash" xmlns:w16sdtfl="http://schemas.microsoft.com/office/word/2024/wordml/sdtformatlock" xmlns:w16se="http://schemas.microsoft.com/office/word/2015/wordml/symex" xmlns:wpg="http://schemas.microsoft.com/office/word/2010/wordprocessingGroup" xmlns:wpi="http://schemas.microsoft.com/office/word/2010/wordprocessingInk" xmlns:wne="http://schemas.microsoft.com/office/word/2006/wordml" xmlns:wps="http://schemas.microsoft.com/office/word/2010/wordprocessingShape" mc:Ignorable="w14 w15 w16se w16cid w16 w16cex w16sdtdh w16sdtfl w16du wp14">
   <w:abstractNum w:abstractNumId="0" w15:restartNumberingAfterBreak="0">
     <w:nsid w:val="2F89510B"/>
     <w:multiLevelType w:val="multilevel"/>
@@ -3990,7 +4102,7 @@
     <w:lvl w:ilvl="0">
       <w:start w:val="1"/>
       <w:numFmt w:val="decimal"/>
-      <w:pStyle w:val="Cabealho1"/>
+      <w:pStyle w:val="Ttulo1"/>
       <w:lvlText w:val="%1."/>
       <w:lvlJc w:val="left"/>
       <w:pPr>
@@ -4015,7 +4127,7 @@
     <w:lvl w:ilvl="1">
       <w:start w:val="1"/>
       <w:numFmt w:val="decimal"/>
-      <w:pStyle w:val="Cabealho2"/>
+      <w:pStyle w:val="Ttulo2"/>
       <w:lvlText w:val="%1.%2."/>
       <w:lvlJc w:val="left"/>
       <w:pPr>
@@ -4207,6 +4319,119 @@
     </w:lvl>
   </w:abstractNum>
   <w:abstractNum w:abstractNumId="1" w15:restartNumberingAfterBreak="0">
+    <w:nsid w:val="3C3D3EE4"/>
+    <w:multiLevelType w:val="multilevel"/>
+    <w:tmpl w:val="D8966AAE"/>
+    <w:lvl w:ilvl="0">
+      <w:start w:val="1"/>
+      <w:numFmt w:val="decimal"/>
+      <w:lvlText w:val="%1."/>
+      <w:lvlJc w:val="left"/>
+      <w:pPr>
+        <w:tabs>
+          <w:tab w:val="num" w:pos="720"/>
+        </w:tabs>
+        <w:ind w:left="720" w:hanging="360"/>
+      </w:pPr>
+    </w:lvl>
+    <w:lvl w:ilvl="1" w:tentative="1">
+      <w:start w:val="1"/>
+      <w:numFmt w:val="decimal"/>
+      <w:lvlText w:val="%2."/>
+      <w:lvlJc w:val="left"/>
+      <w:pPr>
+        <w:tabs>
+          <w:tab w:val="num" w:pos="1440"/>
+        </w:tabs>
+        <w:ind w:left="1440" w:hanging="360"/>
+      </w:pPr>
+    </w:lvl>
+    <w:lvl w:ilvl="2" w:tentative="1">
+      <w:start w:val="1"/>
+      <w:numFmt w:val="decimal"/>
+      <w:lvlText w:val="%3."/>
+      <w:lvlJc w:val="left"/>
+      <w:pPr>
+        <w:tabs>
+          <w:tab w:val="num" w:pos="2160"/>
+        </w:tabs>
+        <w:ind w:left="2160" w:hanging="360"/>
+      </w:pPr>
+    </w:lvl>
+    <w:lvl w:ilvl="3" w:tentative="1">
+      <w:start w:val="1"/>
+      <w:numFmt w:val="decimal"/>
+      <w:lvlText w:val="%4."/>
+      <w:lvlJc w:val="left"/>
+      <w:pPr>
+        <w:tabs>
+          <w:tab w:val="num" w:pos="2880"/>
+        </w:tabs>
+        <w:ind w:left="2880" w:hanging="360"/>
+      </w:pPr>
+    </w:lvl>
+    <w:lvl w:ilvl="4" w:tentative="1">
+      <w:start w:val="1"/>
+      <w:numFmt w:val="decimal"/>
+      <w:lvlText w:val="%5."/>
+      <w:lvlJc w:val="left"/>
+      <w:pPr>
+        <w:tabs>
+          <w:tab w:val="num" w:pos="3600"/>
+        </w:tabs>
+        <w:ind w:left="3600" w:hanging="360"/>
+      </w:pPr>
+    </w:lvl>
+    <w:lvl w:ilvl="5" w:tentative="1">
+      <w:start w:val="1"/>
+      <w:numFmt w:val="decimal"/>
+      <w:lvlText w:val="%6."/>
+      <w:lvlJc w:val="left"/>
+      <w:pPr>
+        <w:tabs>
+          <w:tab w:val="num" w:pos="4320"/>
+        </w:tabs>
+        <w:ind w:left="4320" w:hanging="360"/>
+      </w:pPr>
+    </w:lvl>
+    <w:lvl w:ilvl="6" w:tentative="1">
+      <w:start w:val="1"/>
+      <w:numFmt w:val="decimal"/>
+      <w:lvlText w:val="%7."/>
+      <w:lvlJc w:val="left"/>
+      <w:pPr>
+        <w:tabs>
+          <w:tab w:val="num" w:pos="5040"/>
+        </w:tabs>
+        <w:ind w:left="5040" w:hanging="360"/>
+      </w:pPr>
+    </w:lvl>
+    <w:lvl w:ilvl="7" w:tentative="1">
+      <w:start w:val="1"/>
+      <w:numFmt w:val="decimal"/>
+      <w:lvlText w:val="%8."/>
+      <w:lvlJc w:val="left"/>
+      <w:pPr>
+        <w:tabs>
+          <w:tab w:val="num" w:pos="5760"/>
+        </w:tabs>
+        <w:ind w:left="5760" w:hanging="360"/>
+      </w:pPr>
+    </w:lvl>
+    <w:lvl w:ilvl="8" w:tentative="1">
+      <w:start w:val="1"/>
+      <w:numFmt w:val="decimal"/>
+      <w:lvlText w:val="%9."/>
+      <w:lvlJc w:val="left"/>
+      <w:pPr>
+        <w:tabs>
+          <w:tab w:val="num" w:pos="6480"/>
+        </w:tabs>
+        <w:ind w:left="6480" w:hanging="360"/>
+      </w:pPr>
+    </w:lvl>
+  </w:abstractNum>
+  <w:abstractNum w:abstractNumId="2" w15:restartNumberingAfterBreak="0">
     <w:nsid w:val="5945072C"/>
     <w:multiLevelType w:val="hybridMultilevel"/>
     <w:tmpl w:val="39DAE06A"/>
@@ -4418,7 +4643,7 @@
       </w:rPr>
     </w:lvl>
   </w:abstractNum>
-  <w:abstractNum w:abstractNumId="2" w15:restartNumberingAfterBreak="0">
+  <w:abstractNum w:abstractNumId="3" w15:restartNumberingAfterBreak="0">
     <w:nsid w:val="6DFB09B6"/>
     <w:multiLevelType w:val="hybridMultilevel"/>
     <w:tmpl w:val="7F986E8C"/>
@@ -4531,20 +4756,23 @@
       </w:rPr>
     </w:lvl>
   </w:abstractNum>
-  <w:num w:numId="1">
-    <w:abstractNumId w:val="1"/>
+  <w:num w:numId="1" w16cid:durableId="691998177">
+    <w:abstractNumId w:val="2"/>
   </w:num>
-  <w:num w:numId="2">
+  <w:num w:numId="2" w16cid:durableId="1157763722">
     <w:abstractNumId w:val="0"/>
   </w:num>
-  <w:num w:numId="3">
-    <w:abstractNumId w:val="2"/>
+  <w:num w:numId="3" w16cid:durableId="1240170110">
+    <w:abstractNumId w:val="3"/>
+  </w:num>
+  <w:num w:numId="4" w16cid:durableId="2070380310">
+    <w:abstractNumId w:val="1"/>
   </w:num>
 </w:numbering>
 </file>
 
 <file path=word/styles.xml><?xml version="1.0" encoding="utf-8"?>
-<w:styles xmlns:mc="http://schemas.openxmlformats.org/markup-compatibility/2006" xmlns:r="http://schemas.openxmlformats.org/officeDocument/2006/relationships" xmlns:w="http://schemas.openxmlformats.org/wordprocessingml/2006/main" xmlns:w14="http://schemas.microsoft.com/office/word/2010/wordml" xmlns:w15="http://schemas.microsoft.com/office/word/2012/wordml" xmlns:w16se="http://schemas.microsoft.com/office/word/2015/wordml/symex" mc:Ignorable="w14 w15 w16se">
+<w:styles xmlns:mc="http://schemas.openxmlformats.org/markup-compatibility/2006" xmlns:r="http://schemas.openxmlformats.org/officeDocument/2006/relationships" xmlns:w="http://schemas.openxmlformats.org/wordprocessingml/2006/main" xmlns:w14="http://schemas.microsoft.com/office/word/2010/wordml" xmlns:w15="http://schemas.microsoft.com/office/word/2012/wordml" xmlns:w16cex="http://schemas.microsoft.com/office/word/2018/wordml/cex" xmlns:w16cid="http://schemas.microsoft.com/office/word/2016/wordml/cid" xmlns:w16="http://schemas.microsoft.com/office/word/2018/wordml" xmlns:w16du="http://schemas.microsoft.com/office/word/2023/wordml/word16du" xmlns:w16sdtdh="http://schemas.microsoft.com/office/word/2020/wordml/sdtdatahash" xmlns:w16sdtfl="http://schemas.microsoft.com/office/word/2024/wordml/sdtformatlock" xmlns:w16se="http://schemas.microsoft.com/office/word/2015/wordml/symex" mc:Ignorable="w14 w15 w16se w16cid w16 w16cex w16sdtdh w16sdtfl w16du">
   <w:docDefaults>
     <w:rPrDefault>
       <w:rPr>
@@ -4562,7 +4790,7 @@
       </w:pPr>
     </w:pPrDefault>
   </w:docDefaults>
-  <w:latentStyles w:defLockedState="0" w:defUIPriority="99" w:defSemiHidden="0" w:defUnhideWhenUsed="0" w:defQFormat="0" w:count="371">
+  <w:latentStyles w:defLockedState="0" w:defUIPriority="99" w:defSemiHidden="0" w:defUnhideWhenUsed="0" w:defQFormat="0" w:count="376">
     <w:lsdException w:name="Normal" w:uiPriority="0" w:qFormat="1"/>
     <w:lsdException w:name="heading 1" w:uiPriority="9" w:qFormat="1"/>
     <w:lsdException w:name="heading 2" w:semiHidden="1" w:uiPriority="9" w:unhideWhenUsed="1" w:qFormat="1"/>
@@ -4934,6 +5162,11 @@
     <w:lsdException w:name="List Table 5 Dark Accent 6" w:uiPriority="50"/>
     <w:lsdException w:name="List Table 6 Colorful Accent 6" w:uiPriority="51"/>
     <w:lsdException w:name="List Table 7 Colorful Accent 6" w:uiPriority="52"/>
+    <w:lsdException w:name="Mention" w:semiHidden="1" w:unhideWhenUsed="1"/>
+    <w:lsdException w:name="Smart Hyperlink" w:semiHidden="1" w:unhideWhenUsed="1"/>
+    <w:lsdException w:name="Hashtag" w:semiHidden="1" w:unhideWhenUsed="1"/>
+    <w:lsdException w:name="Unresolved Mention" w:semiHidden="1" w:unhideWhenUsed="1"/>
+    <w:lsdException w:name="Smart Link" w:semiHidden="1" w:unhideWhenUsed="1"/>
   </w:latentStyles>
   <w:style w:type="paragraph" w:default="1" w:styleId="Normal">
     <w:name w:val="Normal"/>
@@ -4950,10 +5183,10 @@
       <w:lang w:val="en-US" w:eastAsia="en-US" w:bidi="en-US"/>
     </w:rPr>
   </w:style>
-  <w:style w:type="paragraph" w:styleId="Cabealho1">
+  <w:style w:type="paragraph" w:styleId="Ttulo1">
     <w:name w:val="heading 1"/>
     <w:next w:val="Normal"/>
-    <w:link w:val="Cabealho1Carter"/>
+    <w:link w:val="Ttulo1Carter"/>
     <w:uiPriority w:val="9"/>
     <w:qFormat/>
     <w:pPr>
@@ -4972,10 +5205,10 @@
       <w:color w:val="000000"/>
     </w:rPr>
   </w:style>
-  <w:style w:type="paragraph" w:styleId="Cabealho2">
+  <w:style w:type="paragraph" w:styleId="Ttulo2">
     <w:name w:val="heading 2"/>
     <w:next w:val="Normal"/>
-    <w:link w:val="Cabealho2Carter"/>
+    <w:link w:val="Ttulo2Carter"/>
     <w:uiPriority w:val="9"/>
     <w:unhideWhenUsed/>
     <w:qFormat/>
@@ -4996,11 +5229,11 @@
       <w:color w:val="000000"/>
     </w:rPr>
   </w:style>
-  <w:style w:type="paragraph" w:styleId="Cabealho3">
+  <w:style w:type="paragraph" w:styleId="Ttulo3">
     <w:name w:val="heading 3"/>
     <w:basedOn w:val="Normal"/>
     <w:next w:val="Normal"/>
-    <w:link w:val="Cabealho3Carter"/>
+    <w:link w:val="Ttulo3Carter"/>
     <w:uiPriority w:val="9"/>
     <w:semiHidden/>
     <w:unhideWhenUsed/>
@@ -5044,9 +5277,9 @@
     <w:semiHidden/>
     <w:unhideWhenUsed/>
   </w:style>
-  <w:style w:type="character" w:customStyle="1" w:styleId="Cabealho1Carter">
-    <w:name w:val="Cabeçalho 1 Caráter"/>
-    <w:link w:val="Cabealho1"/>
+  <w:style w:type="character" w:customStyle="1" w:styleId="Ttulo1Carter">
+    <w:name w:val="Título 1 Caráter"/>
+    <w:link w:val="Ttulo1"/>
     <w:rPr>
       <w:rFonts w:ascii="Arial" w:eastAsia="Arial" w:hAnsi="Arial" w:cs="Arial"/>
       <w:b/>
@@ -5054,9 +5287,9 @@
       <w:sz w:val="24"/>
     </w:rPr>
   </w:style>
-  <w:style w:type="character" w:customStyle="1" w:styleId="Cabealho2Carter">
-    <w:name w:val="Cabeçalho 2 Caráter"/>
-    <w:link w:val="Cabealho2"/>
+  <w:style w:type="character" w:customStyle="1" w:styleId="Ttulo2Carter">
+    <w:name w:val="Título 2 Caráter"/>
+    <w:link w:val="Ttulo2"/>
     <w:rPr>
       <w:rFonts w:ascii="Arial" w:eastAsia="Arial" w:hAnsi="Arial" w:cs="Arial"/>
       <w:b/>
@@ -5078,10 +5311,10 @@
       </w:tblCellMar>
     </w:tblPr>
   </w:style>
-  <w:style w:type="character" w:customStyle="1" w:styleId="Cabealho3Carter">
-    <w:name w:val="Cabeçalho 3 Caráter"/>
+  <w:style w:type="character" w:customStyle="1" w:styleId="Ttulo3Carter">
+    <w:name w:val="Título 3 Caráter"/>
     <w:basedOn w:val="Tipodeletrapredefinidodopargrafo"/>
-    <w:link w:val="Cabealho3"/>
+    <w:link w:val="Ttulo3"/>
     <w:uiPriority w:val="9"/>
     <w:semiHidden/>
     <w:rsid w:val="00C918A3"/>
